--- a/docs/manuals/คู่มือ-Stock-HL-ผู้ใช้งานทั่วไป.docx
+++ b/docs/manuals/คู่มือ-Stock-HL-ผู้ใช้งานทั่วไป.docx
@@ -6,6 +6,8 @@
       <w:pPr>
         <w:spacing w:before="2000"/>
       </w:pPr>
+      <w:bookmarkStart w:id="0" w:name="_GoBack"/>
+      <w:bookmarkEnd w:id="0"/>
     </w:p>
     <w:p>
       <w:pPr>
@@ -111,26 +113,7 @@
           <w:color w:val="666666"/>
           <w:cs/>
         </w:rPr>
-        <w:t xml:space="preserve">จัดทำเมื่อ </w:t>
-      </w:r>
-      <w:r>
-        <w:rPr>
-          <w:color w:val="666666"/>
-        </w:rPr>
-        <w:t xml:space="preserve">22 </w:t>
-      </w:r>
-      <w:r>
-        <w:rPr>
-          <w:color w:val="666666"/>
-          <w:cs/>
-        </w:rPr>
-        <w:t xml:space="preserve">กันยายน </w:t>
-      </w:r>
-      <w:r>
-        <w:rPr>
-          <w:color w:val="666666"/>
-        </w:rPr>
-        <w:t>2569</w:t>
+        <w:t>ปรับปรุงล่าสุด 6 ตุลาคม 2569</w:t>
       </w:r>
     </w:p>
     <w:p>
@@ -144,8 +127,9 @@
     <w:p>
       <w:pPr>
         <w:pStyle w:val="Heading1"/>
-      </w:pPr>
-      <w:bookmarkStart w:id="0" w:name="_Toc240985627"/>
+        <w:keepNext/>
+      </w:pPr>
+      <w:bookmarkStart w:id="1" w:name="_Toc242174324"/>
       <w:r>
         <w:rPr>
           <w:b/>
@@ -156,7 +140,7 @@
         <w:lastRenderedPageBreak/>
         <w:t>สารบัญ</w:t>
       </w:r>
-      <w:bookmarkEnd w:id="0"/>
+      <w:bookmarkEnd w:id="1"/>
     </w:p>
     <w:sdt>
       <w:sdtPr>
@@ -182,12 +166,45 @@
             <w:fldChar w:fldCharType="begin"/>
           </w:r>
           <w:r>
-            <w:instrText xml:space="preserve"> TOC \o "1-3" \h \z \u </w:instrText>
+            <w:instrText xml:space="preserve"> TOC \o </w:instrText>
+          </w:r>
+          <w:r>
+            <w:rPr>
+              <w:rFonts w:cs="TH Sarabun New"/>
+              <w:szCs w:val="24"/>
+              <w:cs/>
+            </w:rPr>
+            <w:instrText>"</w:instrText>
+          </w:r>
+          <w:r>
+            <w:instrText>1</w:instrText>
+          </w:r>
+          <w:r>
+            <w:rPr>
+              <w:rFonts w:cs="TH Sarabun New"/>
+              <w:szCs w:val="24"/>
+              <w:cs/>
+            </w:rPr>
+            <w:instrText>-</w:instrText>
+          </w:r>
+          <w:r>
+            <w:instrText>3</w:instrText>
+          </w:r>
+          <w:r>
+            <w:rPr>
+              <w:rFonts w:cs="TH Sarabun New"/>
+              <w:szCs w:val="24"/>
+              <w:cs/>
+            </w:rPr>
+            <w:instrText xml:space="preserve">" </w:instrText>
+          </w:r>
+          <w:r>
+            <w:instrText xml:space="preserve">\h \z \u </w:instrText>
           </w:r>
           <w:r>
             <w:fldChar w:fldCharType="separate"/>
           </w:r>
-          <w:hyperlink w:anchor="_Toc240985627" w:history="1">
+          <w:hyperlink w:anchor="_Toc242174324" w:history="1">
             <w:r>
               <w:rPr>
                 <w:rStyle w:val="Hyperlink"/>
@@ -209,7 +226,6 @@
               <w:rPr>
                 <w:rStyle w:val="Hyperlink"/>
                 <w:noProof/>
-                <w:cs/>
               </w:rPr>
               <w:fldChar w:fldCharType="begin"/>
             </w:r>
@@ -218,20 +234,18 @@
                 <w:noProof/>
                 <w:webHidden/>
               </w:rPr>
-              <w:instrText xml:space="preserve"> PAGEREF _Toc240985627 \h </w:instrText>
-            </w:r>
-            <w:r>
-              <w:rPr>
-                <w:rStyle w:val="Hyperlink"/>
-                <w:noProof/>
-                <w:cs/>
-              </w:rPr>
-            </w:r>
-            <w:r>
-              <w:rPr>
-                <w:rStyle w:val="Hyperlink"/>
-                <w:noProof/>
-                <w:cs/>
+              <w:instrText xml:space="preserve"> PAGEREF _Toc242174324 \h </w:instrText>
+            </w:r>
+            <w:r>
+              <w:rPr>
+                <w:rStyle w:val="Hyperlink"/>
+                <w:noProof/>
+              </w:rPr>
+            </w:r>
+            <w:r>
+              <w:rPr>
+                <w:rStyle w:val="Hyperlink"/>
+                <w:noProof/>
               </w:rPr>
               <w:fldChar w:fldCharType="separate"/>
             </w:r>
@@ -246,7 +260,6 @@
               <w:rPr>
                 <w:rStyle w:val="Hyperlink"/>
                 <w:noProof/>
-                <w:cs/>
               </w:rPr>
               <w:fldChar w:fldCharType="end"/>
             </w:r>
@@ -265,7 +278,7 @@
               <w:szCs w:val="28"/>
             </w:rPr>
           </w:pPr>
-          <w:hyperlink w:anchor="_Toc240985628" w:history="1">
+          <w:hyperlink w:anchor="_Toc242174325" w:history="1">
             <w:r>
               <w:rPr>
                 <w:rStyle w:val="Hyperlink"/>
@@ -296,7 +309,6 @@
               <w:rPr>
                 <w:rStyle w:val="Hyperlink"/>
                 <w:noProof/>
-                <w:cs/>
               </w:rPr>
               <w:fldChar w:fldCharType="begin"/>
             </w:r>
@@ -305,20 +317,18 @@
                 <w:noProof/>
                 <w:webHidden/>
               </w:rPr>
-              <w:instrText xml:space="preserve"> PAGEREF _Toc240985628 \h </w:instrText>
-            </w:r>
-            <w:r>
-              <w:rPr>
-                <w:rStyle w:val="Hyperlink"/>
-                <w:noProof/>
-                <w:cs/>
-              </w:rPr>
-            </w:r>
-            <w:r>
-              <w:rPr>
-                <w:rStyle w:val="Hyperlink"/>
-                <w:noProof/>
-                <w:cs/>
+              <w:instrText xml:space="preserve"> PAGEREF _Toc242174325 \h </w:instrText>
+            </w:r>
+            <w:r>
+              <w:rPr>
+                <w:rStyle w:val="Hyperlink"/>
+                <w:noProof/>
+              </w:rPr>
+            </w:r>
+            <w:r>
+              <w:rPr>
+                <w:rStyle w:val="Hyperlink"/>
+                <w:noProof/>
               </w:rPr>
               <w:fldChar w:fldCharType="separate"/>
             </w:r>
@@ -327,13 +337,12 @@
                 <w:noProof/>
                 <w:webHidden/>
               </w:rPr>
-              <w:t>3</w:t>
-            </w:r>
-            <w:r>
-              <w:rPr>
-                <w:rStyle w:val="Hyperlink"/>
-                <w:noProof/>
-                <w:cs/>
+              <w:t>4</w:t>
+            </w:r>
+            <w:r>
+              <w:rPr>
+                <w:rStyle w:val="Hyperlink"/>
+                <w:noProof/>
               </w:rPr>
               <w:fldChar w:fldCharType="end"/>
             </w:r>
@@ -352,7 +361,7 @@
               <w:szCs w:val="28"/>
             </w:rPr>
           </w:pPr>
-          <w:hyperlink w:anchor="_Toc240985629" w:history="1">
+          <w:hyperlink w:anchor="_Toc242174326" w:history="1">
             <w:r>
               <w:rPr>
                 <w:rStyle w:val="Hyperlink"/>
@@ -383,7 +392,6 @@
               <w:rPr>
                 <w:rStyle w:val="Hyperlink"/>
                 <w:noProof/>
-                <w:cs/>
               </w:rPr>
               <w:fldChar w:fldCharType="begin"/>
             </w:r>
@@ -392,20 +400,18 @@
                 <w:noProof/>
                 <w:webHidden/>
               </w:rPr>
-              <w:instrText xml:space="preserve"> PAGEREF _Toc240985629 \h </w:instrText>
-            </w:r>
-            <w:r>
-              <w:rPr>
-                <w:rStyle w:val="Hyperlink"/>
-                <w:noProof/>
-                <w:cs/>
-              </w:rPr>
-            </w:r>
-            <w:r>
-              <w:rPr>
-                <w:rStyle w:val="Hyperlink"/>
-                <w:noProof/>
-                <w:cs/>
+              <w:instrText xml:space="preserve"> PAGEREF _Toc242174326 \h </w:instrText>
+            </w:r>
+            <w:r>
+              <w:rPr>
+                <w:rStyle w:val="Hyperlink"/>
+                <w:noProof/>
+              </w:rPr>
+            </w:r>
+            <w:r>
+              <w:rPr>
+                <w:rStyle w:val="Hyperlink"/>
+                <w:noProof/>
               </w:rPr>
               <w:fldChar w:fldCharType="separate"/>
             </w:r>
@@ -414,13 +420,12 @@
                 <w:noProof/>
                 <w:webHidden/>
               </w:rPr>
-              <w:t>3</w:t>
-            </w:r>
-            <w:r>
-              <w:rPr>
-                <w:rStyle w:val="Hyperlink"/>
-                <w:noProof/>
-                <w:cs/>
+              <w:t>4</w:t>
+            </w:r>
+            <w:r>
+              <w:rPr>
+                <w:rStyle w:val="Hyperlink"/>
+                <w:noProof/>
               </w:rPr>
               <w:fldChar w:fldCharType="end"/>
             </w:r>
@@ -439,7 +444,7 @@
               <w:szCs w:val="28"/>
             </w:rPr>
           </w:pPr>
-          <w:hyperlink w:anchor="_Toc240985630" w:history="1">
+          <w:hyperlink w:anchor="_Toc242174327" w:history="1">
             <w:r>
               <w:rPr>
                 <w:rStyle w:val="Hyperlink"/>
@@ -470,7 +475,6 @@
               <w:rPr>
                 <w:rStyle w:val="Hyperlink"/>
                 <w:noProof/>
-                <w:cs/>
               </w:rPr>
               <w:fldChar w:fldCharType="begin"/>
             </w:r>
@@ -479,20 +483,18 @@
                 <w:noProof/>
                 <w:webHidden/>
               </w:rPr>
-              <w:instrText xml:space="preserve"> PAGEREF _Toc240985630 \h </w:instrText>
-            </w:r>
-            <w:r>
-              <w:rPr>
-                <w:rStyle w:val="Hyperlink"/>
-                <w:noProof/>
-                <w:cs/>
-              </w:rPr>
-            </w:r>
-            <w:r>
-              <w:rPr>
-                <w:rStyle w:val="Hyperlink"/>
-                <w:noProof/>
-                <w:cs/>
+              <w:instrText xml:space="preserve"> PAGEREF _Toc242174327 \h </w:instrText>
+            </w:r>
+            <w:r>
+              <w:rPr>
+                <w:rStyle w:val="Hyperlink"/>
+                <w:noProof/>
+              </w:rPr>
+            </w:r>
+            <w:r>
+              <w:rPr>
+                <w:rStyle w:val="Hyperlink"/>
+                <w:noProof/>
               </w:rPr>
               <w:fldChar w:fldCharType="separate"/>
             </w:r>
@@ -501,13 +503,12 @@
                 <w:noProof/>
                 <w:webHidden/>
               </w:rPr>
-              <w:t>4</w:t>
-            </w:r>
-            <w:r>
-              <w:rPr>
-                <w:rStyle w:val="Hyperlink"/>
-                <w:noProof/>
-                <w:cs/>
+              <w:t>5</w:t>
+            </w:r>
+            <w:r>
+              <w:rPr>
+                <w:rStyle w:val="Hyperlink"/>
+                <w:noProof/>
               </w:rPr>
               <w:fldChar w:fldCharType="end"/>
             </w:r>
@@ -526,7 +527,7 @@
               <w:szCs w:val="28"/>
             </w:rPr>
           </w:pPr>
-          <w:hyperlink w:anchor="_Toc240985631" w:history="1">
+          <w:hyperlink w:anchor="_Toc242174328" w:history="1">
             <w:r>
               <w:rPr>
                 <w:rStyle w:val="Hyperlink"/>
@@ -576,7 +577,6 @@
               <w:rPr>
                 <w:rStyle w:val="Hyperlink"/>
                 <w:noProof/>
-                <w:cs/>
               </w:rPr>
               <w:fldChar w:fldCharType="begin"/>
             </w:r>
@@ -585,20 +585,18 @@
                 <w:noProof/>
                 <w:webHidden/>
               </w:rPr>
-              <w:instrText xml:space="preserve"> PAGEREF _Toc240985631 \h </w:instrText>
-            </w:r>
-            <w:r>
-              <w:rPr>
-                <w:rStyle w:val="Hyperlink"/>
-                <w:noProof/>
-                <w:cs/>
-              </w:rPr>
-            </w:r>
-            <w:r>
-              <w:rPr>
-                <w:rStyle w:val="Hyperlink"/>
-                <w:noProof/>
-                <w:cs/>
+              <w:instrText xml:space="preserve"> PAGEREF _Toc242174328 \h </w:instrText>
+            </w:r>
+            <w:r>
+              <w:rPr>
+                <w:rStyle w:val="Hyperlink"/>
+                <w:noProof/>
+              </w:rPr>
+            </w:r>
+            <w:r>
+              <w:rPr>
+                <w:rStyle w:val="Hyperlink"/>
+                <w:noProof/>
               </w:rPr>
               <w:fldChar w:fldCharType="separate"/>
             </w:r>
@@ -607,13 +605,12 @@
                 <w:noProof/>
                 <w:webHidden/>
               </w:rPr>
-              <w:t>4</w:t>
-            </w:r>
-            <w:r>
-              <w:rPr>
-                <w:rStyle w:val="Hyperlink"/>
-                <w:noProof/>
-                <w:cs/>
+              <w:t>5</w:t>
+            </w:r>
+            <w:r>
+              <w:rPr>
+                <w:rStyle w:val="Hyperlink"/>
+                <w:noProof/>
               </w:rPr>
               <w:fldChar w:fldCharType="end"/>
             </w:r>
@@ -632,7 +629,7 @@
               <w:szCs w:val="28"/>
             </w:rPr>
           </w:pPr>
-          <w:hyperlink w:anchor="_Toc240985632" w:history="1">
+          <w:hyperlink w:anchor="_Toc242174329" w:history="1">
             <w:r>
               <w:rPr>
                 <w:rStyle w:val="Hyperlink"/>
@@ -682,7 +679,6 @@
               <w:rPr>
                 <w:rStyle w:val="Hyperlink"/>
                 <w:noProof/>
-                <w:cs/>
               </w:rPr>
               <w:fldChar w:fldCharType="begin"/>
             </w:r>
@@ -691,20 +687,18 @@
                 <w:noProof/>
                 <w:webHidden/>
               </w:rPr>
-              <w:instrText xml:space="preserve"> PAGEREF _Toc240985632 \h </w:instrText>
-            </w:r>
-            <w:r>
-              <w:rPr>
-                <w:rStyle w:val="Hyperlink"/>
-                <w:noProof/>
-                <w:cs/>
-              </w:rPr>
-            </w:r>
-            <w:r>
-              <w:rPr>
-                <w:rStyle w:val="Hyperlink"/>
-                <w:noProof/>
-                <w:cs/>
+              <w:instrText xml:space="preserve"> PAGEREF _Toc242174329 \h </w:instrText>
+            </w:r>
+            <w:r>
+              <w:rPr>
+                <w:rStyle w:val="Hyperlink"/>
+                <w:noProof/>
+              </w:rPr>
+            </w:r>
+            <w:r>
+              <w:rPr>
+                <w:rStyle w:val="Hyperlink"/>
+                <w:noProof/>
               </w:rPr>
               <w:fldChar w:fldCharType="separate"/>
             </w:r>
@@ -713,13 +707,12 @@
                 <w:noProof/>
                 <w:webHidden/>
               </w:rPr>
-              <w:t>5</w:t>
-            </w:r>
-            <w:r>
-              <w:rPr>
-                <w:rStyle w:val="Hyperlink"/>
-                <w:noProof/>
-                <w:cs/>
+              <w:t>6</w:t>
+            </w:r>
+            <w:r>
+              <w:rPr>
+                <w:rStyle w:val="Hyperlink"/>
+                <w:noProof/>
               </w:rPr>
               <w:fldChar w:fldCharType="end"/>
             </w:r>
@@ -738,7 +731,7 @@
               <w:szCs w:val="28"/>
             </w:rPr>
           </w:pPr>
-          <w:hyperlink w:anchor="_Toc240985633" w:history="1">
+          <w:hyperlink w:anchor="_Toc242174330" w:history="1">
             <w:r>
               <w:rPr>
                 <w:rStyle w:val="Hyperlink"/>
@@ -788,8 +781,109 @@
               <w:rPr>
                 <w:rStyle w:val="Hyperlink"/>
                 <w:noProof/>
+              </w:rPr>
+              <w:fldChar w:fldCharType="begin"/>
+            </w:r>
+            <w:r>
+              <w:rPr>
+                <w:noProof/>
+                <w:webHidden/>
+              </w:rPr>
+              <w:instrText xml:space="preserve"> PAGEREF _Toc242174330 \h </w:instrText>
+            </w:r>
+            <w:r>
+              <w:rPr>
+                <w:rStyle w:val="Hyperlink"/>
+                <w:noProof/>
+              </w:rPr>
+            </w:r>
+            <w:r>
+              <w:rPr>
+                <w:rStyle w:val="Hyperlink"/>
+                <w:noProof/>
+              </w:rPr>
+              <w:fldChar w:fldCharType="separate"/>
+            </w:r>
+            <w:r>
+              <w:rPr>
+                <w:noProof/>
+                <w:webHidden/>
+              </w:rPr>
+              <w:t>6</w:t>
+            </w:r>
+            <w:r>
+              <w:rPr>
+                <w:rStyle w:val="Hyperlink"/>
+                <w:noProof/>
+              </w:rPr>
+              <w:fldChar w:fldCharType="end"/>
+            </w:r>
+          </w:hyperlink>
+        </w:p>
+        <w:p>
+          <w:pPr>
+            <w:pStyle w:val="TOC2"/>
+            <w:tabs>
+              <w:tab w:val="right" w:leader="dot" w:pos="9062"/>
+            </w:tabs>
+            <w:rPr>
+              <w:rFonts w:asciiTheme="minorHAnsi" w:eastAsiaTheme="minorEastAsia" w:hAnsiTheme="minorHAnsi" w:cstheme="minorBidi"/>
+              <w:noProof/>
+              <w:sz w:val="22"/>
+              <w:szCs w:val="28"/>
+            </w:rPr>
+          </w:pPr>
+          <w:hyperlink w:anchor="_Toc242174331" w:history="1">
+            <w:r>
+              <w:rPr>
+                <w:rStyle w:val="Hyperlink"/>
+                <w:b/>
+                <w:bCs/>
+                <w:noProof/>
+              </w:rPr>
+              <w:t>3</w:t>
+            </w:r>
+            <w:r>
+              <w:rPr>
+                <w:rStyle w:val="Hyperlink"/>
+                <w:b/>
+                <w:bCs/>
+                <w:noProof/>
                 <w:cs/>
               </w:rPr>
+              <w:t>.</w:t>
+            </w:r>
+            <w:r>
+              <w:rPr>
+                <w:rStyle w:val="Hyperlink"/>
+                <w:b/>
+                <w:bCs/>
+                <w:noProof/>
+              </w:rPr>
+              <w:t xml:space="preserve">4 </w:t>
+            </w:r>
+            <w:r>
+              <w:rPr>
+                <w:rStyle w:val="Hyperlink"/>
+                <w:b/>
+                <w:bCs/>
+                <w:noProof/>
+                <w:cs/>
+              </w:rPr>
+              <w:t>เบิกวัสดุให้พนักงานใหม่</w:t>
+            </w:r>
+            <w:r>
+              <w:rPr>
+                <w:noProof/>
+                <w:webHidden/>
+              </w:rPr>
+              <w:tab/>
+            </w:r>
+            <w:r>
+              <w:rPr>
+                <w:rStyle w:val="Hyperlink"/>
+                <w:noProof/>
+              </w:rPr>
               <w:fldChar w:fldCharType="begin"/>
             </w:r>
             <w:r>
@@ -797,20 +891,18 @@
                 <w:noProof/>
                 <w:webHidden/>
               </w:rPr>
-              <w:instrText xml:space="preserve"> PAGEREF _Toc240985633 \h </w:instrText>
-            </w:r>
-            <w:r>
-              <w:rPr>
-                <w:rStyle w:val="Hyperlink"/>
-                <w:noProof/>
-                <w:cs/>
-              </w:rPr>
-            </w:r>
-            <w:r>
-              <w:rPr>
-                <w:rStyle w:val="Hyperlink"/>
-                <w:noProof/>
-                <w:cs/>
+              <w:instrText xml:space="preserve"> PAGEREF _Toc242174331 \h </w:instrText>
+            </w:r>
+            <w:r>
+              <w:rPr>
+                <w:rStyle w:val="Hyperlink"/>
+                <w:noProof/>
+              </w:rPr>
+            </w:r>
+            <w:r>
+              <w:rPr>
+                <w:rStyle w:val="Hyperlink"/>
+                <w:noProof/>
               </w:rPr>
               <w:fldChar w:fldCharType="separate"/>
             </w:r>
@@ -819,13 +911,12 @@
                 <w:noProof/>
                 <w:webHidden/>
               </w:rPr>
-              <w:t>5</w:t>
-            </w:r>
-            <w:r>
-              <w:rPr>
-                <w:rStyle w:val="Hyperlink"/>
-                <w:noProof/>
-                <w:cs/>
+              <w:t>7</w:t>
+            </w:r>
+            <w:r>
+              <w:rPr>
+                <w:rStyle w:val="Hyperlink"/>
+                <w:noProof/>
               </w:rPr>
               <w:fldChar w:fldCharType="end"/>
             </w:r>
@@ -844,7 +935,7 @@
               <w:szCs w:val="28"/>
             </w:rPr>
           </w:pPr>
-          <w:hyperlink w:anchor="_Toc240985634" w:history="1">
+          <w:hyperlink w:anchor="_Toc242174332" w:history="1">
             <w:r>
               <w:rPr>
                 <w:rStyle w:val="Hyperlink"/>
@@ -875,7 +966,6 @@
               <w:rPr>
                 <w:rStyle w:val="Hyperlink"/>
                 <w:noProof/>
-                <w:cs/>
               </w:rPr>
               <w:fldChar w:fldCharType="begin"/>
             </w:r>
@@ -884,20 +974,18 @@
                 <w:noProof/>
                 <w:webHidden/>
               </w:rPr>
-              <w:instrText xml:space="preserve"> PAGEREF _Toc240985634 \h </w:instrText>
-            </w:r>
-            <w:r>
-              <w:rPr>
-                <w:rStyle w:val="Hyperlink"/>
-                <w:noProof/>
-                <w:cs/>
-              </w:rPr>
-            </w:r>
-            <w:r>
-              <w:rPr>
-                <w:rStyle w:val="Hyperlink"/>
-                <w:noProof/>
-                <w:cs/>
+              <w:instrText xml:space="preserve"> PAGEREF _Toc242174332 \h </w:instrText>
+            </w:r>
+            <w:r>
+              <w:rPr>
+                <w:rStyle w:val="Hyperlink"/>
+                <w:noProof/>
+              </w:rPr>
+            </w:r>
+            <w:r>
+              <w:rPr>
+                <w:rStyle w:val="Hyperlink"/>
+                <w:noProof/>
               </w:rPr>
               <w:fldChar w:fldCharType="separate"/>
             </w:r>
@@ -906,13 +994,12 @@
                 <w:noProof/>
                 <w:webHidden/>
               </w:rPr>
-              <w:t>6</w:t>
-            </w:r>
-            <w:r>
-              <w:rPr>
-                <w:rStyle w:val="Hyperlink"/>
-                <w:noProof/>
-                <w:cs/>
+              <w:t>9</w:t>
+            </w:r>
+            <w:r>
+              <w:rPr>
+                <w:rStyle w:val="Hyperlink"/>
+                <w:noProof/>
               </w:rPr>
               <w:fldChar w:fldCharType="end"/>
             </w:r>
@@ -931,7 +1018,7 @@
               <w:szCs w:val="28"/>
             </w:rPr>
           </w:pPr>
-          <w:hyperlink w:anchor="_Toc240985635" w:history="1">
+          <w:hyperlink w:anchor="_Toc242174333" w:history="1">
             <w:r>
               <w:rPr>
                 <w:rStyle w:val="Hyperlink"/>
@@ -981,7 +1068,6 @@
               <w:rPr>
                 <w:rStyle w:val="Hyperlink"/>
                 <w:noProof/>
-                <w:cs/>
               </w:rPr>
               <w:fldChar w:fldCharType="begin"/>
             </w:r>
@@ -990,20 +1076,18 @@
                 <w:noProof/>
                 <w:webHidden/>
               </w:rPr>
-              <w:instrText xml:space="preserve"> PAGEREF _Toc240985635 \h </w:instrText>
-            </w:r>
-            <w:r>
-              <w:rPr>
-                <w:rStyle w:val="Hyperlink"/>
-                <w:noProof/>
-                <w:cs/>
-              </w:rPr>
-            </w:r>
-            <w:r>
-              <w:rPr>
-                <w:rStyle w:val="Hyperlink"/>
-                <w:noProof/>
-                <w:cs/>
+              <w:instrText xml:space="preserve"> PAGEREF _Toc242174333 \h </w:instrText>
+            </w:r>
+            <w:r>
+              <w:rPr>
+                <w:rStyle w:val="Hyperlink"/>
+                <w:noProof/>
+              </w:rPr>
+            </w:r>
+            <w:r>
+              <w:rPr>
+                <w:rStyle w:val="Hyperlink"/>
+                <w:noProof/>
               </w:rPr>
               <w:fldChar w:fldCharType="separate"/>
             </w:r>
@@ -1012,13 +1096,12 @@
                 <w:noProof/>
                 <w:webHidden/>
               </w:rPr>
-              <w:t>6</w:t>
-            </w:r>
-            <w:r>
-              <w:rPr>
-                <w:rStyle w:val="Hyperlink"/>
-                <w:noProof/>
-                <w:cs/>
+              <w:t>9</w:t>
+            </w:r>
+            <w:r>
+              <w:rPr>
+                <w:rStyle w:val="Hyperlink"/>
+                <w:noProof/>
               </w:rPr>
               <w:fldChar w:fldCharType="end"/>
             </w:r>
@@ -1037,7 +1120,7 @@
               <w:szCs w:val="28"/>
             </w:rPr>
           </w:pPr>
-          <w:hyperlink w:anchor="_Toc240985636" w:history="1">
+          <w:hyperlink w:anchor="_Toc242174334" w:history="1">
             <w:r>
               <w:rPr>
                 <w:rStyle w:val="Hyperlink"/>
@@ -1087,7 +1170,6 @@
               <w:rPr>
                 <w:rStyle w:val="Hyperlink"/>
                 <w:noProof/>
-                <w:cs/>
               </w:rPr>
               <w:fldChar w:fldCharType="begin"/>
             </w:r>
@@ -1096,20 +1178,18 @@
                 <w:noProof/>
                 <w:webHidden/>
               </w:rPr>
-              <w:instrText xml:space="preserve"> PAGEREF _Toc240985636 \h </w:instrText>
-            </w:r>
-            <w:r>
-              <w:rPr>
-                <w:rStyle w:val="Hyperlink"/>
-                <w:noProof/>
-                <w:cs/>
-              </w:rPr>
-            </w:r>
-            <w:r>
-              <w:rPr>
-                <w:rStyle w:val="Hyperlink"/>
-                <w:noProof/>
-                <w:cs/>
+              <w:instrText xml:space="preserve"> PAGEREF _Toc242174334 \h </w:instrText>
+            </w:r>
+            <w:r>
+              <w:rPr>
+                <w:rStyle w:val="Hyperlink"/>
+                <w:noProof/>
+              </w:rPr>
+            </w:r>
+            <w:r>
+              <w:rPr>
+                <w:rStyle w:val="Hyperlink"/>
+                <w:noProof/>
               </w:rPr>
               <w:fldChar w:fldCharType="separate"/>
             </w:r>
@@ -1118,13 +1198,12 @@
                 <w:noProof/>
                 <w:webHidden/>
               </w:rPr>
-              <w:t>6</w:t>
-            </w:r>
-            <w:r>
-              <w:rPr>
-                <w:rStyle w:val="Hyperlink"/>
-                <w:noProof/>
-                <w:cs/>
+              <w:t>9</w:t>
+            </w:r>
+            <w:r>
+              <w:rPr>
+                <w:rStyle w:val="Hyperlink"/>
+                <w:noProof/>
               </w:rPr>
               <w:fldChar w:fldCharType="end"/>
             </w:r>
@@ -1143,7 +1222,7 @@
               <w:szCs w:val="28"/>
             </w:rPr>
           </w:pPr>
-          <w:hyperlink w:anchor="_Toc240985637" w:history="1">
+          <w:hyperlink w:anchor="_Toc242174335" w:history="1">
             <w:r>
               <w:rPr>
                 <w:rStyle w:val="Hyperlink"/>
@@ -1193,8 +1272,109 @@
               <w:rPr>
                 <w:rStyle w:val="Hyperlink"/>
                 <w:noProof/>
+              </w:rPr>
+              <w:fldChar w:fldCharType="begin"/>
+            </w:r>
+            <w:r>
+              <w:rPr>
+                <w:noProof/>
+                <w:webHidden/>
+              </w:rPr>
+              <w:instrText xml:space="preserve"> PAGEREF _Toc242174335 \h </w:instrText>
+            </w:r>
+            <w:r>
+              <w:rPr>
+                <w:rStyle w:val="Hyperlink"/>
+                <w:noProof/>
+              </w:rPr>
+            </w:r>
+            <w:r>
+              <w:rPr>
+                <w:rStyle w:val="Hyperlink"/>
+                <w:noProof/>
+              </w:rPr>
+              <w:fldChar w:fldCharType="separate"/>
+            </w:r>
+            <w:r>
+              <w:rPr>
+                <w:noProof/>
+                <w:webHidden/>
+              </w:rPr>
+              <w:t>9</w:t>
+            </w:r>
+            <w:r>
+              <w:rPr>
+                <w:rStyle w:val="Hyperlink"/>
+                <w:noProof/>
+              </w:rPr>
+              <w:fldChar w:fldCharType="end"/>
+            </w:r>
+          </w:hyperlink>
+        </w:p>
+        <w:p>
+          <w:pPr>
+            <w:pStyle w:val="TOC2"/>
+            <w:tabs>
+              <w:tab w:val="right" w:leader="dot" w:pos="9062"/>
+            </w:tabs>
+            <w:rPr>
+              <w:rFonts w:asciiTheme="minorHAnsi" w:eastAsiaTheme="minorEastAsia" w:hAnsiTheme="minorHAnsi" w:cstheme="minorBidi"/>
+              <w:noProof/>
+              <w:sz w:val="22"/>
+              <w:szCs w:val="28"/>
+            </w:rPr>
+          </w:pPr>
+          <w:hyperlink w:anchor="_Toc242174336" w:history="1">
+            <w:r>
+              <w:rPr>
+                <w:rStyle w:val="Hyperlink"/>
+                <w:b/>
+                <w:bCs/>
+                <w:noProof/>
+              </w:rPr>
+              <w:t>4</w:t>
+            </w:r>
+            <w:r>
+              <w:rPr>
+                <w:rStyle w:val="Hyperlink"/>
+                <w:b/>
+                <w:bCs/>
+                <w:noProof/>
                 <w:cs/>
               </w:rPr>
+              <w:t>.</w:t>
+            </w:r>
+            <w:r>
+              <w:rPr>
+                <w:rStyle w:val="Hyperlink"/>
+                <w:b/>
+                <w:bCs/>
+                <w:noProof/>
+              </w:rPr>
+              <w:t xml:space="preserve">4 </w:t>
+            </w:r>
+            <w:r>
+              <w:rPr>
+                <w:rStyle w:val="Hyperlink"/>
+                <w:b/>
+                <w:bCs/>
+                <w:noProof/>
+                <w:cs/>
+              </w:rPr>
+              <w:t>ติดตามใบเบิกพนักงานใหม่</w:t>
+            </w:r>
+            <w:r>
+              <w:rPr>
+                <w:noProof/>
+                <w:webHidden/>
+              </w:rPr>
+              <w:tab/>
+            </w:r>
+            <w:r>
+              <w:rPr>
+                <w:rStyle w:val="Hyperlink"/>
+                <w:noProof/>
+              </w:rPr>
               <w:fldChar w:fldCharType="begin"/>
             </w:r>
             <w:r>
@@ -1202,20 +1382,18 @@
                 <w:noProof/>
                 <w:webHidden/>
               </w:rPr>
-              <w:instrText xml:space="preserve"> PAGEREF _Toc240985637 \h </w:instrText>
-            </w:r>
-            <w:r>
-              <w:rPr>
-                <w:rStyle w:val="Hyperlink"/>
-                <w:noProof/>
-                <w:cs/>
-              </w:rPr>
-            </w:r>
-            <w:r>
-              <w:rPr>
-                <w:rStyle w:val="Hyperlink"/>
-                <w:noProof/>
-                <w:cs/>
+              <w:instrText xml:space="preserve"> PAGEREF _Toc242174336 \h </w:instrText>
+            </w:r>
+            <w:r>
+              <w:rPr>
+                <w:rStyle w:val="Hyperlink"/>
+                <w:noProof/>
+              </w:rPr>
+            </w:r>
+            <w:r>
+              <w:rPr>
+                <w:rStyle w:val="Hyperlink"/>
+                <w:noProof/>
               </w:rPr>
               <w:fldChar w:fldCharType="separate"/>
             </w:r>
@@ -1224,13 +1402,12 @@
                 <w:noProof/>
                 <w:webHidden/>
               </w:rPr>
-              <w:t>6</w:t>
-            </w:r>
-            <w:r>
-              <w:rPr>
-                <w:rStyle w:val="Hyperlink"/>
-                <w:noProof/>
-                <w:cs/>
+              <w:t>10</w:t>
+            </w:r>
+            <w:r>
+              <w:rPr>
+                <w:rStyle w:val="Hyperlink"/>
+                <w:noProof/>
               </w:rPr>
               <w:fldChar w:fldCharType="end"/>
             </w:r>
@@ -1249,7 +1426,7 @@
               <w:szCs w:val="28"/>
             </w:rPr>
           </w:pPr>
-          <w:hyperlink w:anchor="_Toc240985638" w:history="1">
+          <w:hyperlink w:anchor="_Toc242174337" w:history="1">
             <w:r>
               <w:rPr>
                 <w:rStyle w:val="Hyperlink"/>
@@ -1280,7 +1457,6 @@
               <w:rPr>
                 <w:rStyle w:val="Hyperlink"/>
                 <w:noProof/>
-                <w:cs/>
               </w:rPr>
               <w:fldChar w:fldCharType="begin"/>
             </w:r>
@@ -1289,20 +1465,18 @@
                 <w:noProof/>
                 <w:webHidden/>
               </w:rPr>
-              <w:instrText xml:space="preserve"> PAGEREF _Toc240985638 \h </w:instrText>
-            </w:r>
-            <w:r>
-              <w:rPr>
-                <w:rStyle w:val="Hyperlink"/>
-                <w:noProof/>
-                <w:cs/>
-              </w:rPr>
-            </w:r>
-            <w:r>
-              <w:rPr>
-                <w:rStyle w:val="Hyperlink"/>
-                <w:noProof/>
-                <w:cs/>
+              <w:instrText xml:space="preserve"> PAGEREF _Toc242174337 \h </w:instrText>
+            </w:r>
+            <w:r>
+              <w:rPr>
+                <w:rStyle w:val="Hyperlink"/>
+                <w:noProof/>
+              </w:rPr>
+            </w:r>
+            <w:r>
+              <w:rPr>
+                <w:rStyle w:val="Hyperlink"/>
+                <w:noProof/>
               </w:rPr>
               <w:fldChar w:fldCharType="separate"/>
             </w:r>
@@ -1311,13 +1485,12 @@
                 <w:noProof/>
                 <w:webHidden/>
               </w:rPr>
-              <w:t>8</w:t>
-            </w:r>
-            <w:r>
-              <w:rPr>
-                <w:rStyle w:val="Hyperlink"/>
-                <w:noProof/>
-                <w:cs/>
+              <w:t>11</w:t>
+            </w:r>
+            <w:r>
+              <w:rPr>
+                <w:rStyle w:val="Hyperlink"/>
+                <w:noProof/>
               </w:rPr>
               <w:fldChar w:fldCharType="end"/>
             </w:r>
@@ -1336,7 +1509,7 @@
               <w:szCs w:val="28"/>
             </w:rPr>
           </w:pPr>
-          <w:hyperlink w:anchor="_Toc240985639" w:history="1">
+          <w:hyperlink w:anchor="_Toc242174338" w:history="1">
             <w:r>
               <w:rPr>
                 <w:rStyle w:val="Hyperlink"/>
@@ -1367,8 +1540,90 @@
               <w:rPr>
                 <w:rStyle w:val="Hyperlink"/>
                 <w:noProof/>
+              </w:rPr>
+              <w:fldChar w:fldCharType="begin"/>
+            </w:r>
+            <w:r>
+              <w:rPr>
+                <w:noProof/>
+                <w:webHidden/>
+              </w:rPr>
+              <w:instrText xml:space="preserve"> PAGEREF _Toc242174338 \h </w:instrText>
+            </w:r>
+            <w:r>
+              <w:rPr>
+                <w:rStyle w:val="Hyperlink"/>
+                <w:noProof/>
+              </w:rPr>
+            </w:r>
+            <w:r>
+              <w:rPr>
+                <w:rStyle w:val="Hyperlink"/>
+                <w:noProof/>
+              </w:rPr>
+              <w:fldChar w:fldCharType="separate"/>
+            </w:r>
+            <w:r>
+              <w:rPr>
+                <w:noProof/>
+                <w:webHidden/>
+              </w:rPr>
+              <w:t>13</w:t>
+            </w:r>
+            <w:r>
+              <w:rPr>
+                <w:rStyle w:val="Hyperlink"/>
+                <w:noProof/>
+              </w:rPr>
+              <w:fldChar w:fldCharType="end"/>
+            </w:r>
+          </w:hyperlink>
+        </w:p>
+        <w:p>
+          <w:pPr>
+            <w:pStyle w:val="TOC2"/>
+            <w:tabs>
+              <w:tab w:val="right" w:leader="dot" w:pos="9062"/>
+            </w:tabs>
+            <w:rPr>
+              <w:rFonts w:asciiTheme="minorHAnsi" w:eastAsiaTheme="minorEastAsia" w:hAnsiTheme="minorHAnsi" w:cstheme="minorBidi"/>
+              <w:noProof/>
+              <w:sz w:val="22"/>
+              <w:szCs w:val="28"/>
+            </w:rPr>
+          </w:pPr>
+          <w:hyperlink w:anchor="_Toc242174339" w:history="1">
+            <w:r>
+              <w:rPr>
+                <w:rStyle w:val="Hyperlink"/>
+                <w:b/>
+                <w:bCs/>
+                <w:noProof/>
+              </w:rPr>
+              <w:t xml:space="preserve">6.1 </w:t>
+            </w:r>
+            <w:r>
+              <w:rPr>
+                <w:rStyle w:val="Hyperlink"/>
+                <w:b/>
+                <w:bCs/>
+                <w:noProof/>
                 <w:cs/>
               </w:rPr>
+              <w:t>การแจ้งเตือน</w:t>
+            </w:r>
+            <w:r>
+              <w:rPr>
+                <w:noProof/>
+                <w:webHidden/>
+              </w:rPr>
+              <w:tab/>
+            </w:r>
+            <w:r>
+              <w:rPr>
+                <w:rStyle w:val="Hyperlink"/>
+                <w:noProof/>
+              </w:rPr>
               <w:fldChar w:fldCharType="begin"/>
             </w:r>
             <w:r>
@@ -1376,21 +1631,185 @@
                 <w:noProof/>
                 <w:webHidden/>
               </w:rPr>
-              <w:instrText xml:space="preserve"> PAGEREF _Toc240985639 \h </w:instrText>
-            </w:r>
-            <w:r>
-              <w:rPr>
-                <w:rStyle w:val="Hyperlink"/>
+              <w:instrText xml:space="preserve"> PAGEREF _Toc242174339 \h </w:instrText>
+            </w:r>
+            <w:r>
+              <w:rPr>
+                <w:rStyle w:val="Hyperlink"/>
+                <w:noProof/>
+              </w:rPr>
+            </w:r>
+            <w:r>
+              <w:rPr>
+                <w:rStyle w:val="Hyperlink"/>
+                <w:noProof/>
+              </w:rPr>
+              <w:fldChar w:fldCharType="separate"/>
+            </w:r>
+            <w:r>
+              <w:rPr>
+                <w:noProof/>
+                <w:webHidden/>
+              </w:rPr>
+              <w:t>13</w:t>
+            </w:r>
+            <w:r>
+              <w:rPr>
+                <w:rStyle w:val="Hyperlink"/>
+                <w:noProof/>
+              </w:rPr>
+              <w:fldChar w:fldCharType="end"/>
+            </w:r>
+          </w:hyperlink>
+        </w:p>
+        <w:p>
+          <w:pPr>
+            <w:pStyle w:val="TOC2"/>
+            <w:tabs>
+              <w:tab w:val="right" w:leader="dot" w:pos="9062"/>
+            </w:tabs>
+            <w:rPr>
+              <w:rFonts w:asciiTheme="minorHAnsi" w:eastAsiaTheme="minorEastAsia" w:hAnsiTheme="minorHAnsi" w:cstheme="minorBidi"/>
+              <w:noProof/>
+              <w:sz w:val="22"/>
+              <w:szCs w:val="28"/>
+            </w:rPr>
+          </w:pPr>
+          <w:hyperlink w:anchor="_Toc242174340" w:history="1">
+            <w:r>
+              <w:rPr>
+                <w:rStyle w:val="Hyperlink"/>
+                <w:b/>
+                <w:bCs/>
+                <w:noProof/>
+              </w:rPr>
+              <w:t xml:space="preserve">6.2 </w:t>
+            </w:r>
+            <w:r>
+              <w:rPr>
+                <w:rStyle w:val="Hyperlink"/>
+                <w:b/>
+                <w:bCs/>
                 <w:noProof/>
                 <w:cs/>
               </w:rPr>
-            </w:r>
-            <w:r>
-              <w:rPr>
-                <w:rStyle w:val="Hyperlink"/>
+              <w:t>เปลี่ยนรหัสผ่าน</w:t>
+            </w:r>
+            <w:r>
+              <w:rPr>
+                <w:noProof/>
+                <w:webHidden/>
+              </w:rPr>
+              <w:tab/>
+            </w:r>
+            <w:r>
+              <w:rPr>
+                <w:rStyle w:val="Hyperlink"/>
+                <w:noProof/>
+              </w:rPr>
+              <w:fldChar w:fldCharType="begin"/>
+            </w:r>
+            <w:r>
+              <w:rPr>
+                <w:noProof/>
+                <w:webHidden/>
+              </w:rPr>
+              <w:instrText xml:space="preserve"> PAGEREF _Toc242174340 \h </w:instrText>
+            </w:r>
+            <w:r>
+              <w:rPr>
+                <w:rStyle w:val="Hyperlink"/>
+                <w:noProof/>
+              </w:rPr>
+            </w:r>
+            <w:r>
+              <w:rPr>
+                <w:rStyle w:val="Hyperlink"/>
+                <w:noProof/>
+              </w:rPr>
+              <w:fldChar w:fldCharType="separate"/>
+            </w:r>
+            <w:r>
+              <w:rPr>
+                <w:noProof/>
+                <w:webHidden/>
+              </w:rPr>
+              <w:t>14</w:t>
+            </w:r>
+            <w:r>
+              <w:rPr>
+                <w:rStyle w:val="Hyperlink"/>
+                <w:noProof/>
+              </w:rPr>
+              <w:fldChar w:fldCharType="end"/>
+            </w:r>
+          </w:hyperlink>
+        </w:p>
+        <w:p>
+          <w:pPr>
+            <w:pStyle w:val="TOC2"/>
+            <w:tabs>
+              <w:tab w:val="right" w:leader="dot" w:pos="9062"/>
+            </w:tabs>
+            <w:rPr>
+              <w:rFonts w:asciiTheme="minorHAnsi" w:eastAsiaTheme="minorEastAsia" w:hAnsiTheme="minorHAnsi" w:cstheme="minorBidi"/>
+              <w:noProof/>
+              <w:sz w:val="22"/>
+              <w:szCs w:val="28"/>
+            </w:rPr>
+          </w:pPr>
+          <w:hyperlink w:anchor="_Toc242174341" w:history="1">
+            <w:r>
+              <w:rPr>
+                <w:rStyle w:val="Hyperlink"/>
+                <w:b/>
+                <w:bCs/>
+                <w:noProof/>
+              </w:rPr>
+              <w:t xml:space="preserve">6.3 </w:t>
+            </w:r>
+            <w:r>
+              <w:rPr>
+                <w:rStyle w:val="Hyperlink"/>
+                <w:b/>
+                <w:bCs/>
                 <w:noProof/>
                 <w:cs/>
               </w:rPr>
+              <w:t>ขนาดตัวอักษร</w:t>
+            </w:r>
+            <w:r>
+              <w:rPr>
+                <w:noProof/>
+                <w:webHidden/>
+              </w:rPr>
+              <w:tab/>
+            </w:r>
+            <w:r>
+              <w:rPr>
+                <w:rStyle w:val="Hyperlink"/>
+                <w:noProof/>
+              </w:rPr>
+              <w:fldChar w:fldCharType="begin"/>
+            </w:r>
+            <w:r>
+              <w:rPr>
+                <w:noProof/>
+                <w:webHidden/>
+              </w:rPr>
+              <w:instrText xml:space="preserve"> PAGEREF _Toc242174341 \h </w:instrText>
+            </w:r>
+            <w:r>
+              <w:rPr>
+                <w:rStyle w:val="Hyperlink"/>
+                <w:noProof/>
+              </w:rPr>
+            </w:r>
+            <w:r>
+              <w:rPr>
+                <w:rStyle w:val="Hyperlink"/>
+                <w:noProof/>
+              </w:rPr>
               <w:fldChar w:fldCharType="separate"/>
             </w:r>
             <w:r>
@@ -1398,13 +1817,12 @@
                 <w:noProof/>
                 <w:webHidden/>
               </w:rPr>
-              <w:t>10</w:t>
-            </w:r>
-            <w:r>
-              <w:rPr>
-                <w:rStyle w:val="Hyperlink"/>
-                <w:noProof/>
-                <w:cs/>
+              <w:t>15</w:t>
+            </w:r>
+            <w:r>
+              <w:rPr>
+                <w:rStyle w:val="Hyperlink"/>
+                <w:noProof/>
               </w:rPr>
               <w:fldChar w:fldCharType="end"/>
             </w:r>
@@ -1423,7 +1841,7 @@
               <w:szCs w:val="28"/>
             </w:rPr>
           </w:pPr>
-          <w:hyperlink w:anchor="_Toc240985640" w:history="1">
+          <w:hyperlink w:anchor="_Toc242174342" w:history="1">
             <w:r>
               <w:rPr>
                 <w:rStyle w:val="Hyperlink"/>
@@ -1473,7 +1891,6 @@
               <w:rPr>
                 <w:rStyle w:val="Hyperlink"/>
                 <w:noProof/>
-                <w:cs/>
               </w:rPr>
               <w:fldChar w:fldCharType="begin"/>
             </w:r>
@@ -1482,20 +1899,18 @@
                 <w:noProof/>
                 <w:webHidden/>
               </w:rPr>
-              <w:instrText xml:space="preserve"> PAGEREF _Toc240985640 \h </w:instrText>
-            </w:r>
-            <w:r>
-              <w:rPr>
-                <w:rStyle w:val="Hyperlink"/>
-                <w:noProof/>
-                <w:cs/>
-              </w:rPr>
-            </w:r>
-            <w:r>
-              <w:rPr>
-                <w:rStyle w:val="Hyperlink"/>
-                <w:noProof/>
-                <w:cs/>
+              <w:instrText xml:space="preserve"> PAGEREF _Toc242174342 \h </w:instrText>
+            </w:r>
+            <w:r>
+              <w:rPr>
+                <w:rStyle w:val="Hyperlink"/>
+                <w:noProof/>
+              </w:rPr>
+            </w:r>
+            <w:r>
+              <w:rPr>
+                <w:rStyle w:val="Hyperlink"/>
+                <w:noProof/>
               </w:rPr>
               <w:fldChar w:fldCharType="separate"/>
             </w:r>
@@ -1504,13 +1919,12 @@
                 <w:noProof/>
                 <w:webHidden/>
               </w:rPr>
-              <w:t>11</w:t>
-            </w:r>
-            <w:r>
-              <w:rPr>
-                <w:rStyle w:val="Hyperlink"/>
-                <w:noProof/>
-                <w:cs/>
+              <w:t>17</w:t>
+            </w:r>
+            <w:r>
+              <w:rPr>
+                <w:rStyle w:val="Hyperlink"/>
+                <w:noProof/>
               </w:rPr>
               <w:fldChar w:fldCharType="end"/>
             </w:r>
@@ -1529,7 +1943,7 @@
               <w:szCs w:val="28"/>
             </w:rPr>
           </w:pPr>
-          <w:hyperlink w:anchor="_Toc240985641" w:history="1">
+          <w:hyperlink w:anchor="_Toc242174343" w:history="1">
             <w:r>
               <w:rPr>
                 <w:rStyle w:val="Hyperlink"/>
@@ -1560,7 +1974,6 @@
               <w:rPr>
                 <w:rStyle w:val="Hyperlink"/>
                 <w:noProof/>
-                <w:cs/>
               </w:rPr>
               <w:fldChar w:fldCharType="begin"/>
             </w:r>
@@ -1569,20 +1982,18 @@
                 <w:noProof/>
                 <w:webHidden/>
               </w:rPr>
-              <w:instrText xml:space="preserve"> PAGEREF _Toc240985641 \h </w:instrText>
-            </w:r>
-            <w:r>
-              <w:rPr>
-                <w:rStyle w:val="Hyperlink"/>
-                <w:noProof/>
-                <w:cs/>
-              </w:rPr>
-            </w:r>
-            <w:r>
-              <w:rPr>
-                <w:rStyle w:val="Hyperlink"/>
-                <w:noProof/>
-                <w:cs/>
+              <w:instrText xml:space="preserve"> PAGEREF _Toc242174343 \h </w:instrText>
+            </w:r>
+            <w:r>
+              <w:rPr>
+                <w:rStyle w:val="Hyperlink"/>
+                <w:noProof/>
+              </w:rPr>
+            </w:r>
+            <w:r>
+              <w:rPr>
+                <w:rStyle w:val="Hyperlink"/>
+                <w:noProof/>
               </w:rPr>
               <w:fldChar w:fldCharType="separate"/>
             </w:r>
@@ -1591,13 +2002,12 @@
                 <w:noProof/>
                 <w:webHidden/>
               </w:rPr>
-              <w:t>11</w:t>
-            </w:r>
-            <w:r>
-              <w:rPr>
-                <w:rStyle w:val="Hyperlink"/>
-                <w:noProof/>
-                <w:cs/>
+              <w:t>17</w:t>
+            </w:r>
+            <w:r>
+              <w:rPr>
+                <w:rStyle w:val="Hyperlink"/>
+                <w:noProof/>
               </w:rPr>
               <w:fldChar w:fldCharType="end"/>
             </w:r>
@@ -1616,7 +2026,7 @@
               <w:szCs w:val="28"/>
             </w:rPr>
           </w:pPr>
-          <w:hyperlink w:anchor="_Toc240985642" w:history="1">
+          <w:hyperlink w:anchor="_Toc242174344" w:history="1">
             <w:r>
               <w:rPr>
                 <w:rStyle w:val="Hyperlink"/>
@@ -1647,7 +2057,6 @@
               <w:rPr>
                 <w:rStyle w:val="Hyperlink"/>
                 <w:noProof/>
-                <w:cs/>
               </w:rPr>
               <w:fldChar w:fldCharType="begin"/>
             </w:r>
@@ -1656,20 +2065,18 @@
                 <w:noProof/>
                 <w:webHidden/>
               </w:rPr>
-              <w:instrText xml:space="preserve"> PAGEREF _Toc240985642 \h </w:instrText>
-            </w:r>
-            <w:r>
-              <w:rPr>
-                <w:rStyle w:val="Hyperlink"/>
-                <w:noProof/>
-                <w:cs/>
-              </w:rPr>
-            </w:r>
-            <w:r>
-              <w:rPr>
-                <w:rStyle w:val="Hyperlink"/>
-                <w:noProof/>
-                <w:cs/>
+              <w:instrText xml:space="preserve"> PAGEREF _Toc242174344 \h </w:instrText>
+            </w:r>
+            <w:r>
+              <w:rPr>
+                <w:rStyle w:val="Hyperlink"/>
+                <w:noProof/>
+              </w:rPr>
+            </w:r>
+            <w:r>
+              <w:rPr>
+                <w:rStyle w:val="Hyperlink"/>
+                <w:noProof/>
               </w:rPr>
               <w:fldChar w:fldCharType="separate"/>
             </w:r>
@@ -1678,13 +2085,12 @@
                 <w:noProof/>
                 <w:webHidden/>
               </w:rPr>
-              <w:t>11</w:t>
-            </w:r>
-            <w:r>
-              <w:rPr>
-                <w:rStyle w:val="Hyperlink"/>
-                <w:noProof/>
-                <w:cs/>
+              <w:t>17</w:t>
+            </w:r>
+            <w:r>
+              <w:rPr>
+                <w:rStyle w:val="Hyperlink"/>
+                <w:noProof/>
               </w:rPr>
               <w:fldChar w:fldCharType="end"/>
             </w:r>
@@ -1703,7 +2109,7 @@
               <w:szCs w:val="28"/>
             </w:rPr>
           </w:pPr>
-          <w:hyperlink w:anchor="_Toc240985643" w:history="1">
+          <w:hyperlink w:anchor="_Toc242174345" w:history="1">
             <w:r>
               <w:rPr>
                 <w:rStyle w:val="Hyperlink"/>
@@ -1734,7 +2140,6 @@
               <w:rPr>
                 <w:rStyle w:val="Hyperlink"/>
                 <w:noProof/>
-                <w:cs/>
               </w:rPr>
               <w:fldChar w:fldCharType="begin"/>
             </w:r>
@@ -1743,20 +2148,18 @@
                 <w:noProof/>
                 <w:webHidden/>
               </w:rPr>
-              <w:instrText xml:space="preserve"> PAGEREF _Toc240985643 \h </w:instrText>
-            </w:r>
-            <w:r>
-              <w:rPr>
-                <w:rStyle w:val="Hyperlink"/>
-                <w:noProof/>
-                <w:cs/>
-              </w:rPr>
-            </w:r>
-            <w:r>
-              <w:rPr>
-                <w:rStyle w:val="Hyperlink"/>
-                <w:noProof/>
-                <w:cs/>
+              <w:instrText xml:space="preserve"> PAGEREF _Toc242174345 \h </w:instrText>
+            </w:r>
+            <w:r>
+              <w:rPr>
+                <w:rStyle w:val="Hyperlink"/>
+                <w:noProof/>
+              </w:rPr>
+            </w:r>
+            <w:r>
+              <w:rPr>
+                <w:rStyle w:val="Hyperlink"/>
+                <w:noProof/>
               </w:rPr>
               <w:fldChar w:fldCharType="separate"/>
             </w:r>
@@ -1765,13 +2168,12 @@
                 <w:noProof/>
                 <w:webHidden/>
               </w:rPr>
-              <w:t>11</w:t>
-            </w:r>
-            <w:r>
-              <w:rPr>
-                <w:rStyle w:val="Hyperlink"/>
-                <w:noProof/>
-                <w:cs/>
+              <w:t>17</w:t>
+            </w:r>
+            <w:r>
+              <w:rPr>
+                <w:rStyle w:val="Hyperlink"/>
+                <w:noProof/>
               </w:rPr>
               <w:fldChar w:fldCharType="end"/>
             </w:r>
@@ -1790,7 +2192,7 @@
               <w:szCs w:val="28"/>
             </w:rPr>
           </w:pPr>
-          <w:hyperlink w:anchor="_Toc240985644" w:history="1">
+          <w:hyperlink w:anchor="_Toc242174346" w:history="1">
             <w:r>
               <w:rPr>
                 <w:rStyle w:val="Hyperlink"/>
@@ -1821,7 +2223,6 @@
               <w:rPr>
                 <w:rStyle w:val="Hyperlink"/>
                 <w:noProof/>
-                <w:cs/>
               </w:rPr>
               <w:fldChar w:fldCharType="begin"/>
             </w:r>
@@ -1830,20 +2231,18 @@
                 <w:noProof/>
                 <w:webHidden/>
               </w:rPr>
-              <w:instrText xml:space="preserve"> PAGEREF _Toc240985644 \h </w:instrText>
-            </w:r>
-            <w:r>
-              <w:rPr>
-                <w:rStyle w:val="Hyperlink"/>
-                <w:noProof/>
-                <w:cs/>
-              </w:rPr>
-            </w:r>
-            <w:r>
-              <w:rPr>
-                <w:rStyle w:val="Hyperlink"/>
-                <w:noProof/>
-                <w:cs/>
+              <w:instrText xml:space="preserve"> PAGEREF _Toc242174346 \h </w:instrText>
+            </w:r>
+            <w:r>
+              <w:rPr>
+                <w:rStyle w:val="Hyperlink"/>
+                <w:noProof/>
+              </w:rPr>
+            </w:r>
+            <w:r>
+              <w:rPr>
+                <w:rStyle w:val="Hyperlink"/>
+                <w:noProof/>
               </w:rPr>
               <w:fldChar w:fldCharType="separate"/>
             </w:r>
@@ -1852,13 +2251,12 @@
                 <w:noProof/>
                 <w:webHidden/>
               </w:rPr>
-              <w:t>11</w:t>
-            </w:r>
-            <w:r>
-              <w:rPr>
-                <w:rStyle w:val="Hyperlink"/>
-                <w:noProof/>
-                <w:cs/>
+              <w:t>17</w:t>
+            </w:r>
+            <w:r>
+              <w:rPr>
+                <w:rStyle w:val="Hyperlink"/>
+                <w:noProof/>
               </w:rPr>
               <w:fldChar w:fldCharType="end"/>
             </w:r>
@@ -1877,7 +2275,7 @@
               <w:szCs w:val="28"/>
             </w:rPr>
           </w:pPr>
-          <w:hyperlink w:anchor="_Toc240985645" w:history="1">
+          <w:hyperlink w:anchor="_Toc242174347" w:history="1">
             <w:r>
               <w:rPr>
                 <w:rStyle w:val="Hyperlink"/>
@@ -1908,7 +2306,6 @@
               <w:rPr>
                 <w:rStyle w:val="Hyperlink"/>
                 <w:noProof/>
-                <w:cs/>
               </w:rPr>
               <w:fldChar w:fldCharType="begin"/>
             </w:r>
@@ -1917,20 +2314,18 @@
                 <w:noProof/>
                 <w:webHidden/>
               </w:rPr>
-              <w:instrText xml:space="preserve"> PAGEREF _Toc240985645 \h </w:instrText>
-            </w:r>
-            <w:r>
-              <w:rPr>
-                <w:rStyle w:val="Hyperlink"/>
-                <w:noProof/>
-                <w:cs/>
-              </w:rPr>
-            </w:r>
-            <w:r>
-              <w:rPr>
-                <w:rStyle w:val="Hyperlink"/>
-                <w:noProof/>
-                <w:cs/>
+              <w:instrText xml:space="preserve"> PAGEREF _Toc242174347 \h </w:instrText>
+            </w:r>
+            <w:r>
+              <w:rPr>
+                <w:rStyle w:val="Hyperlink"/>
+                <w:noProof/>
+              </w:rPr>
+            </w:r>
+            <w:r>
+              <w:rPr>
+                <w:rStyle w:val="Hyperlink"/>
+                <w:noProof/>
               </w:rPr>
               <w:fldChar w:fldCharType="separate"/>
             </w:r>
@@ -1939,13 +2334,12 @@
                 <w:noProof/>
                 <w:webHidden/>
               </w:rPr>
-              <w:t>11</w:t>
-            </w:r>
-            <w:r>
-              <w:rPr>
-                <w:rStyle w:val="Hyperlink"/>
-                <w:noProof/>
-                <w:cs/>
+              <w:t>17</w:t>
+            </w:r>
+            <w:r>
+              <w:rPr>
+                <w:rStyle w:val="Hyperlink"/>
+                <w:noProof/>
               </w:rPr>
               <w:fldChar w:fldCharType="end"/>
             </w:r>
@@ -1964,7 +2358,7 @@
               <w:szCs w:val="28"/>
             </w:rPr>
           </w:pPr>
-          <w:hyperlink w:anchor="_Toc240985646" w:history="1">
+          <w:hyperlink w:anchor="_Toc242174348" w:history="1">
             <w:r>
               <w:rPr>
                 <w:rStyle w:val="Hyperlink"/>
@@ -1995,7 +2389,6 @@
               <w:rPr>
                 <w:rStyle w:val="Hyperlink"/>
                 <w:noProof/>
-                <w:cs/>
               </w:rPr>
               <w:fldChar w:fldCharType="begin"/>
             </w:r>
@@ -2004,20 +2397,18 @@
                 <w:noProof/>
                 <w:webHidden/>
               </w:rPr>
-              <w:instrText xml:space="preserve"> PAGEREF _Toc240985646 \h </w:instrText>
-            </w:r>
-            <w:r>
-              <w:rPr>
-                <w:rStyle w:val="Hyperlink"/>
-                <w:noProof/>
-                <w:cs/>
-              </w:rPr>
-            </w:r>
-            <w:r>
-              <w:rPr>
-                <w:rStyle w:val="Hyperlink"/>
-                <w:noProof/>
-                <w:cs/>
+              <w:instrText xml:space="preserve"> PAGEREF _Toc242174348 \h </w:instrText>
+            </w:r>
+            <w:r>
+              <w:rPr>
+                <w:rStyle w:val="Hyperlink"/>
+                <w:noProof/>
+              </w:rPr>
+            </w:r>
+            <w:r>
+              <w:rPr>
+                <w:rStyle w:val="Hyperlink"/>
+                <w:noProof/>
               </w:rPr>
               <w:fldChar w:fldCharType="separate"/>
             </w:r>
@@ -2026,13 +2417,12 @@
                 <w:noProof/>
                 <w:webHidden/>
               </w:rPr>
-              <w:t>11</w:t>
-            </w:r>
-            <w:r>
-              <w:rPr>
-                <w:rStyle w:val="Hyperlink"/>
-                <w:noProof/>
-                <w:cs/>
+              <w:t>17</w:t>
+            </w:r>
+            <w:r>
+              <w:rPr>
+                <w:rStyle w:val="Hyperlink"/>
+                <w:noProof/>
               </w:rPr>
               <w:fldChar w:fldCharType="end"/>
             </w:r>
@@ -2051,7 +2441,7 @@
               <w:szCs w:val="28"/>
             </w:rPr>
           </w:pPr>
-          <w:hyperlink w:anchor="_Toc240985647" w:history="1">
+          <w:hyperlink w:anchor="_Toc242174349" w:history="1">
             <w:r>
               <w:rPr>
                 <w:rStyle w:val="Hyperlink"/>
@@ -2082,7 +2472,6 @@
               <w:rPr>
                 <w:rStyle w:val="Hyperlink"/>
                 <w:noProof/>
-                <w:cs/>
               </w:rPr>
               <w:fldChar w:fldCharType="begin"/>
             </w:r>
@@ -2091,20 +2480,18 @@
                 <w:noProof/>
                 <w:webHidden/>
               </w:rPr>
-              <w:instrText xml:space="preserve"> PAGEREF _Toc240985647 \h </w:instrText>
-            </w:r>
-            <w:r>
-              <w:rPr>
-                <w:rStyle w:val="Hyperlink"/>
-                <w:noProof/>
-                <w:cs/>
-              </w:rPr>
-            </w:r>
-            <w:r>
-              <w:rPr>
-                <w:rStyle w:val="Hyperlink"/>
-                <w:noProof/>
-                <w:cs/>
+              <w:instrText xml:space="preserve"> PAGEREF _Toc242174349 \h </w:instrText>
+            </w:r>
+            <w:r>
+              <w:rPr>
+                <w:rStyle w:val="Hyperlink"/>
+                <w:noProof/>
+              </w:rPr>
+            </w:r>
+            <w:r>
+              <w:rPr>
+                <w:rStyle w:val="Hyperlink"/>
+                <w:noProof/>
               </w:rPr>
               <w:fldChar w:fldCharType="separate"/>
             </w:r>
@@ -2113,13 +2500,12 @@
                 <w:noProof/>
                 <w:webHidden/>
               </w:rPr>
-              <w:t>11</w:t>
-            </w:r>
-            <w:r>
-              <w:rPr>
-                <w:rStyle w:val="Hyperlink"/>
-                <w:noProof/>
-                <w:cs/>
+              <w:t>17</w:t>
+            </w:r>
+            <w:r>
+              <w:rPr>
+                <w:rStyle w:val="Hyperlink"/>
+                <w:noProof/>
               </w:rPr>
               <w:fldChar w:fldCharType="end"/>
             </w:r>
@@ -2138,7 +2524,7 @@
               <w:szCs w:val="28"/>
             </w:rPr>
           </w:pPr>
-          <w:hyperlink w:anchor="_Toc240985648" w:history="1">
+          <w:hyperlink w:anchor="_Toc242174350" w:history="1">
             <w:r>
               <w:rPr>
                 <w:rStyle w:val="Hyperlink"/>
@@ -2169,8 +2555,90 @@
               <w:rPr>
                 <w:rStyle w:val="Hyperlink"/>
                 <w:noProof/>
+              </w:rPr>
+              <w:fldChar w:fldCharType="begin"/>
+            </w:r>
+            <w:r>
+              <w:rPr>
+                <w:noProof/>
+                <w:webHidden/>
+              </w:rPr>
+              <w:instrText xml:space="preserve"> PAGEREF _Toc242174350 \h </w:instrText>
+            </w:r>
+            <w:r>
+              <w:rPr>
+                <w:rStyle w:val="Hyperlink"/>
+                <w:noProof/>
+              </w:rPr>
+            </w:r>
+            <w:r>
+              <w:rPr>
+                <w:rStyle w:val="Hyperlink"/>
+                <w:noProof/>
+              </w:rPr>
+              <w:fldChar w:fldCharType="separate"/>
+            </w:r>
+            <w:r>
+              <w:rPr>
+                <w:noProof/>
+                <w:webHidden/>
+              </w:rPr>
+              <w:t>17</w:t>
+            </w:r>
+            <w:r>
+              <w:rPr>
+                <w:rStyle w:val="Hyperlink"/>
+                <w:noProof/>
+              </w:rPr>
+              <w:fldChar w:fldCharType="end"/>
+            </w:r>
+          </w:hyperlink>
+        </w:p>
+        <w:p>
+          <w:pPr>
+            <w:pStyle w:val="TOC3"/>
+            <w:tabs>
+              <w:tab w:val="right" w:leader="dot" w:pos="9062"/>
+            </w:tabs>
+            <w:rPr>
+              <w:rFonts w:asciiTheme="minorHAnsi" w:eastAsiaTheme="minorEastAsia" w:hAnsiTheme="minorHAnsi" w:cstheme="minorBidi"/>
+              <w:noProof/>
+              <w:sz w:val="22"/>
+              <w:szCs w:val="28"/>
+            </w:rPr>
+          </w:pPr>
+          <w:hyperlink w:anchor="_Toc242174351" w:history="1">
+            <w:r>
+              <w:rPr>
+                <w:rStyle w:val="Hyperlink"/>
+                <w:b/>
+                <w:bCs/>
+                <w:noProof/>
                 <w:cs/>
               </w:rPr>
+              <w:t>ถาม: ทำใบเบิกพนักงานใหม่ไปแล้ว ทำไมหาในหน้า “รายการใบเบิก” ไม่เจอ</w:t>
+            </w:r>
+            <w:r>
+              <w:rPr>
+                <w:rStyle w:val="Hyperlink"/>
+                <w:b/>
+                <w:bCs/>
+                <w:noProof/>
+              </w:rPr>
+              <w:t>?</w:t>
+            </w:r>
+            <w:r>
+              <w:rPr>
+                <w:noProof/>
+                <w:webHidden/>
+              </w:rPr>
+              <w:tab/>
+            </w:r>
+            <w:r>
+              <w:rPr>
+                <w:rStyle w:val="Hyperlink"/>
+                <w:noProof/>
+              </w:rPr>
               <w:fldChar w:fldCharType="begin"/>
             </w:r>
             <w:r>
@@ -2178,20 +2646,18 @@
                 <w:noProof/>
                 <w:webHidden/>
               </w:rPr>
-              <w:instrText xml:space="preserve"> PAGEREF _Toc240985648 \h </w:instrText>
-            </w:r>
-            <w:r>
-              <w:rPr>
-                <w:rStyle w:val="Hyperlink"/>
-                <w:noProof/>
-                <w:cs/>
-              </w:rPr>
-            </w:r>
-            <w:r>
-              <w:rPr>
-                <w:rStyle w:val="Hyperlink"/>
-                <w:noProof/>
-                <w:cs/>
+              <w:instrText xml:space="preserve"> PAGEREF _Toc242174351 \h </w:instrText>
+            </w:r>
+            <w:r>
+              <w:rPr>
+                <w:rStyle w:val="Hyperlink"/>
+                <w:noProof/>
+              </w:rPr>
+            </w:r>
+            <w:r>
+              <w:rPr>
+                <w:rStyle w:val="Hyperlink"/>
+                <w:noProof/>
               </w:rPr>
               <w:fldChar w:fldCharType="separate"/>
             </w:r>
@@ -2200,13 +2666,12 @@
                 <w:noProof/>
                 <w:webHidden/>
               </w:rPr>
-              <w:t>11</w:t>
-            </w:r>
-            <w:r>
-              <w:rPr>
-                <w:rStyle w:val="Hyperlink"/>
-                <w:noProof/>
-                <w:cs/>
+              <w:t>17</w:t>
+            </w:r>
+            <w:r>
+              <w:rPr>
+                <w:rStyle w:val="Hyperlink"/>
+                <w:noProof/>
               </w:rPr>
               <w:fldChar w:fldCharType="end"/>
             </w:r>
@@ -2223,8 +2688,6 @@
             <w:fldChar w:fldCharType="end"/>
           </w:r>
         </w:p>
-        <w:bookmarkStart w:id="1" w:name="_GoBack" w:displacedByCustomXml="next"/>
-        <w:bookmarkEnd w:id="1" w:displacedByCustomXml="next"/>
       </w:sdtContent>
     </w:sdt>
     <w:p>
@@ -2251,12 +2714,13 @@
     <w:p>
       <w:pPr>
         <w:pStyle w:val="Heading1"/>
+        <w:keepNext/>
         <w:pBdr>
           <w:bottom w:val="single" w:sz="6" w:space="4" w:color="1F3864"/>
         </w:pBdr>
         <w:spacing w:before="400" w:after="200"/>
       </w:pPr>
-      <w:bookmarkStart w:id="2" w:name="_Toc240985628"/>
+      <w:bookmarkStart w:id="2" w:name="_Toc242174325"/>
       <w:r>
         <w:rPr>
           <w:b/>
@@ -2357,7 +2821,59 @@
         <w:rPr>
           <w:cs/>
         </w:rPr>
-        <w:t>การแจ้งเตือน</w:t>
+        <w:t xml:space="preserve">เบิกสินค้า </w:t>
+      </w:r>
+      <w:r>
+        <w:rPr>
+          <w:rFonts w:ascii="Arial" w:hAnsi="Arial" w:cs="Angsana New" w:hint="cs"/>
+          <w:cs/>
+        </w:rPr>
+        <w:t>→</w:t>
+      </w:r>
+      <w:r>
+        <w:rPr>
+          <w:cs/>
+        </w:rPr>
+        <w:t xml:space="preserve"> </w:t>
+      </w:r>
+      <w:r>
+        <w:rPr>
+          <w:rFonts w:hint="cs"/>
+          <w:cs/>
+        </w:rPr>
+        <w:t>เบิกพนักงานใหม่</w:t>
+      </w:r>
+      <w:r>
+        <w:rPr>
+          <w:cs/>
+        </w:rPr>
+        <w:t xml:space="preserve"> / </w:t>
+      </w:r>
+      <w:r>
+        <w:rPr>
+          <w:rFonts w:hint="cs"/>
+          <w:cs/>
+        </w:rPr>
+        <w:t>ใบเบิกพนักงานใหม่</w:t>
+      </w:r>
+      <w:r>
+        <w:rPr>
+          <w:cs/>
+        </w:rPr>
+        <w:t xml:space="preserve"> (</w:t>
+      </w:r>
+      <w:r>
+        <w:rPr>
+          <w:rFonts w:hint="cs"/>
+          <w:cs/>
+        </w:rPr>
+        <w:t>ใช้เมื่อหน่วยงานของท่านมีพนักงานเข้าใหม่</w:t>
+      </w:r>
+      <w:r>
+        <w:rPr>
+          <w:cs/>
+        </w:rPr>
+        <w:t>)</w:t>
       </w:r>
     </w:p>
     <w:p>
@@ -2373,13 +2889,23 @@
         <w:rPr>
           <w:cs/>
         </w:rPr>
-        <w:t>เ</w:t>
-      </w:r>
-      <w:r>
-        <w:rPr>
-          <w:cs/>
-        </w:rPr>
-        <w:t>ปลี่ยนรหัสผ่าน</w:t>
+        <w:t>การแจ้งเตือน</w:t>
+      </w:r>
+    </w:p>
+    <w:p>
+      <w:pPr>
+        <w:pStyle w:val="ListParagraph"/>
+        <w:numPr>
+          <w:ilvl w:val="0"/>
+          <w:numId w:val="2"/>
+        </w:numPr>
+        <w:spacing w:after="80"/>
+      </w:pPr>
+      <w:r>
+        <w:rPr>
+          <w:cs/>
+        </w:rPr>
+        <w:t>เปลี่ยนรหัสผ่าน</w:t>
       </w:r>
     </w:p>
     <w:p>
@@ -2476,10 +3002,10 @@
           <w:noProof/>
         </w:rPr>
         <w:drawing>
-          <wp:inline distT="0" distB="0" distL="0" distR="0" wp14:anchorId="3078F24E" wp14:editId="2AF47AB2">
-            <wp:extent cx="5334000" cy="3333750"/>
-            <wp:effectExtent l="0" t="0" r="0" b="0"/>
-            <wp:docPr id="1" name="Picture 1"/>
+          <wp:inline distT="0" distB="0" distL="0" distR="0" wp14:anchorId="5E618A30" wp14:editId="5EFF2BC7">
+            <wp:extent cx="5715000" cy="3571875"/>
+            <wp:effectExtent l="0" t="0" r="0" b="9525"/>
+            <wp:docPr id="8" name="Picture 8"/>
             <wp:cNvGraphicFramePr>
               <a:graphicFrameLocks xmlns:a="http://schemas.openxmlformats.org/drawingml/2006/main" noChangeAspect="1"/>
             </wp:cNvGraphicFramePr>
@@ -2487,361 +3013,22 @@
               <a:graphicData uri="http://schemas.openxmlformats.org/drawingml/2006/picture">
                 <pic:pic xmlns:pic="http://schemas.openxmlformats.org/drawingml/2006/picture">
                   <pic:nvPicPr>
-                    <pic:cNvPr id="0" name=""/>
-                    <pic:cNvPicPr>
-                      <a:picLocks noChangeAspect="1" noChangeArrowheads="1"/>
-                    </pic:cNvPicPr>
+                    <pic:cNvPr id="8" name=""/>
+                    <pic:cNvPicPr/>
                   </pic:nvPicPr>
                   <pic:blipFill>
-                    <a:blip r:embed="rId8"/>
-                    <a:srcRect/>
+                    <a:blip r:embed="rId8" cstate="print">
+                      <a:extLst>
+                        <a:ext uri="{28A0092B-C50C-407E-A947-70E740481C1C}">
+                          <a14:useLocalDpi xmlns:a14="http://schemas.microsoft.com/office/drawing/2010/main" val="0"/>
+                        </a:ext>
+                      </a:extLst>
+                    </a:blip>
                     <a:stretch>
                       <a:fillRect/>
                     </a:stretch>
                   </pic:blipFill>
-                  <pic:spPr bwMode="auto">
-                    <a:xfrm>
-                      <a:off x="0" y="0"/>
-                      <a:ext cx="5334000" cy="3333750"/>
-                    </a:xfrm>
-                    <a:prstGeom prst="rect">
-                      <a:avLst/>
-                    </a:prstGeom>
-                  </pic:spPr>
-                </pic:pic>
-              </a:graphicData>
-            </a:graphic>
-          </wp:inline>
-        </w:drawing>
-      </w:r>
-    </w:p>
-    <w:p>
-      <w:pPr>
-        <w:spacing w:after="200"/>
-        <w:jc w:val="center"/>
-      </w:pPr>
-      <w:r>
-        <w:rPr>
-          <w:i/>
-          <w:iCs/>
-          <w:color w:val="666666"/>
-          <w:sz w:val="20"/>
-          <w:szCs w:val="20"/>
-          <w:cs/>
-        </w:rPr>
-        <w:t xml:space="preserve">ภาพที่ </w:t>
-      </w:r>
-      <w:r>
-        <w:rPr>
-          <w:i/>
-          <w:iCs/>
-          <w:color w:val="666666"/>
-          <w:sz w:val="20"/>
-          <w:szCs w:val="20"/>
-        </w:rPr>
-        <w:t>1</w:t>
-      </w:r>
-      <w:r>
-        <w:rPr>
-          <w:i/>
-          <w:iCs/>
-          <w:color w:val="666666"/>
-          <w:sz w:val="20"/>
-          <w:szCs w:val="20"/>
-          <w:cs/>
-        </w:rPr>
-        <w:t>.</w:t>
-      </w:r>
-      <w:r>
-        <w:rPr>
-          <w:i/>
-          <w:iCs/>
-          <w:color w:val="666666"/>
-          <w:sz w:val="20"/>
-          <w:szCs w:val="20"/>
-        </w:rPr>
-        <w:t xml:space="preserve">1 </w:t>
-      </w:r>
-      <w:r>
-        <w:rPr>
-          <w:i/>
-          <w:iCs/>
-          <w:color w:val="666666"/>
-          <w:sz w:val="20"/>
-          <w:szCs w:val="20"/>
-          <w:cs/>
-        </w:rPr>
-        <w:t>ตัวอย่างหน้าที่พบเมื่อเข้าเมนูที่ไม่มีสิทธิ์ (เช่น “ภาพรวมระบบ”)</w:t>
-      </w:r>
-    </w:p>
-    <w:p>
-      <w:pPr>
-        <w:pStyle w:val="Heading1"/>
-        <w:pBdr>
-          <w:bottom w:val="single" w:sz="6" w:space="4" w:color="1F3864"/>
-        </w:pBdr>
-        <w:spacing w:before="400" w:after="200"/>
-      </w:pPr>
-      <w:bookmarkStart w:id="3" w:name="_Toc240985629"/>
-      <w:r>
-        <w:rPr>
-          <w:b/>
-          <w:bCs/>
-          <w:color w:val="1F3864"/>
-        </w:rPr>
-        <w:t>2</w:t>
-      </w:r>
-      <w:r>
-        <w:rPr>
-          <w:b/>
-          <w:bCs/>
-          <w:color w:val="1F3864"/>
-          <w:cs/>
-        </w:rPr>
-        <w:t>. เข้าสู่ระบบครั้งแรก</w:t>
-      </w:r>
-      <w:bookmarkEnd w:id="3"/>
-    </w:p>
-    <w:p>
-      <w:pPr>
-        <w:pStyle w:val="ListParagraph"/>
-        <w:numPr>
-          <w:ilvl w:val="0"/>
-          <w:numId w:val="3"/>
-        </w:numPr>
-        <w:spacing w:after="100"/>
-      </w:pPr>
-      <w:r>
-        <w:rPr>
-          <w:cs/>
-        </w:rPr>
-        <w:t xml:space="preserve">เปิดเว็บระบบ </w:t>
-      </w:r>
-      <w:r>
-        <w:t xml:space="preserve">Stock HL </w:t>
-      </w:r>
-      <w:r>
-        <w:rPr>
-          <w:cs/>
-        </w:rPr>
-        <w:t>แล้วกรอกชื่อผู้ใช้และรหัสผ่านที่ผู้ดูแลระบบตั้งให้</w:t>
-      </w:r>
-    </w:p>
-    <w:p>
-      <w:pPr>
-        <w:pStyle w:val="ListParagraph"/>
-        <w:numPr>
-          <w:ilvl w:val="0"/>
-          <w:numId w:val="3"/>
-        </w:numPr>
-        <w:spacing w:after="100"/>
-      </w:pPr>
-      <w:r>
-        <w:rPr>
-          <w:cs/>
-        </w:rPr>
-        <w:t xml:space="preserve">หากเป็นการเข้าใช้งานครั้งแรก รหัสผ่านเริ่มต้นคือ </w:t>
-      </w:r>
-      <w:r>
-        <w:t xml:space="preserve">4123 </w:t>
-      </w:r>
-      <w:r>
-        <w:rPr>
-          <w:cs/>
-        </w:rPr>
-        <w:t>— กรุณาเข้าเมนู “เปลี่ยนรหัสผ่</w:t>
-      </w:r>
-      <w:r>
-        <w:rPr>
-          <w:cs/>
-        </w:rPr>
-        <w:t>าน” เพื่อตั้งรหัสผ่านใหม่ของตนเองทันที</w:t>
-      </w:r>
-    </w:p>
-    <w:p>
-      <w:pPr>
-        <w:pBdr>
-          <w:left w:val="single" w:sz="16" w:space="8" w:color="666666"/>
-        </w:pBdr>
-        <w:spacing w:before="60" w:after="160"/>
-        <w:ind w:left="360"/>
-      </w:pPr>
-      <w:r>
-        <w:rPr>
-          <w:i/>
-          <w:iCs/>
-          <w:color w:val="666666"/>
-          <w:sz w:val="22"/>
-          <w:szCs w:val="22"/>
-          <w:cs/>
-        </w:rPr>
-        <w:t>หมายเหตุ: หากลืมรหัสผ่าน ระบบไม่มีปุ่ม “ลืมรหัสผ่าน” ด้วยตนเอง กรุณาติดต่อผู้ดูแลระบบให้ช่วยตั้งรหัสผ่านใหม่ให้</w:t>
-      </w:r>
-    </w:p>
-    <w:p>
-      <w:r>
-        <w:rPr>
-          <w:cs/>
-        </w:rPr>
-        <w:br w:type="page"/>
-      </w:r>
-    </w:p>
-    <w:p>
-      <w:pPr>
-        <w:pStyle w:val="Heading1"/>
-        <w:pBdr>
-          <w:bottom w:val="single" w:sz="6" w:space="4" w:color="1F3864"/>
-        </w:pBdr>
-        <w:spacing w:before="400" w:after="200"/>
-      </w:pPr>
-      <w:bookmarkStart w:id="4" w:name="_Toc240985630"/>
-      <w:r>
-        <w:rPr>
-          <w:b/>
-          <w:bCs/>
-          <w:color w:val="1F3864"/>
-        </w:rPr>
-        <w:lastRenderedPageBreak/>
-        <w:t>3</w:t>
-      </w:r>
-      <w:r>
-        <w:rPr>
-          <w:b/>
-          <w:bCs/>
-          <w:color w:val="1F3864"/>
-          <w:cs/>
-        </w:rPr>
-        <w:t>. วิธีทำรายการเบิกสินค้า</w:t>
-      </w:r>
-      <w:bookmarkEnd w:id="4"/>
-    </w:p>
-    <w:p>
-      <w:pPr>
-        <w:spacing w:after="120"/>
-      </w:pPr>
-      <w:r>
-        <w:rPr>
-          <w:cs/>
-        </w:rPr>
-        <w:t xml:space="preserve">เข้าเมนู “เบิกสินค้า </w:t>
-      </w:r>
-      <w:r>
-        <w:t xml:space="preserve">&gt; </w:t>
-      </w:r>
-      <w:r>
-        <w:rPr>
-          <w:cs/>
-        </w:rPr>
-        <w:t>ทำรายการเบิก” — หน้านี้คือหน้าแรกที่ระบบจะพาไปหลังเข้า</w:t>
-      </w:r>
-      <w:r>
-        <w:rPr>
-          <w:cs/>
-        </w:rPr>
-        <w:t>สู่ระบบสำเร็จ</w:t>
-      </w:r>
-    </w:p>
-    <w:p>
-      <w:pPr>
-        <w:pStyle w:val="Heading2"/>
-        <w:spacing w:before="320" w:after="160"/>
-      </w:pPr>
-      <w:bookmarkStart w:id="5" w:name="_Toc240985631"/>
-      <w:r>
-        <w:rPr>
-          <w:b/>
-          <w:bCs/>
-          <w:color w:val="2E5FA3"/>
-          <w:sz w:val="28"/>
-          <w:szCs w:val="28"/>
-        </w:rPr>
-        <w:t>3</w:t>
-      </w:r>
-      <w:r>
-        <w:rPr>
-          <w:b/>
-          <w:bCs/>
-          <w:color w:val="2E5FA3"/>
-          <w:sz w:val="28"/>
-          <w:szCs w:val="28"/>
-          <w:cs/>
-        </w:rPr>
-        <w:t>.</w:t>
-      </w:r>
-      <w:r>
-        <w:rPr>
-          <w:b/>
-          <w:bCs/>
-          <w:color w:val="2E5FA3"/>
-          <w:sz w:val="28"/>
-          <w:szCs w:val="28"/>
-        </w:rPr>
-        <w:t xml:space="preserve">1 </w:t>
-      </w:r>
-      <w:r>
-        <w:rPr>
-          <w:b/>
-          <w:bCs/>
-          <w:color w:val="2E5FA3"/>
-          <w:sz w:val="28"/>
-          <w:szCs w:val="28"/>
-          <w:cs/>
-        </w:rPr>
-        <w:t>ประกาศจากฝ่ายธุรการ</w:t>
-      </w:r>
-      <w:bookmarkEnd w:id="5"/>
-    </w:p>
-    <w:p>
-      <w:pPr>
-        <w:spacing w:after="120"/>
-      </w:pPr>
-      <w:r>
-        <w:rPr>
-          <w:cs/>
-        </w:rPr>
-        <w:t>ทุกครั้งที่เข้าหน้านี้ จะมีกล่องประกาศเด้งขึ้นมาก่อนเสมอ (เช่น รอบวันที่ส่ง-รับของ) กรุณาอ่านให้ครบแล้วกดปุ่ม “รับทราบ” จึงจะทำรายการต่อได้</w:t>
-      </w:r>
-    </w:p>
-    <w:p>
-      <w:pPr>
-        <w:pBdr>
-          <w:top w:val="single" w:sz="4" w:space="4" w:color="BFBFBF"/>
-          <w:left w:val="single" w:sz="4" w:space="4" w:color="BFBFBF"/>
-          <w:bottom w:val="single" w:sz="4" w:space="4" w:color="BFBFBF"/>
-          <w:right w:val="single" w:sz="4" w:space="4" w:color="BFBFBF"/>
-        </w:pBdr>
-        <w:spacing w:before="120" w:after="60"/>
-        <w:jc w:val="center"/>
-      </w:pPr>
-      <w:r>
-        <w:rPr>
-          <w:noProof/>
-        </w:rPr>
-        <w:drawing>
-          <wp:inline distT="0" distB="0" distL="0" distR="0" wp14:anchorId="0013C8C6" wp14:editId="1209F9B2">
-            <wp:extent cx="5715000" cy="3571875"/>
-            <wp:effectExtent l="0" t="0" r="0" b="0"/>
-            <wp:docPr id="2" name="Picture 2"/>
-            <wp:cNvGraphicFramePr>
-              <a:graphicFrameLocks xmlns:a="http://schemas.openxmlformats.org/drawingml/2006/main" noChangeAspect="1"/>
-            </wp:cNvGraphicFramePr>
-            <a:graphic xmlns:a="http://schemas.openxmlformats.org/drawingml/2006/main">
-              <a:graphicData uri="http://schemas.openxmlformats.org/drawingml/2006/picture">
-                <pic:pic xmlns:pic="http://schemas.openxmlformats.org/drawingml/2006/picture">
-                  <pic:nvPicPr>
-                    <pic:cNvPr id="0" name=""/>
-                    <pic:cNvPicPr>
-                      <a:picLocks noChangeAspect="1" noChangeArrowheads="1"/>
-                    </pic:cNvPicPr>
-                  </pic:nvPicPr>
-                  <pic:blipFill>
-                    <a:blip r:embed="rId9"/>
-                    <a:srcRect/>
-                    <a:stretch>
-                      <a:fillRect/>
-                    </a:stretch>
-                  </pic:blipFill>
-                  <pic:spPr bwMode="auto">
+                  <pic:spPr>
                     <a:xfrm>
                       <a:off x="0" y="0"/>
                       <a:ext cx="5715000" cy="3571875"/>
@@ -2881,7 +3068,7 @@
           <w:sz w:val="20"/>
           <w:szCs w:val="20"/>
         </w:rPr>
-        <w:t>3</w:t>
+        <w:t>1</w:t>
       </w:r>
       <w:r>
         <w:rPr>
@@ -2913,75 +3100,173 @@
           <w:szCs w:val="20"/>
           <w:cs/>
         </w:rPr>
-        <w:t>กล่องประกาศจากฝ่ายธุรการ เด้งขึ้นทุกครั้งที่เข้าหน้านี้</w:t>
-      </w:r>
-    </w:p>
-    <w:p>
-      <w:pPr>
-        <w:spacing w:after="200"/>
-        <w:jc w:val="center"/>
-      </w:pPr>
-    </w:p>
-    <w:p>
-      <w:pPr>
-        <w:spacing w:after="200"/>
-        <w:jc w:val="center"/>
-      </w:pPr>
-    </w:p>
-    <w:p>
-      <w:pPr>
-        <w:spacing w:after="200"/>
-        <w:jc w:val="center"/>
-      </w:pPr>
-    </w:p>
-    <w:p>
-      <w:pPr>
-        <w:spacing w:after="200"/>
-        <w:jc w:val="center"/>
-      </w:pPr>
-    </w:p>
-    <w:p>
-      <w:pPr>
-        <w:spacing w:after="200"/>
-        <w:jc w:val="center"/>
-      </w:pPr>
-    </w:p>
-    <w:p>
-      <w:pPr>
-        <w:spacing w:after="200"/>
-        <w:jc w:val="center"/>
-      </w:pPr>
-    </w:p>
-    <w:p>
-      <w:pPr>
-        <w:spacing w:after="200"/>
-        <w:jc w:val="center"/>
-      </w:pPr>
-    </w:p>
-    <w:p>
-      <w:pPr>
-        <w:spacing w:after="200"/>
-        <w:jc w:val="center"/>
-      </w:pPr>
-    </w:p>
-    <w:p>
-      <w:pPr>
-        <w:spacing w:after="200"/>
-        <w:jc w:val="center"/>
-      </w:pPr>
-    </w:p>
-    <w:p>
-      <w:pPr>
-        <w:spacing w:after="200"/>
-        <w:jc w:val="center"/>
-      </w:pPr>
+        <w:t>ตัวอย่างหน้าที่พบเมื่อเข้าเมนูที่ไม่มีสิทธิ์ (เช่น “ภาพรวมระบบ”)</w:t>
+      </w:r>
+    </w:p>
+    <w:p>
+      <w:pPr>
+        <w:pStyle w:val="Heading1"/>
+        <w:keepNext/>
+        <w:pBdr>
+          <w:bottom w:val="single" w:sz="6" w:space="4" w:color="1F3864"/>
+        </w:pBdr>
+        <w:spacing w:before="400" w:after="200"/>
+      </w:pPr>
+      <w:bookmarkStart w:id="3" w:name="_Toc242174326"/>
+      <w:r>
+        <w:rPr>
+          <w:b/>
+          <w:bCs/>
+          <w:color w:val="1F3864"/>
+        </w:rPr>
+        <w:t>2</w:t>
+      </w:r>
+      <w:r>
+        <w:rPr>
+          <w:b/>
+          <w:bCs/>
+          <w:color w:val="1F3864"/>
+          <w:cs/>
+        </w:rPr>
+        <w:t>. เข้าสู่ระบบครั้งแรก</w:t>
+      </w:r>
+      <w:bookmarkEnd w:id="3"/>
+    </w:p>
+    <w:p>
+      <w:pPr>
+        <w:pStyle w:val="ListParagraph"/>
+        <w:numPr>
+          <w:ilvl w:val="0"/>
+          <w:numId w:val="3"/>
+        </w:numPr>
+        <w:spacing w:after="100"/>
+      </w:pPr>
+      <w:r>
+        <w:rPr>
+          <w:cs/>
+        </w:rPr>
+        <w:t xml:space="preserve">เปิดเว็บระบบ </w:t>
+      </w:r>
+      <w:r>
+        <w:t xml:space="preserve">Stock HL </w:t>
+      </w:r>
+      <w:r>
+        <w:rPr>
+          <w:cs/>
+        </w:rPr>
+        <w:t>แล้วกรอกชื่อผู้ใช้และรหัสผ่านที่ผู้ดูแลระบบตั้งให้</w:t>
+      </w:r>
+    </w:p>
+    <w:p>
+      <w:pPr>
+        <w:pStyle w:val="ListParagraph"/>
+        <w:numPr>
+          <w:ilvl w:val="0"/>
+          <w:numId w:val="3"/>
+        </w:numPr>
+        <w:spacing w:after="100"/>
+      </w:pPr>
+      <w:r>
+        <w:rPr>
+          <w:cs/>
+        </w:rPr>
+        <w:t xml:space="preserve">หากเป็นการเข้าใช้งานครั้งแรก รหัสผ่านเริ่มต้นคือ </w:t>
+      </w:r>
+      <w:r>
+        <w:t xml:space="preserve">4123 </w:t>
+      </w:r>
+      <w:r>
+        <w:rPr>
+          <w:cs/>
+        </w:rPr>
+        <w:t>— กรุณาเข้าเมนู “เปลี่ยนรหัสผ่าน” เพื่อตั้งรหัสผ่านใหม่ของตนเองทันที</w:t>
+      </w:r>
+    </w:p>
+    <w:p>
+      <w:pPr>
+        <w:pBdr>
+          <w:left w:val="single" w:sz="16" w:space="8" w:color="666666"/>
+        </w:pBdr>
+        <w:spacing w:before="60" w:after="160"/>
+        <w:ind w:left="360"/>
+      </w:pPr>
+      <w:r>
+        <w:rPr>
+          <w:i/>
+          <w:iCs/>
+          <w:color w:val="666666"/>
+          <w:sz w:val="22"/>
+          <w:szCs w:val="22"/>
+          <w:cs/>
+        </w:rPr>
+        <w:t>หมายเหตุ: หากลืมรหัสผ่าน ระบบไม่มีปุ่ม “ลืมรหัสผ่าน” ด้วยตนเอง กรุณาติดต่อผู้ดูแลระบบให้ช่วยตั้งรหัสผ่านใหม่ให้</w:t>
+      </w:r>
+    </w:p>
+    <w:p>
+      <w:r>
+        <w:rPr>
+          <w:cs/>
+        </w:rPr>
+        <w:br w:type="page"/>
+      </w:r>
+    </w:p>
+    <w:p>
+      <w:pPr>
+        <w:pStyle w:val="Heading1"/>
+        <w:keepNext/>
+        <w:pBdr>
+          <w:bottom w:val="single" w:sz="6" w:space="4" w:color="1F3864"/>
+        </w:pBdr>
+        <w:spacing w:before="400" w:after="200"/>
+      </w:pPr>
+      <w:bookmarkStart w:id="4" w:name="_Toc242174327"/>
+      <w:r>
+        <w:rPr>
+          <w:b/>
+          <w:bCs/>
+          <w:color w:val="1F3864"/>
+        </w:rPr>
+        <w:lastRenderedPageBreak/>
+        <w:t>3</w:t>
+      </w:r>
+      <w:r>
+        <w:rPr>
+          <w:b/>
+          <w:bCs/>
+          <w:color w:val="1F3864"/>
+          <w:cs/>
+        </w:rPr>
+        <w:t>. วิธีทำรายการเบิกสินค้า</w:t>
+      </w:r>
+      <w:bookmarkEnd w:id="4"/>
+    </w:p>
+    <w:p>
+      <w:pPr>
+        <w:spacing w:after="120"/>
+      </w:pPr>
+      <w:r>
+        <w:rPr>
+          <w:cs/>
+        </w:rPr>
+        <w:t xml:space="preserve">เข้าเมนู “เบิกสินค้า </w:t>
+      </w:r>
+      <w:r>
+        <w:t xml:space="preserve">&gt; </w:t>
+      </w:r>
+      <w:r>
+        <w:rPr>
+          <w:cs/>
+        </w:rPr>
+        <w:t>ทำรายการเบิก” — หน้านี้คือหน้าแรกที่ระบบจะพาไปหลังเข้าสู่ระบบสำเร็จ</w:t>
+      </w:r>
     </w:p>
     <w:p>
       <w:pPr>
         <w:pStyle w:val="Heading2"/>
+        <w:keepNext/>
         <w:spacing w:before="320" w:after="160"/>
       </w:pPr>
-      <w:bookmarkStart w:id="6" w:name="_Toc240985632"/>
+      <w:bookmarkStart w:id="5" w:name="_Toc242174328"/>
       <w:r>
         <w:rPr>
           <w:b/>
@@ -2990,7 +3275,6 @@
           <w:sz w:val="28"/>
           <w:szCs w:val="28"/>
         </w:rPr>
-        <w:lastRenderedPageBreak/>
         <w:t>3</w:t>
       </w:r>
       <w:r>
@@ -3012,7 +3296,7 @@
           <w:sz w:val="28"/>
           <w:szCs w:val="28"/>
         </w:rPr>
-        <w:t xml:space="preserve">2 </w:t>
+        <w:t xml:space="preserve">1 </w:t>
       </w:r>
       <w:r>
         <w:rPr>
@@ -3023,20 +3307,9 @@
           <w:szCs w:val="28"/>
           <w:cs/>
         </w:rPr>
-        <w:t>หน้าจ</w:t>
-      </w:r>
-      <w:r>
-        <w:rPr>
-          <w:b/>
-          <w:bCs/>
-          <w:color w:val="2E5FA3"/>
-          <w:sz w:val="28"/>
-          <w:szCs w:val="28"/>
-          <w:cs/>
-        </w:rPr>
-        <w:t>อทำรายการเบิก</w:t>
-      </w:r>
-      <w:bookmarkEnd w:id="6"/>
+        <w:t>ประกาศจากฝ่ายธุรการ</w:t>
+      </w:r>
+      <w:bookmarkEnd w:id="5"/>
     </w:p>
     <w:p>
       <w:pPr>
@@ -3046,7 +3319,7 @@
         <w:rPr>
           <w:cs/>
         </w:rPr>
-        <w:t>สังเกตช่อง “หน่วยงานที่ขอเบิก” — ระบบล็อกไว้ที่หน่วยงานต้นสังกัดของท่านให้อัตโนมัติเสมอ (ในภาพคือ “จัดซื้อ”) ไม่สามารถเปลี่ยนเป็นหน่วยงานอื่นได้</w:t>
+        <w:t>ทุกครั้งที่เข้าหน้านี้ จะมีกล่องประกาศเด้งขึ้นมาก่อนเสมอ (เช่น รอบวันที่ส่ง-รับของ) กรุณาอ่านให้ครบแล้วกดปุ่ม “รับทราบ” จึงจะทำรายการต่อได้</w:t>
       </w:r>
     </w:p>
     <w:p>
@@ -3065,10 +3338,10 @@
           <w:noProof/>
         </w:rPr>
         <w:drawing>
-          <wp:inline distT="0" distB="0" distL="0" distR="0" wp14:anchorId="23BCEA20" wp14:editId="216E8132">
+          <wp:inline distT="0" distB="0" distL="0" distR="0" wp14:anchorId="7E3F510C" wp14:editId="5E153ECE">
             <wp:extent cx="5715000" cy="3571875"/>
-            <wp:effectExtent l="0" t="0" r="0" b="0"/>
-            <wp:docPr id="3" name="Picture 3"/>
+            <wp:effectExtent l="0" t="0" r="0" b="9525"/>
+            <wp:docPr id="10" name="Picture 10"/>
             <wp:cNvGraphicFramePr>
               <a:graphicFrameLocks xmlns:a="http://schemas.openxmlformats.org/drawingml/2006/main" noChangeAspect="1"/>
             </wp:cNvGraphicFramePr>
@@ -3076,19 +3349,22 @@
               <a:graphicData uri="http://schemas.openxmlformats.org/drawingml/2006/picture">
                 <pic:pic xmlns:pic="http://schemas.openxmlformats.org/drawingml/2006/picture">
                   <pic:nvPicPr>
-                    <pic:cNvPr id="0" name=""/>
-                    <pic:cNvPicPr>
-                      <a:picLocks noChangeAspect="1" noChangeArrowheads="1"/>
-                    </pic:cNvPicPr>
+                    <pic:cNvPr id="10" name=""/>
+                    <pic:cNvPicPr/>
                   </pic:nvPicPr>
                   <pic:blipFill>
-                    <a:blip r:embed="rId10"/>
-                    <a:srcRect/>
+                    <a:blip r:embed="rId9" cstate="print">
+                      <a:extLst>
+                        <a:ext uri="{28A0092B-C50C-407E-A947-70E740481C1C}">
+                          <a14:useLocalDpi xmlns:a14="http://schemas.microsoft.com/office/drawing/2010/main" val="0"/>
+                        </a:ext>
+                      </a:extLst>
+                    </a:blip>
                     <a:stretch>
                       <a:fillRect/>
                     </a:stretch>
                   </pic:blipFill>
-                  <pic:spPr bwMode="auto">
+                  <pic:spPr>
                     <a:xfrm>
                       <a:off x="0" y="0"/>
                       <a:ext cx="5715000" cy="3571875"/>
@@ -3149,7 +3425,7 @@
           <w:sz w:val="20"/>
           <w:szCs w:val="20"/>
         </w:rPr>
-        <w:t xml:space="preserve">2 </w:t>
+        <w:t xml:space="preserve">1 </w:t>
       </w:r>
       <w:r>
         <w:rPr>
@@ -3160,15 +3436,76 @@
           <w:szCs w:val="20"/>
           <w:cs/>
         </w:rPr>
-        <w:t>หน้าทำรายการเบิก — หน่วยงานถูกล็อกไว้ที่หน่วยงานต้นสังกัด</w:t>
-      </w:r>
+        <w:t>กล่องประกาศจากฝ่ายธุรการ เด้งขึ้นทุกครั้งที่เข้าหน้านี้</w:t>
+      </w:r>
+    </w:p>
+    <w:p>
+      <w:pPr>
+        <w:spacing w:after="200"/>
+        <w:jc w:val="center"/>
+      </w:pPr>
+    </w:p>
+    <w:p>
+      <w:pPr>
+        <w:spacing w:after="200"/>
+        <w:jc w:val="center"/>
+      </w:pPr>
+    </w:p>
+    <w:p>
+      <w:pPr>
+        <w:spacing w:after="200"/>
+        <w:jc w:val="center"/>
+      </w:pPr>
+    </w:p>
+    <w:p>
+      <w:pPr>
+        <w:spacing w:after="200"/>
+        <w:jc w:val="center"/>
+      </w:pPr>
+    </w:p>
+    <w:p>
+      <w:pPr>
+        <w:spacing w:after="200"/>
+        <w:jc w:val="center"/>
+      </w:pPr>
+    </w:p>
+    <w:p>
+      <w:pPr>
+        <w:spacing w:after="200"/>
+        <w:jc w:val="center"/>
+      </w:pPr>
+    </w:p>
+    <w:p>
+      <w:pPr>
+        <w:spacing w:after="200"/>
+        <w:jc w:val="center"/>
+      </w:pPr>
+    </w:p>
+    <w:p>
+      <w:pPr>
+        <w:spacing w:after="200"/>
+        <w:jc w:val="center"/>
+      </w:pPr>
+    </w:p>
+    <w:p>
+      <w:pPr>
+        <w:spacing w:after="200"/>
+        <w:jc w:val="center"/>
+      </w:pPr>
+    </w:p>
+    <w:p>
+      <w:pPr>
+        <w:spacing w:after="200"/>
+        <w:jc w:val="center"/>
+      </w:pPr>
     </w:p>
     <w:p>
       <w:pPr>
         <w:pStyle w:val="Heading2"/>
+        <w:keepNext/>
         <w:spacing w:before="320" w:after="160"/>
       </w:pPr>
-      <w:bookmarkStart w:id="7" w:name="_Toc240985633"/>
+      <w:bookmarkStart w:id="6" w:name="_Toc242174329"/>
       <w:r>
         <w:rPr>
           <w:b/>
@@ -3177,6 +3514,7 @@
           <w:sz w:val="28"/>
           <w:szCs w:val="28"/>
         </w:rPr>
+        <w:lastRenderedPageBreak/>
         <w:t>3</w:t>
       </w:r>
       <w:r>
@@ -3198,7 +3536,7 @@
           <w:sz w:val="28"/>
           <w:szCs w:val="28"/>
         </w:rPr>
-        <w:t xml:space="preserve">3 </w:t>
+        <w:t xml:space="preserve">2 </w:t>
       </w:r>
       <w:r>
         <w:rPr>
@@ -3209,257 +3547,9 @@
           <w:szCs w:val="28"/>
           <w:cs/>
         </w:rPr>
-        <w:t>ขั้นตอนการทำรายการ</w:t>
-      </w:r>
-      <w:bookmarkEnd w:id="7"/>
-    </w:p>
-    <w:p>
-      <w:pPr>
-        <w:pStyle w:val="ListParagraph"/>
-        <w:numPr>
-          <w:ilvl w:val="0"/>
-          <w:numId w:val="3"/>
-        </w:numPr>
-        <w:spacing w:after="100"/>
-      </w:pPr>
-      <w:r>
-        <w:rPr>
-          <w:cs/>
-        </w:rPr>
-        <w:t>ตรวจสอบวันที่เอกสาร (ค่าเริ่มต้นเป็นวันนี้)</w:t>
-      </w:r>
-    </w:p>
-    <w:p>
-      <w:pPr>
-        <w:pStyle w:val="ListParagraph"/>
-        <w:numPr>
-          <w:ilvl w:val="0"/>
-          <w:numId w:val="3"/>
-        </w:numPr>
-        <w:spacing w:after="100"/>
-      </w:pPr>
-      <w:r>
-        <w:rPr>
-          <w:cs/>
-        </w:rPr>
-        <w:t>มองหาสินค้าที่ต้องการในรายการฝั่งซ้าย “สินค้าทั้งหมด” — ใช้ช่องค้นหาหรือตัวกรองหมวดหมู่ช่วยได้ หรือยิงบาร์โค้ดของสินค้าโดยตรงถ้ามีเครื่องยิง</w:t>
-      </w:r>
-    </w:p>
-    <w:p>
-      <w:pPr>
-        <w:pStyle w:val="ListParagraph"/>
-        <w:numPr>
-          <w:ilvl w:val="0"/>
-          <w:numId w:val="3"/>
-        </w:numPr>
-        <w:spacing w:after="100"/>
-      </w:pPr>
-      <w:r>
-        <w:rPr>
-          <w:cs/>
-        </w:rPr>
-        <w:t>คลิกที่สินค้าที่ต้องการ สินค้านั้นจะถูกย้ายไปอยู่ในรายการฝั่งขวา “รายกา</w:t>
-      </w:r>
-      <w:r>
-        <w:rPr>
-          <w:cs/>
-        </w:rPr>
-        <w:t>รที่จะเบิก” โดยอัตโนมัติ</w:t>
-      </w:r>
-    </w:p>
-    <w:p>
-      <w:pPr>
-        <w:pStyle w:val="ListParagraph"/>
-        <w:numPr>
-          <w:ilvl w:val="0"/>
-          <w:numId w:val="3"/>
-        </w:numPr>
-        <w:spacing w:after="100"/>
-      </w:pPr>
-      <w:r>
-        <w:rPr>
-          <w:cs/>
-        </w:rPr>
-        <w:t>ปรับจำนวนที่ต้องการในฝั่งขวา ด้วยปุ่ม −/+ หรือพิมพ์ตัวเลขลงในช่องโดยตรง</w:t>
-      </w:r>
-    </w:p>
-    <w:p>
-      <w:pPr>
-        <w:pStyle w:val="ListParagraph"/>
-        <w:numPr>
-          <w:ilvl w:val="0"/>
-          <w:numId w:val="3"/>
-        </w:numPr>
-        <w:spacing w:after="100"/>
-      </w:pPr>
-      <w:r>
-        <w:rPr>
-          <w:cs/>
-        </w:rPr>
-        <w:t>ทำซ้ำจนครบทุกรายการที่ต้องการเบิก (คลิกสินค้าซ้ำอีกครั้ง = เอาออกจากรายการ)</w:t>
-      </w:r>
-    </w:p>
-    <w:p>
-      <w:pPr>
-        <w:pStyle w:val="ListParagraph"/>
-        <w:numPr>
-          <w:ilvl w:val="0"/>
-          <w:numId w:val="3"/>
-        </w:numPr>
-        <w:spacing w:after="100"/>
-      </w:pPr>
-      <w:r>
-        <w:rPr>
-          <w:cs/>
-        </w:rPr>
-        <w:t>กรอกหมายเหตุเพิ่มเติมถ้ามี แล้วตรวจสอบสรุปจำนวนรายการ/จำนวนรวมท้ายรายการให้ถูกต้อง</w:t>
-      </w:r>
-    </w:p>
-    <w:p>
-      <w:pPr>
-        <w:pStyle w:val="ListParagraph"/>
-        <w:numPr>
-          <w:ilvl w:val="0"/>
-          <w:numId w:val="3"/>
-        </w:numPr>
-        <w:spacing w:after="100"/>
-      </w:pPr>
-      <w:r>
-        <w:rPr>
-          <w:cs/>
-        </w:rPr>
-        <w:t>กดปุ่ม “บันทึกเอกสาร” จะมีกล่องยืนยันเด้งขึ้นมาสรุปจำนวนรายการที่จะส่ง กดยืนยันเพื่อส่งใบเบิกให้ผู้อนุมัติของหน่วยงานพิจารณาทันที</w:t>
-      </w:r>
-    </w:p>
-    <w:p>
-      <w:pPr>
-        <w:pBdr>
-          <w:left w:val="single" w:sz="16" w:space="8" w:color="666666"/>
-        </w:pBdr>
-        <w:spacing w:before="60" w:after="160"/>
-        <w:ind w:left="360"/>
-      </w:pPr>
-      <w:r>
-        <w:rPr>
-          <w:i/>
-          <w:iCs/>
-          <w:color w:val="666666"/>
-          <w:sz w:val="22"/>
-          <w:szCs w:val="22"/>
-          <w:cs/>
-        </w:rPr>
-        <w:t xml:space="preserve">หมายเหตุ: หลังส่งใบเบิกแล้ว จะแก้ไขไม่ได้จนกว่าใบจะยังอยู่ในสถานะ “รออนุมัติ” เท่านั้น (ดูหัวข้อ </w:t>
-      </w:r>
-      <w:r>
-        <w:rPr>
-          <w:i/>
-          <w:iCs/>
-          <w:color w:val="666666"/>
-          <w:sz w:val="22"/>
-          <w:szCs w:val="22"/>
-        </w:rPr>
-        <w:t>4</w:t>
-      </w:r>
-      <w:r>
-        <w:rPr>
-          <w:i/>
-          <w:iCs/>
-          <w:color w:val="666666"/>
-          <w:sz w:val="22"/>
-          <w:szCs w:val="22"/>
-          <w:cs/>
-        </w:rPr>
-        <w:t>.</w:t>
-      </w:r>
-      <w:r>
-        <w:rPr>
-          <w:i/>
-          <w:iCs/>
-          <w:color w:val="666666"/>
-          <w:sz w:val="22"/>
-          <w:szCs w:val="22"/>
-        </w:rPr>
-        <w:t>3</w:t>
-      </w:r>
-      <w:r>
-        <w:rPr>
-          <w:i/>
-          <w:iCs/>
-          <w:color w:val="666666"/>
-          <w:sz w:val="22"/>
-          <w:szCs w:val="22"/>
-          <w:cs/>
-        </w:rPr>
-        <w:t>) หากใบถูกอนุมัติ/ไม่อนุมัติ/จ่ายแล้ว หรือยกเลิกแล้ว จะแก้ไขไม่ได้อีก</w:t>
-      </w:r>
-    </w:p>
-    <w:p>
-      <w:pPr>
-        <w:pBdr>
-          <w:left w:val="single" w:sz="16" w:space="8" w:color="666666"/>
-        </w:pBdr>
-        <w:spacing w:before="60" w:after="160"/>
-        <w:ind w:left="360"/>
-      </w:pPr>
-      <w:r>
-        <w:rPr>
-          <w:i/>
-          <w:iCs/>
-          <w:color w:val="666666"/>
-          <w:sz w:val="22"/>
-          <w:szCs w:val="22"/>
-          <w:cs/>
-        </w:rPr>
-        <w:t>หมายเหตุ: สามารถขอเบิกเกินยอดคงเหลือปัจจุบันได้ ระบบจะเตือนด้วยกรอบสี แต่ยังส่งได้ตามป</w:t>
-      </w:r>
-      <w:r>
-        <w:rPr>
-          <w:i/>
-          <w:iCs/>
-          <w:color w:val="666666"/>
-          <w:sz w:val="22"/>
-          <w:szCs w:val="22"/>
-          <w:cs/>
-        </w:rPr>
-        <w:t>กติ เพราะกว่าจะอนุมัติและจ่ายของจริง สต๊อกอาจมีการรับเข้าเพิ่มแล้ว — หากของไม่พอจริงตอนจ่าย ฝ่ายคลังจะจ่ายให้เท่าที่มีก่อน ส่วนที่ขาดจะค้างไว้ให้จ่ายรอบถัดไป</w:t>
-      </w:r>
-    </w:p>
-    <w:p>
-      <w:r>
-        <w:rPr>
-          <w:cs/>
-        </w:rPr>
-        <w:br w:type="page"/>
-      </w:r>
-    </w:p>
-    <w:p>
-      <w:pPr>
-        <w:pStyle w:val="Heading1"/>
-        <w:pBdr>
-          <w:bottom w:val="single" w:sz="6" w:space="4" w:color="1F3864"/>
-        </w:pBdr>
-        <w:spacing w:before="400" w:after="200"/>
-      </w:pPr>
-      <w:bookmarkStart w:id="8" w:name="_Toc240985634"/>
-      <w:r>
-        <w:rPr>
-          <w:b/>
-          <w:bCs/>
-          <w:color w:val="1F3864"/>
-        </w:rPr>
-        <w:lastRenderedPageBreak/>
-        <w:t>4</w:t>
-      </w:r>
-      <w:r>
-        <w:rPr>
-          <w:b/>
-          <w:bCs/>
-          <w:color w:val="1F3864"/>
-          <w:cs/>
-        </w:rPr>
-        <w:t>. ติดตามสถานะใบเบิกของคุณ</w:t>
-      </w:r>
-      <w:bookmarkEnd w:id="8"/>
+        <w:t>หน้าจอทำรายการเบิก</w:t>
+      </w:r>
+      <w:bookmarkEnd w:id="6"/>
     </w:p>
     <w:p>
       <w:pPr>
@@ -3469,22 +3559,7 @@
         <w:rPr>
           <w:cs/>
         </w:rPr>
-        <w:t xml:space="preserve">เข้าเมนู “เบิกสินค้า </w:t>
-      </w:r>
-      <w:r>
-        <w:t xml:space="preserve">&gt; </w:t>
-      </w:r>
-      <w:r>
-        <w:rPr>
-          <w:cs/>
-        </w:rPr>
-        <w:t>รายการใบเบิก” จะเห็นเฉพาะใบเบิกที่ตนเองเป็นผู้</w:t>
-      </w:r>
-      <w:r>
-        <w:rPr>
-          <w:cs/>
-        </w:rPr>
-        <w:t>ขอเท่านั้น</w:t>
+        <w:t>สังเกตช่อง “หน่วยงานที่ขอเบิก” — ระบบล็อกไว้ที่หน่วยงานต้นสังกัดของท่านให้อัตโนมัติเสมอ (ในภาพคือ “จัดซื้อ”) ไม่สามารถเปลี่ยนเป็นหน่วยงานอื่นได้</w:t>
       </w:r>
     </w:p>
     <w:p>
@@ -3503,10 +3578,10 @@
           <w:noProof/>
         </w:rPr>
         <w:drawing>
-          <wp:inline distT="0" distB="0" distL="0" distR="0" wp14:anchorId="275F2BF0" wp14:editId="092568B0">
+          <wp:inline distT="0" distB="0" distL="0" distR="0" wp14:anchorId="70175201" wp14:editId="49B1E327">
             <wp:extent cx="5715000" cy="3571875"/>
-            <wp:effectExtent l="0" t="0" r="0" b="0"/>
-            <wp:docPr id="4" name="Picture 4"/>
+            <wp:effectExtent l="0" t="0" r="0" b="9525"/>
+            <wp:docPr id="12" name="Picture 12"/>
             <wp:cNvGraphicFramePr>
               <a:graphicFrameLocks xmlns:a="http://schemas.openxmlformats.org/drawingml/2006/main" noChangeAspect="1"/>
             </wp:cNvGraphicFramePr>
@@ -3514,19 +3589,22 @@
               <a:graphicData uri="http://schemas.openxmlformats.org/drawingml/2006/picture">
                 <pic:pic xmlns:pic="http://schemas.openxmlformats.org/drawingml/2006/picture">
                   <pic:nvPicPr>
-                    <pic:cNvPr id="0" name=""/>
-                    <pic:cNvPicPr>
-                      <a:picLocks noChangeAspect="1" noChangeArrowheads="1"/>
-                    </pic:cNvPicPr>
+                    <pic:cNvPr id="12" name=""/>
+                    <pic:cNvPicPr/>
                   </pic:nvPicPr>
                   <pic:blipFill>
-                    <a:blip r:embed="rId11"/>
-                    <a:srcRect/>
+                    <a:blip r:embed="rId10" cstate="print">
+                      <a:extLst>
+                        <a:ext uri="{28A0092B-C50C-407E-A947-70E740481C1C}">
+                          <a14:useLocalDpi xmlns:a14="http://schemas.microsoft.com/office/drawing/2010/main" val="0"/>
+                        </a:ext>
+                      </a:extLst>
+                    </a:blip>
                     <a:stretch>
                       <a:fillRect/>
                     </a:stretch>
                   </pic:blipFill>
-                  <pic:spPr bwMode="auto">
+                  <pic:spPr>
                     <a:xfrm>
                       <a:off x="0" y="0"/>
                       <a:ext cx="5715000" cy="3571875"/>
@@ -3566,7 +3644,7 @@
           <w:sz w:val="20"/>
           <w:szCs w:val="20"/>
         </w:rPr>
-        <w:t>4</w:t>
+        <w:t>3</w:t>
       </w:r>
       <w:r>
         <w:rPr>
@@ -3587,7 +3665,7 @@
           <w:sz w:val="20"/>
           <w:szCs w:val="20"/>
         </w:rPr>
-        <w:t xml:space="preserve">1 </w:t>
+        <w:t xml:space="preserve">2 </w:t>
       </w:r>
       <w:r>
         <w:rPr>
@@ -3598,15 +3676,16 @@
           <w:szCs w:val="20"/>
           <w:cs/>
         </w:rPr>
-        <w:t>หน้ารายการใบเบิก — เห็นเฉพาะใบของตนเอง</w:t>
+        <w:t>หน้าทำรายการเบิก — หน่วยงานถูกล็อกไว้ที่หน่วยงานต้นสังกัด</w:t>
       </w:r>
     </w:p>
     <w:p>
       <w:pPr>
         <w:pStyle w:val="Heading2"/>
+        <w:keepNext/>
         <w:spacing w:before="320" w:after="160"/>
       </w:pPr>
-      <w:bookmarkStart w:id="9" w:name="_Toc240985635"/>
+      <w:bookmarkStart w:id="7" w:name="_Toc242174330"/>
       <w:r>
         <w:rPr>
           <w:b/>
@@ -3615,7 +3694,7 @@
           <w:sz w:val="28"/>
           <w:szCs w:val="28"/>
         </w:rPr>
-        <w:t>4</w:t>
+        <w:t>3</w:t>
       </w:r>
       <w:r>
         <w:rPr>
@@ -3636,7 +3715,7 @@
           <w:sz w:val="28"/>
           <w:szCs w:val="28"/>
         </w:rPr>
-        <w:t xml:space="preserve">1 </w:t>
+        <w:t xml:space="preserve">3 </w:t>
       </w:r>
       <w:r>
         <w:rPr>
@@ -3647,9 +3726,680 @@
           <w:szCs w:val="28"/>
           <w:cs/>
         </w:rPr>
+        <w:t>ขั้นตอนการทำรายการ</w:t>
+      </w:r>
+      <w:bookmarkEnd w:id="7"/>
+    </w:p>
+    <w:p>
+      <w:pPr>
+        <w:pStyle w:val="ListParagraph"/>
+        <w:numPr>
+          <w:ilvl w:val="0"/>
+          <w:numId w:val="3"/>
+        </w:numPr>
+        <w:spacing w:after="100"/>
+      </w:pPr>
+      <w:r>
+        <w:rPr>
+          <w:cs/>
+        </w:rPr>
+        <w:t>ตรวจสอบวันที่เอกสาร (ค่าเริ่มต้นเป็นวันนี้)</w:t>
+      </w:r>
+    </w:p>
+    <w:p>
+      <w:pPr>
+        <w:pStyle w:val="ListParagraph"/>
+        <w:numPr>
+          <w:ilvl w:val="0"/>
+          <w:numId w:val="3"/>
+        </w:numPr>
+        <w:spacing w:after="100"/>
+      </w:pPr>
+      <w:r>
+        <w:rPr>
+          <w:cs/>
+        </w:rPr>
+        <w:t>มองหาสินค้าที่ต้องการในรายการฝั่งซ้าย “สินค้าทั้งหมด” — ใช้ช่องค้นหาหรือตัวกรองหมวดหมู่ช่วยได้ หรือยิงบาร์โค้ดของสินค้าโดยตรงถ้ามีเครื่องยิง</w:t>
+      </w:r>
+    </w:p>
+    <w:p>
+      <w:pPr>
+        <w:pStyle w:val="ListParagraph"/>
+        <w:numPr>
+          <w:ilvl w:val="0"/>
+          <w:numId w:val="3"/>
+        </w:numPr>
+        <w:spacing w:after="100"/>
+      </w:pPr>
+      <w:r>
+        <w:rPr>
+          <w:cs/>
+        </w:rPr>
+        <w:t>คลิกที่สินค้าที่ต้องการ สินค้านั้นจะถูกย้ายไปอยู่ในรายการฝั่งขวา “รายการที่จะเบิก” โดยอัตโนมัติ</w:t>
+      </w:r>
+    </w:p>
+    <w:p>
+      <w:pPr>
+        <w:pStyle w:val="ListParagraph"/>
+        <w:numPr>
+          <w:ilvl w:val="0"/>
+          <w:numId w:val="3"/>
+        </w:numPr>
+        <w:spacing w:after="100"/>
+      </w:pPr>
+      <w:r>
+        <w:rPr>
+          <w:cs/>
+        </w:rPr>
+        <w:t>ปรับจำนวนที่ต้องการในฝั่งขวา ด้วยปุ่ม −/+ หรือพิมพ์ตัวเลขลงในช่องโดยตรง</w:t>
+      </w:r>
+    </w:p>
+    <w:p>
+      <w:pPr>
+        <w:pStyle w:val="ListParagraph"/>
+        <w:numPr>
+          <w:ilvl w:val="0"/>
+          <w:numId w:val="3"/>
+        </w:numPr>
+        <w:spacing w:after="100"/>
+      </w:pPr>
+      <w:r>
+        <w:rPr>
+          <w:cs/>
+        </w:rPr>
+        <w:t>ทำซ้ำจนครบทุกรายการที่ต้องการเบิก (คลิกสินค้าซ้ำอีกครั้ง = เอาออกจากรายการ)</w:t>
+      </w:r>
+    </w:p>
+    <w:p>
+      <w:pPr>
+        <w:pStyle w:val="ListParagraph"/>
+        <w:numPr>
+          <w:ilvl w:val="0"/>
+          <w:numId w:val="3"/>
+        </w:numPr>
+        <w:spacing w:after="100"/>
+      </w:pPr>
+      <w:r>
+        <w:rPr>
+          <w:cs/>
+        </w:rPr>
+        <w:t>กรอกหมายเหตุเพิ่มเติมถ้ามี แล้วตรวจสอบสรุปจำนวนรายการ/จำนวนรวมท้ายรายการให้ถูกต้อง</w:t>
+      </w:r>
+    </w:p>
+    <w:p>
+      <w:pPr>
+        <w:pStyle w:val="ListParagraph"/>
+        <w:numPr>
+          <w:ilvl w:val="0"/>
+          <w:numId w:val="3"/>
+        </w:numPr>
+        <w:spacing w:after="100"/>
+      </w:pPr>
+      <w:r>
+        <w:rPr>
+          <w:cs/>
+        </w:rPr>
+        <w:t>กดปุ่ม “บันทึกเอกสาร” จะมีกล่องยืนยันเด้งขึ้นมาสรุปจำนวนรายการที่จะส่ง กดยืนยันเพื่อส่งใบเบิกให้ผู้อนุมัติของหน่วยงานพิจารณาทันที</w:t>
+      </w:r>
+    </w:p>
+    <w:p>
+      <w:pPr>
+        <w:pBdr>
+          <w:left w:val="single" w:sz="16" w:space="8" w:color="666666"/>
+        </w:pBdr>
+        <w:spacing w:before="60" w:after="160"/>
+        <w:ind w:left="360"/>
+      </w:pPr>
+      <w:r>
+        <w:rPr>
+          <w:i/>
+          <w:iCs/>
+          <w:color w:val="666666"/>
+          <w:sz w:val="22"/>
+          <w:szCs w:val="22"/>
+          <w:cs/>
+        </w:rPr>
+        <w:t xml:space="preserve">หมายเหตุ: หลังส่งใบเบิกแล้ว จะแก้ไขไม่ได้จนกว่าใบจะยังอยู่ในสถานะ “รออนุมัติ” เท่านั้น (ดูหัวข้อ </w:t>
+      </w:r>
+      <w:r>
+        <w:rPr>
+          <w:i/>
+          <w:iCs/>
+          <w:color w:val="666666"/>
+          <w:sz w:val="22"/>
+          <w:szCs w:val="22"/>
+        </w:rPr>
+        <w:t>4</w:t>
+      </w:r>
+      <w:r>
+        <w:rPr>
+          <w:i/>
+          <w:iCs/>
+          <w:color w:val="666666"/>
+          <w:sz w:val="22"/>
+          <w:szCs w:val="22"/>
+          <w:cs/>
+        </w:rPr>
+        <w:t>.</w:t>
+      </w:r>
+      <w:r>
+        <w:rPr>
+          <w:i/>
+          <w:iCs/>
+          <w:color w:val="666666"/>
+          <w:sz w:val="22"/>
+          <w:szCs w:val="22"/>
+        </w:rPr>
+        <w:t>3</w:t>
+      </w:r>
+      <w:r>
+        <w:rPr>
+          <w:i/>
+          <w:iCs/>
+          <w:color w:val="666666"/>
+          <w:sz w:val="22"/>
+          <w:szCs w:val="22"/>
+          <w:cs/>
+        </w:rPr>
+        <w:t>) หากใบถูกอนุมัติ/ไม่อนุมัติ/จ่ายแล้ว หรือยกเลิกแล้ว จะแก้ไขไม่ได้อีก</w:t>
+      </w:r>
+    </w:p>
+    <w:p>
+      <w:pPr>
+        <w:pBdr>
+          <w:left w:val="single" w:sz="16" w:space="8" w:color="666666"/>
+        </w:pBdr>
+        <w:spacing w:before="60" w:after="160"/>
+        <w:ind w:left="360"/>
+      </w:pPr>
+      <w:r>
+        <w:rPr>
+          <w:i/>
+          <w:iCs/>
+          <w:color w:val="666666"/>
+          <w:sz w:val="22"/>
+          <w:szCs w:val="22"/>
+          <w:cs/>
+        </w:rPr>
+        <w:t>หมายเหตุ: สามารถขอเบิกเกินยอดคงเหลือปัจจุบันได้ ระบบจะเตือนด้วยกรอบสี แต่ยังส่งได้ตามปกติ เพราะกว่าจะอนุมัติและจ่ายของจริง สต๊อกอาจมีการรับเข้าเพิ่มแล้ว — หากของไม่พอจริงตอนจ่าย ฝ่ายคลังจะจ่ายให้เท่าที่มีก่อน ส่วนที่ขาดจะค้างไว้ให้จ่ายรอบถัดไป</w:t>
+      </w:r>
+    </w:p>
+    <w:p>
+      <w:pPr>
+        <w:pStyle w:val="Heading2"/>
+        <w:keepNext/>
+        <w:spacing w:before="320" w:after="160"/>
+      </w:pPr>
+      <w:bookmarkStart w:id="8" w:name="_Toc242174331"/>
+      <w:r>
+        <w:rPr>
+          <w:b/>
+          <w:bCs/>
+          <w:color w:val="2E5FA3"/>
+          <w:sz w:val="28"/>
+          <w:szCs w:val="28"/>
+        </w:rPr>
+        <w:lastRenderedPageBreak/>
+        <w:t>3</w:t>
+      </w:r>
+      <w:r>
+        <w:rPr>
+          <w:b/>
+          <w:bCs/>
+          <w:color w:val="2E5FA3"/>
+          <w:sz w:val="28"/>
+          <w:szCs w:val="28"/>
+          <w:cs/>
+        </w:rPr>
+        <w:t>.</w:t>
+      </w:r>
+      <w:r>
+        <w:rPr>
+          <w:b/>
+          <w:bCs/>
+          <w:color w:val="2E5FA3"/>
+          <w:sz w:val="28"/>
+          <w:szCs w:val="28"/>
+        </w:rPr>
+        <w:t xml:space="preserve">4 </w:t>
+      </w:r>
+      <w:r>
+        <w:rPr>
+          <w:b/>
+          <w:bCs/>
+          <w:color w:val="2E5FA3"/>
+          <w:sz w:val="28"/>
+          <w:szCs w:val="28"/>
+          <w:cs/>
+        </w:rPr>
+        <w:t>เบิกวัสดุให้พนักงานใหม่</w:t>
+      </w:r>
+      <w:bookmarkEnd w:id="8"/>
+    </w:p>
+    <w:p>
+      <w:pPr>
+        <w:spacing w:after="120"/>
+      </w:pPr>
+      <w:r>
+        <w:rPr>
+          <w:cs/>
+        </w:rPr>
+        <w:t xml:space="preserve">เมื่อหน่วยงานของท่านมีพนักงานเข้าใหม่ เข้าเมนู “เบิกสินค้า </w:t>
+      </w:r>
+      <w:r>
+        <w:t xml:space="preserve">&gt; </w:t>
+      </w:r>
+      <w:r>
+        <w:rPr>
+          <w:cs/>
+        </w:rPr>
+        <w:t>เบิกพนักงานใหม่” เพื่อเบิกชุดเครื่องเขียนและวัสดุสำนักงานให้ (ใช้แทนแบบฟอร์มกระดาษเดิม) ช่องหน่วยงานถูกล็อกไว้ที่หน่วยงานต้นสังกัดของท่าน</w:t>
+      </w:r>
+    </w:p>
+    <w:p>
+      <w:pPr>
+        <w:keepNext/>
+        <w:pBdr>
+          <w:top w:val="single" w:sz="4" w:space="4" w:color="BFBFBF"/>
+          <w:left w:val="single" w:sz="4" w:space="4" w:color="BFBFBF"/>
+          <w:bottom w:val="single" w:sz="4" w:space="4" w:color="BFBFBF"/>
+          <w:right w:val="single" w:sz="4" w:space="4" w:color="BFBFBF"/>
+        </w:pBdr>
+        <w:spacing w:before="120" w:after="60"/>
+        <w:jc w:val="center"/>
+      </w:pPr>
+      <w:r>
+        <w:rPr>
+          <w:noProof/>
+        </w:rPr>
+        <w:drawing>
+          <wp:inline distT="0" distB="0" distL="0" distR="0" wp14:anchorId="4864337F" wp14:editId="4718714B">
+            <wp:extent cx="5715000" cy="5953125"/>
+            <wp:effectExtent l="0" t="0" r="0" b="9525"/>
+            <wp:docPr id="9" name="Picture 9"/>
+            <wp:cNvGraphicFramePr>
+              <a:graphicFrameLocks xmlns:a="http://schemas.openxmlformats.org/drawingml/2006/main" noChangeAspect="1"/>
+            </wp:cNvGraphicFramePr>
+            <a:graphic xmlns:a="http://schemas.openxmlformats.org/drawingml/2006/main">
+              <a:graphicData uri="http://schemas.openxmlformats.org/drawingml/2006/picture">
+                <pic:pic xmlns:pic="http://schemas.openxmlformats.org/drawingml/2006/picture">
+                  <pic:nvPicPr>
+                    <pic:cNvPr id="9" name=""/>
+                    <pic:cNvPicPr/>
+                  </pic:nvPicPr>
+                  <pic:blipFill>
+                    <a:blip r:embed="rId11" cstate="print">
+                      <a:extLst>
+                        <a:ext uri="{28A0092B-C50C-407E-A947-70E740481C1C}">
+                          <a14:useLocalDpi xmlns:a14="http://schemas.microsoft.com/office/drawing/2010/main" val="0"/>
+                        </a:ext>
+                      </a:extLst>
+                    </a:blip>
+                    <a:stretch>
+                      <a:fillRect/>
+                    </a:stretch>
+                  </pic:blipFill>
+                  <pic:spPr>
+                    <a:xfrm>
+                      <a:off x="0" y="0"/>
+                      <a:ext cx="5715000" cy="5953125"/>
+                    </a:xfrm>
+                    <a:prstGeom prst="rect">
+                      <a:avLst/>
+                    </a:prstGeom>
+                  </pic:spPr>
+                </pic:pic>
+              </a:graphicData>
+            </a:graphic>
+          </wp:inline>
+        </w:drawing>
+      </w:r>
+    </w:p>
+    <w:p>
+      <w:pPr>
+        <w:spacing w:after="200"/>
+        <w:jc w:val="center"/>
+      </w:pPr>
+      <w:r>
+        <w:rPr>
+          <w:i/>
+          <w:iCs/>
+          <w:color w:val="666666"/>
+          <w:sz w:val="20"/>
+          <w:szCs w:val="20"/>
+          <w:cs/>
+        </w:rPr>
+        <w:t>ภาพที่ 3.3 หน้าเบิกพนักงานใหม่ — หน่วยงานถูกล็อกไว้ที่หน่วยงานต้นสังกัด</w:t>
+      </w:r>
+    </w:p>
+    <w:p>
+      <w:pPr>
+        <w:pStyle w:val="ListParagraph"/>
+        <w:numPr>
+          <w:ilvl w:val="0"/>
+          <w:numId w:val="5"/>
+        </w:numPr>
+        <w:spacing w:after="100"/>
+      </w:pPr>
+      <w:r>
+        <w:rPr>
+          <w:cs/>
+        </w:rPr>
+        <w:t>กรอกข้อมูลพนักงานใหม่: ชื่อ-นามสกุล</w:t>
+      </w:r>
+      <w:r>
+        <w:t xml:space="preserve">, </w:t>
+      </w:r>
+      <w:r>
+        <w:rPr>
+          <w:cs/>
+        </w:rPr>
+        <w:t>ตำแหน่ง</w:t>
+      </w:r>
+      <w:r>
+        <w:t xml:space="preserve">, </w:t>
+      </w:r>
+      <w:r>
+        <w:rPr>
+          <w:cs/>
+        </w:rPr>
+        <w:t>วันที่เริ่มงาน (ลงล่วงหน้าได้) และรหัสพนักงานถ้ามี — พนักงานยังไม่ต้องมีบัญชีในระบบ ท่านเป็นผู้ขอเบิกแทน</w:t>
+      </w:r>
+    </w:p>
+    <w:p>
+      <w:pPr>
+        <w:pStyle w:val="ListParagraph"/>
+        <w:numPr>
+          <w:ilvl w:val="0"/>
+          <w:numId w:val="5"/>
+        </w:numPr>
+        <w:spacing w:after="100"/>
+      </w:pPr>
+      <w:r>
+        <w:rPr>
+          <w:cs/>
+        </w:rPr>
+        <w:t>ตรวจ “รายการเครื่องเขียนพื้นฐาน” ที่ระบบใส่ให้แล้ว ปรับจำนวนด้วยปุ่ม −/+ หรือเอาเครื่องหมายถูกออกถ้าไม่ต้องการ รายการที่มีป้าย “ต้องคืน” พนักงานต้องส่งคืนเมื่อลาออก</w:t>
+      </w:r>
+    </w:p>
+    <w:p>
+      <w:pPr>
+        <w:pStyle w:val="ListParagraph"/>
+        <w:numPr>
+          <w:ilvl w:val="0"/>
+          <w:numId w:val="5"/>
+        </w:numPr>
+        <w:spacing w:after="100"/>
+      </w:pPr>
+      <w:r>
+        <w:rPr>
+          <w:cs/>
+        </w:rPr>
+        <w:t>ถ้าตำแหน่งนั้นต้องใช้ของเพิ่ม (เช่น เครื่องคิดเลข แม็กเย็บ) เลือกจากรายการฝั่งซ้ายในขั้นที่ 3 แล้วกรอกจำนวนในฝั่งขวา — ทุกรายการในขั้นนี้ต้องคืน</w:t>
+      </w:r>
+    </w:p>
+    <w:p>
+      <w:pPr>
+        <w:pStyle w:val="ListParagraph"/>
+        <w:numPr>
+          <w:ilvl w:val="0"/>
+          <w:numId w:val="5"/>
+        </w:numPr>
+        <w:spacing w:after="100"/>
+      </w:pPr>
+      <w:r>
+        <w:rPr>
+          <w:cs/>
+        </w:rPr>
+        <w:t>อ่านกรอบหมายเหตุท้ายฟอร์ม ตรวจแถบสรุปล่างจอ แล้วกด “ส่งใบเบิก” และยืนยัน</w:t>
+      </w:r>
+    </w:p>
+    <w:p>
+      <w:pPr>
+        <w:pBdr>
+          <w:left w:val="single" w:sz="16" w:space="8" w:color="666666"/>
+        </w:pBdr>
+        <w:spacing w:before="60" w:after="160"/>
+        <w:ind w:left="360"/>
+      </w:pPr>
+      <w:r>
+        <w:rPr>
+          <w:i/>
+          <w:iCs/>
+          <w:color w:val="666666"/>
+          <w:sz w:val="22"/>
+          <w:szCs w:val="22"/>
+          <w:cs/>
+        </w:rPr>
+        <w:t>หมายเหตุ: ใบเบิกพนักงานใหม่แก้ไขไม่ได้หลังส่ง หากกรอกผิดให้ยกเลิกใบเดิม (ระหว่างที่ยังรออนุมัติ) แล้วทำใบใหม่</w:t>
+      </w:r>
+    </w:p>
+    <w:p>
+      <w:r>
+        <w:rPr>
+          <w:cs/>
+        </w:rPr>
+        <w:lastRenderedPageBreak/>
+        <w:br w:type="page"/>
+      </w:r>
+    </w:p>
+    <w:p>
+      <w:pPr>
+        <w:pStyle w:val="Heading1"/>
+        <w:keepNext/>
+        <w:pBdr>
+          <w:bottom w:val="single" w:sz="6" w:space="4" w:color="1F3864"/>
+        </w:pBdr>
+        <w:spacing w:before="400" w:after="200"/>
+      </w:pPr>
+      <w:bookmarkStart w:id="9" w:name="_Toc242174332"/>
+      <w:r>
+        <w:rPr>
+          <w:b/>
+          <w:bCs/>
+          <w:color w:val="1F3864"/>
+        </w:rPr>
+        <w:lastRenderedPageBreak/>
+        <w:t>4</w:t>
+      </w:r>
+      <w:r>
+        <w:rPr>
+          <w:b/>
+          <w:bCs/>
+          <w:color w:val="1F3864"/>
+          <w:cs/>
+        </w:rPr>
+        <w:t>. ติดตามสถานะใบเบิกของคุณ</w:t>
+      </w:r>
+      <w:bookmarkEnd w:id="9"/>
+    </w:p>
+    <w:p>
+      <w:pPr>
+        <w:spacing w:after="120"/>
+      </w:pPr>
+      <w:r>
+        <w:rPr>
+          <w:cs/>
+        </w:rPr>
+        <w:t xml:space="preserve">เข้าเมนู “เบิกสินค้า </w:t>
+      </w:r>
+      <w:r>
+        <w:t xml:space="preserve">&gt; </w:t>
+      </w:r>
+      <w:r>
+        <w:rPr>
+          <w:cs/>
+        </w:rPr>
+        <w:t>รายการใบเบิก” จะเห็นเฉพาะใบเบิกที่ตนเองเป็นผู้ขอเท่านั้น</w:t>
+      </w:r>
+    </w:p>
+    <w:p>
+      <w:pPr>
+        <w:pBdr>
+          <w:top w:val="single" w:sz="4" w:space="4" w:color="BFBFBF"/>
+          <w:left w:val="single" w:sz="4" w:space="4" w:color="BFBFBF"/>
+          <w:bottom w:val="single" w:sz="4" w:space="4" w:color="BFBFBF"/>
+          <w:right w:val="single" w:sz="4" w:space="4" w:color="BFBFBF"/>
+        </w:pBdr>
+        <w:spacing w:before="120" w:after="60"/>
+        <w:jc w:val="center"/>
+      </w:pPr>
+      <w:r>
+        <w:rPr>
+          <w:noProof/>
+        </w:rPr>
+        <w:drawing>
+          <wp:inline distT="0" distB="0" distL="0" distR="0" wp14:anchorId="0FBF2224" wp14:editId="328D7507">
+            <wp:extent cx="5715000" cy="3571875"/>
+            <wp:effectExtent l="0" t="0" r="0" b="9525"/>
+            <wp:docPr id="13" name="Picture 13"/>
+            <wp:cNvGraphicFramePr>
+              <a:graphicFrameLocks xmlns:a="http://schemas.openxmlformats.org/drawingml/2006/main" noChangeAspect="1"/>
+            </wp:cNvGraphicFramePr>
+            <a:graphic xmlns:a="http://schemas.openxmlformats.org/drawingml/2006/main">
+              <a:graphicData uri="http://schemas.openxmlformats.org/drawingml/2006/picture">
+                <pic:pic xmlns:pic="http://schemas.openxmlformats.org/drawingml/2006/picture">
+                  <pic:nvPicPr>
+                    <pic:cNvPr id="13" name=""/>
+                    <pic:cNvPicPr/>
+                  </pic:nvPicPr>
+                  <pic:blipFill>
+                    <a:blip r:embed="rId12" cstate="print">
+                      <a:extLst>
+                        <a:ext uri="{28A0092B-C50C-407E-A947-70E740481C1C}">
+                          <a14:useLocalDpi xmlns:a14="http://schemas.microsoft.com/office/drawing/2010/main" val="0"/>
+                        </a:ext>
+                      </a:extLst>
+                    </a:blip>
+                    <a:stretch>
+                      <a:fillRect/>
+                    </a:stretch>
+                  </pic:blipFill>
+                  <pic:spPr>
+                    <a:xfrm>
+                      <a:off x="0" y="0"/>
+                      <a:ext cx="5715000" cy="3571875"/>
+                    </a:xfrm>
+                    <a:prstGeom prst="rect">
+                      <a:avLst/>
+                    </a:prstGeom>
+                  </pic:spPr>
+                </pic:pic>
+              </a:graphicData>
+            </a:graphic>
+          </wp:inline>
+        </w:drawing>
+      </w:r>
+    </w:p>
+    <w:p>
+      <w:pPr>
+        <w:spacing w:after="200"/>
+        <w:jc w:val="center"/>
+      </w:pPr>
+      <w:r>
+        <w:rPr>
+          <w:i/>
+          <w:iCs/>
+          <w:color w:val="666666"/>
+          <w:sz w:val="20"/>
+          <w:szCs w:val="20"/>
+          <w:cs/>
+        </w:rPr>
+        <w:t xml:space="preserve">ภาพที่ </w:t>
+      </w:r>
+      <w:r>
+        <w:rPr>
+          <w:i/>
+          <w:iCs/>
+          <w:color w:val="666666"/>
+          <w:sz w:val="20"/>
+          <w:szCs w:val="20"/>
+        </w:rPr>
+        <w:t>4</w:t>
+      </w:r>
+      <w:r>
+        <w:rPr>
+          <w:i/>
+          <w:iCs/>
+          <w:color w:val="666666"/>
+          <w:sz w:val="20"/>
+          <w:szCs w:val="20"/>
+          <w:cs/>
+        </w:rPr>
+        <w:t>.</w:t>
+      </w:r>
+      <w:r>
+        <w:rPr>
+          <w:i/>
+          <w:iCs/>
+          <w:color w:val="666666"/>
+          <w:sz w:val="20"/>
+          <w:szCs w:val="20"/>
+        </w:rPr>
+        <w:t xml:space="preserve">1 </w:t>
+      </w:r>
+      <w:r>
+        <w:rPr>
+          <w:i/>
+          <w:iCs/>
+          <w:color w:val="666666"/>
+          <w:sz w:val="20"/>
+          <w:szCs w:val="20"/>
+          <w:cs/>
+        </w:rPr>
+        <w:t>หน้ารายการใบเบิก — เห็นเฉพาะใบของตนเอง</w:t>
+      </w:r>
+    </w:p>
+    <w:p>
+      <w:pPr>
+        <w:pStyle w:val="Heading2"/>
+        <w:keepNext/>
+        <w:spacing w:before="320" w:after="160"/>
+      </w:pPr>
+      <w:bookmarkStart w:id="10" w:name="_Toc242174333"/>
+      <w:r>
+        <w:rPr>
+          <w:b/>
+          <w:bCs/>
+          <w:color w:val="2E5FA3"/>
+          <w:sz w:val="28"/>
+          <w:szCs w:val="28"/>
+        </w:rPr>
+        <w:t>4</w:t>
+      </w:r>
+      <w:r>
+        <w:rPr>
+          <w:b/>
+          <w:bCs/>
+          <w:color w:val="2E5FA3"/>
+          <w:sz w:val="28"/>
+          <w:szCs w:val="28"/>
+          <w:cs/>
+        </w:rPr>
+        <w:t>.</w:t>
+      </w:r>
+      <w:r>
+        <w:rPr>
+          <w:b/>
+          <w:bCs/>
+          <w:color w:val="2E5FA3"/>
+          <w:sz w:val="28"/>
+          <w:szCs w:val="28"/>
+        </w:rPr>
+        <w:t xml:space="preserve">1 </w:t>
+      </w:r>
+      <w:r>
+        <w:rPr>
+          <w:b/>
+          <w:bCs/>
+          <w:color w:val="2E5FA3"/>
+          <w:sz w:val="28"/>
+          <w:szCs w:val="28"/>
+          <w:cs/>
+        </w:rPr>
         <w:t>สถานะของใบเบิก</w:t>
       </w:r>
-      <w:bookmarkEnd w:id="9"/>
+      <w:bookmarkEnd w:id="10"/>
     </w:p>
     <w:tbl>
       <w:tblPr>
@@ -3674,12 +4424,6 @@
         <w:gridCol w:w="5046"/>
       </w:tblGrid>
       <w:tr>
-        <w:tblPrEx>
-          <w:tblCellMar>
-            <w:top w:w="0" w:type="dxa"/>
-            <w:bottom w:w="0" w:type="dxa"/>
-          </w:tblCellMar>
-        </w:tblPrEx>
         <w:trPr>
           <w:tblHeader/>
         </w:trPr>
@@ -3772,12 +4516,6 @@
         </w:tc>
       </w:tr>
       <w:tr>
-        <w:tblPrEx>
-          <w:tblCellMar>
-            <w:top w:w="0" w:type="dxa"/>
-            <w:bottom w:w="0" w:type="dxa"/>
-          </w:tblCellMar>
-        </w:tblPrEx>
         <w:tc>
           <w:tcPr>
             <w:tcW w:w="2200" w:type="dxa"/>
@@ -3845,12 +4583,6 @@
         </w:tc>
       </w:tr>
       <w:tr>
-        <w:tblPrEx>
-          <w:tblCellMar>
-            <w:top w:w="0" w:type="dxa"/>
-            <w:bottom w:w="0" w:type="dxa"/>
-          </w:tblCellMar>
-        </w:tblPrEx>
         <w:tc>
           <w:tcPr>
             <w:tcW w:w="2200" w:type="dxa"/>
@@ -3921,12 +4653,6 @@
         </w:tc>
       </w:tr>
       <w:tr>
-        <w:tblPrEx>
-          <w:tblCellMar>
-            <w:top w:w="0" w:type="dxa"/>
-            <w:bottom w:w="0" w:type="dxa"/>
-          </w:tblCellMar>
-        </w:tblPrEx>
         <w:tc>
           <w:tcPr>
             <w:tcW w:w="2200" w:type="dxa"/>
@@ -3994,12 +4720,6 @@
         </w:tc>
       </w:tr>
       <w:tr>
-        <w:tblPrEx>
-          <w:tblCellMar>
-            <w:top w:w="0" w:type="dxa"/>
-            <w:bottom w:w="0" w:type="dxa"/>
-          </w:tblCellMar>
-        </w:tblPrEx>
         <w:tc>
           <w:tcPr>
             <w:tcW w:w="2200" w:type="dxa"/>
@@ -4085,12 +4805,6 @@
         </w:tc>
       </w:tr>
       <w:tr>
-        <w:tblPrEx>
-          <w:tblCellMar>
-            <w:top w:w="0" w:type="dxa"/>
-            <w:bottom w:w="0" w:type="dxa"/>
-          </w:tblCellMar>
-        </w:tblPrEx>
         <w:tc>
           <w:tcPr>
             <w:tcW w:w="2200" w:type="dxa"/>
@@ -4161,9 +4875,10 @@
     <w:p>
       <w:pPr>
         <w:pStyle w:val="Heading2"/>
+        <w:keepNext/>
         <w:spacing w:before="320" w:after="160"/>
       </w:pPr>
-      <w:bookmarkStart w:id="10" w:name="_Toc240985636"/>
+      <w:bookmarkStart w:id="11" w:name="_Toc242174334"/>
       <w:r>
         <w:rPr>
           <w:b/>
@@ -4206,7 +4921,7 @@
         </w:rPr>
         <w:t>การดูรายละเอียดใบเบิก</w:t>
       </w:r>
-      <w:bookmarkEnd w:id="10"/>
+      <w:bookmarkEnd w:id="11"/>
     </w:p>
     <w:p>
       <w:pPr>
@@ -4240,9 +4955,10 @@
     <w:p>
       <w:pPr>
         <w:pStyle w:val="Heading2"/>
+        <w:keepNext/>
         <w:spacing w:before="320" w:after="160"/>
       </w:pPr>
-      <w:bookmarkStart w:id="11" w:name="_Toc240985637"/>
+      <w:bookmarkStart w:id="12" w:name="_Toc242174335"/>
       <w:r>
         <w:rPr>
           <w:b/>
@@ -4285,7 +5001,7 @@
         </w:rPr>
         <w:t>การแก้ไข/ยกเลิกใบเบิกของตนเอง</w:t>
       </w:r>
-      <w:bookmarkEnd w:id="11"/>
+      <w:bookmarkEnd w:id="12"/>
     </w:p>
     <w:p>
       <w:pPr>
@@ -4300,13 +5016,7 @@
         <w:rPr>
           <w:cs/>
         </w:rPr>
-        <w:t>แก้ไขได้เฉพาะใบที่ยังอยู่</w:t>
-      </w:r>
-      <w:r>
-        <w:rPr>
-          <w:cs/>
-        </w:rPr>
-        <w:t>ในสถานะ “รออนุมัติ” เท่านั้น — กดปุ่ม “แก้ไขใบเบิก” จะพาไปหน้าทำรายการเบิกในโหมดแก้ไข แก้ไขแล้วส่งใหม่จะกลับไปรออนุมัติอีกครั้ง</w:t>
+        <w:t>แก้ไขได้เฉพาะใบที่ยังอยู่ในสถานะ “รออนุมัติ” เท่านั้น — กดปุ่ม “แก้ไขใบเบิก” จะพาไปหน้าทำรายการเบิกในโหมดแก้ไข แก้ไขแล้วส่งใหม่จะกลับไปรออนุมัติอีกครั้ง</w:t>
       </w:r>
     </w:p>
     <w:p>
@@ -4343,18 +5053,211 @@
           <w:cs/>
         </w:rPr>
         <w:lastRenderedPageBreak/>
-        <w:t>ห</w:t>
-      </w:r>
+        <w:t>หมายเหตุ: หากใบเบิกถูก “ไม่อนุมัติ” หรือ “ยกเลิก” แล้ว ถือเป็นการจบขั้นตอน ไม่สามารถนำกลับมาแก้ไขได้ ต้องสร้างใบเบิกใหม่หากยังต้องการสินค้ารายการนั้น</w:t>
+      </w:r>
+    </w:p>
+    <w:p>
+      <w:pPr>
+        <w:pStyle w:val="Heading2"/>
+        <w:keepNext/>
+        <w:spacing w:before="320" w:after="160"/>
+      </w:pPr>
+      <w:bookmarkStart w:id="13" w:name="_Toc242174336"/>
+      <w:r>
+        <w:rPr>
+          <w:b/>
+          <w:bCs/>
+          <w:color w:val="2E5FA3"/>
+          <w:sz w:val="28"/>
+          <w:szCs w:val="28"/>
+        </w:rPr>
+        <w:t>4</w:t>
+      </w:r>
+      <w:r>
+        <w:rPr>
+          <w:b/>
+          <w:bCs/>
+          <w:color w:val="2E5FA3"/>
+          <w:sz w:val="28"/>
+          <w:szCs w:val="28"/>
+          <w:cs/>
+        </w:rPr>
+        <w:t>.</w:t>
+      </w:r>
+      <w:r>
+        <w:rPr>
+          <w:b/>
+          <w:bCs/>
+          <w:color w:val="2E5FA3"/>
+          <w:sz w:val="28"/>
+          <w:szCs w:val="28"/>
+        </w:rPr>
+        <w:t xml:space="preserve">4 </w:t>
+      </w:r>
+      <w:r>
+        <w:rPr>
+          <w:b/>
+          <w:bCs/>
+          <w:color w:val="2E5FA3"/>
+          <w:sz w:val="28"/>
+          <w:szCs w:val="28"/>
+          <w:cs/>
+        </w:rPr>
+        <w:t>ติดตามใบเบิกพนักงานใหม่</w:t>
+      </w:r>
+      <w:bookmarkEnd w:id="13"/>
+    </w:p>
+    <w:p>
+      <w:pPr>
+        <w:spacing w:after="120"/>
+      </w:pPr>
+      <w:r>
+        <w:rPr>
+          <w:cs/>
+        </w:rPr>
+        <w:t xml:space="preserve">ใบเบิกพนักงานใหม่ (เลขที่ขึ้นต้นด้วย </w:t>
+      </w:r>
+      <w:r>
+        <w:t>NRQ</w:t>
+      </w:r>
+      <w:r>
+        <w:rPr>
+          <w:cs/>
+        </w:rPr>
+        <w:t xml:space="preserve">-) ไม่อยู่ในหน้า “รายการใบเบิก” ให้เข้าเมนู “เบิกสินค้า </w:t>
+      </w:r>
+      <w:r>
+        <w:t xml:space="preserve">&gt; </w:t>
+      </w:r>
+      <w:r>
+        <w:rPr>
+          <w:cs/>
+        </w:rPr>
+        <w:t>ใบเบิกพนักงานใหม่” แทน จะเห็นเฉพาะใบที่ท่านเป็นผู้ทำ</w:t>
+      </w:r>
+    </w:p>
+    <w:p>
+      <w:pPr>
+        <w:keepNext/>
+        <w:pBdr>
+          <w:top w:val="single" w:sz="4" w:space="4" w:color="BFBFBF"/>
+          <w:left w:val="single" w:sz="4" w:space="4" w:color="BFBFBF"/>
+          <w:bottom w:val="single" w:sz="4" w:space="4" w:color="BFBFBF"/>
+          <w:right w:val="single" w:sz="4" w:space="4" w:color="BFBFBF"/>
+        </w:pBdr>
+        <w:spacing w:before="120" w:after="60"/>
+        <w:jc w:val="center"/>
+      </w:pPr>
+      <w:r>
+        <w:rPr>
+          <w:noProof/>
+        </w:rPr>
+        <w:drawing>
+          <wp:inline distT="0" distB="0" distL="0" distR="0" wp14:anchorId="77CF5EFD" wp14:editId="697BFAC1">
+            <wp:extent cx="5715000" cy="3413125"/>
+            <wp:effectExtent l="0" t="0" r="0" b="0"/>
+            <wp:docPr id="11" name="Picture 11"/>
+            <wp:cNvGraphicFramePr>
+              <a:graphicFrameLocks xmlns:a="http://schemas.openxmlformats.org/drawingml/2006/main" noChangeAspect="1"/>
+            </wp:cNvGraphicFramePr>
+            <a:graphic xmlns:a="http://schemas.openxmlformats.org/drawingml/2006/main">
+              <a:graphicData uri="http://schemas.openxmlformats.org/drawingml/2006/picture">
+                <pic:pic xmlns:pic="http://schemas.openxmlformats.org/drawingml/2006/picture">
+                  <pic:nvPicPr>
+                    <pic:cNvPr id="11" name=""/>
+                    <pic:cNvPicPr/>
+                  </pic:nvPicPr>
+                  <pic:blipFill>
+                    <a:blip r:embed="rId13" cstate="print">
+                      <a:extLst>
+                        <a:ext uri="{28A0092B-C50C-407E-A947-70E740481C1C}">
+                          <a14:useLocalDpi xmlns:a14="http://schemas.microsoft.com/office/drawing/2010/main" val="0"/>
+                        </a:ext>
+                      </a:extLst>
+                    </a:blip>
+                    <a:stretch>
+                      <a:fillRect/>
+                    </a:stretch>
+                  </pic:blipFill>
+                  <pic:spPr>
+                    <a:xfrm>
+                      <a:off x="0" y="0"/>
+                      <a:ext cx="5715000" cy="3413125"/>
+                    </a:xfrm>
+                    <a:prstGeom prst="rect">
+                      <a:avLst/>
+                    </a:prstGeom>
+                  </pic:spPr>
+                </pic:pic>
+              </a:graphicData>
+            </a:graphic>
+          </wp:inline>
+        </w:drawing>
+      </w:r>
+    </w:p>
+    <w:p>
+      <w:pPr>
+        <w:spacing w:after="200"/>
+        <w:jc w:val="center"/>
+      </w:pPr>
       <w:r>
         <w:rPr>
           <w:i/>
           <w:iCs/>
           <w:color w:val="666666"/>
-          <w:sz w:val="22"/>
-          <w:szCs w:val="22"/>
-          <w:cs/>
-        </w:rPr>
-        <w:t>มายเหตุ: หากใบเบิกถูก “ไม่อนุมัติ” หรือ “ยกเลิก” แล้ว ถือเป็นการจบขั้นตอน ไม่สามารถนำกลับมาแก้ไขได้ ต้องสร้างใบเบิกใหม่หากยังต้องการสินค้ารายการนั้น</w:t>
+          <w:sz w:val="20"/>
+          <w:szCs w:val="20"/>
+          <w:cs/>
+        </w:rPr>
+        <w:t>ภาพที่ 4.2 หน้าใบเบิกพนักงานใหม่</w:t>
+      </w:r>
+    </w:p>
+    <w:p>
+      <w:pPr>
+        <w:pStyle w:val="ListParagraph"/>
+        <w:numPr>
+          <w:ilvl w:val="0"/>
+          <w:numId w:val="2"/>
+        </w:numPr>
+        <w:spacing w:after="80"/>
+      </w:pPr>
+      <w:r>
+        <w:rPr>
+          <w:cs/>
+        </w:rPr>
+        <w:t>สถานะเหมือนใบเบิกปกติ (หัวข้อ 4.1) และดูรายละเอียด/พิมพ์ใบได้เหมือนกัน</w:t>
+      </w:r>
+    </w:p>
+    <w:p>
+      <w:pPr>
+        <w:pStyle w:val="ListParagraph"/>
+        <w:numPr>
+          <w:ilvl w:val="0"/>
+          <w:numId w:val="2"/>
+        </w:numPr>
+        <w:spacing w:after="80"/>
+      </w:pPr>
+      <w:r>
+        <w:rPr>
+          <w:cs/>
+        </w:rPr>
+        <w:t>ใบที่พิมพ์มีข้อมูลพนักงาน ป้าย “ต้องคืน” และหมายเหตุเงื่อนไข — ให้พนักงานเก็บสำเนาไว้</w:t>
+      </w:r>
+    </w:p>
+    <w:p>
+      <w:pPr>
+        <w:pStyle w:val="ListParagraph"/>
+        <w:numPr>
+          <w:ilvl w:val="0"/>
+          <w:numId w:val="2"/>
+        </w:numPr>
+        <w:spacing w:after="80"/>
+      </w:pPr>
+      <w:r>
+        <w:rPr>
+          <w:cs/>
+        </w:rPr>
+        <w:t>ไม่มีปุ่ม “แก้ไขใบเบิก” — ยกเลิกได้ระหว่างที่ยังรออนุมัติ แล้วทำใบใหม่</w:t>
       </w:r>
     </w:p>
     <w:p>
@@ -4368,12 +5271,13 @@
     <w:p>
       <w:pPr>
         <w:pStyle w:val="Heading1"/>
+        <w:keepNext/>
         <w:pBdr>
           <w:bottom w:val="single" w:sz="6" w:space="4" w:color="1F3864"/>
         </w:pBdr>
         <w:spacing w:before="400" w:after="200"/>
       </w:pPr>
-      <w:bookmarkStart w:id="12" w:name="_Toc240985638"/>
+      <w:bookmarkStart w:id="14" w:name="_Toc242174337"/>
       <w:r>
         <w:rPr>
           <w:b/>
@@ -4392,7 +5296,7 @@
         </w:rPr>
         <w:t>. วิธีเซ็นรับของ</w:t>
       </w:r>
-      <w:bookmarkEnd w:id="12"/>
+      <w:bookmarkEnd w:id="14"/>
     </w:p>
     <w:p>
       <w:pPr>
@@ -4403,7 +5307,7 @@
           <w:noProof/>
         </w:rPr>
         <w:drawing>
-          <wp:inline distT="0" distB="0" distL="0" distR="0" wp14:anchorId="7B2DDAE3" wp14:editId="29332416">
+          <wp:inline distT="0" distB="0" distL="0" distR="0" wp14:anchorId="544FBF37" wp14:editId="1267798C">
             <wp:extent cx="6347012" cy="3639033"/>
             <wp:effectExtent l="0" t="0" r="0" b="0"/>
             <wp:docPr id="6" name="Picture 6"/>
@@ -4420,7 +5324,7 @@
                     </pic:cNvPicPr>
                   </pic:nvPicPr>
                   <pic:blipFill>
-                    <a:blip r:embed="rId12" cstate="print">
+                    <a:blip r:embed="rId14" cstate="print">
                       <a:extLst>
                         <a:ext uri="{28A0092B-C50C-407E-A947-70E740481C1C}">
                           <a14:useLocalDpi xmlns:a14="http://schemas.microsoft.com/office/drawing/2010/main" val="0"/>
@@ -4458,7 +5362,7 @@
           <w:noProof/>
         </w:rPr>
         <w:drawing>
-          <wp:inline distT="0" distB="0" distL="0" distR="0" wp14:anchorId="29FC2FF1" wp14:editId="4AC8031F">
+          <wp:inline distT="0" distB="0" distL="0" distR="0" wp14:anchorId="26AEBE29" wp14:editId="18C1FD9E">
             <wp:extent cx="6379852" cy="4119283"/>
             <wp:effectExtent l="0" t="0" r="1905" b="0"/>
             <wp:docPr id="7" name="Picture 7"/>
@@ -4475,7 +5379,7 @@
                     </pic:cNvPicPr>
                   </pic:nvPicPr>
                   <pic:blipFill>
-                    <a:blip r:embed="rId13" cstate="print">
+                    <a:blip r:embed="rId15" cstate="print">
                       <a:extLst>
                         <a:ext uri="{28A0092B-C50C-407E-A947-70E740481C1C}">
                           <a14:useLocalDpi xmlns:a14="http://schemas.microsoft.com/office/drawing/2010/main" val="0"/>
@@ -4523,13 +5427,7 @@
           <w:cs/>
         </w:rPr>
         <w:lastRenderedPageBreak/>
-        <w:t>เมื่อใบเบิกของท่านได้รับอนุมัติแล้ว และฝ่ายคลังจ่ายสินค้าตามใบนั้นเสร็จแล้ว (สถานะใบเบิ</w:t>
-      </w:r>
-      <w:r>
-        <w:rPr>
-          <w:cs/>
-        </w:rPr>
-        <w:t>กจะเปลี่ยนเป็น “จ่ายแล้ว”) ท่านต้องเซ็นรับของเพื่อยืนยันว่าได้รับสินค้าจริง</w:t>
+        <w:t>เมื่อใบเบิกของท่านได้รับอนุมัติแล้ว และฝ่ายคลังจ่ายสินค้าตามใบนั้นเสร็จแล้ว (สถานะใบเบิกจะเปลี่ยนเป็น “จ่ายแล้ว”) ท่านต้องเซ็นรับของเพื่อยืนยันว่าได้รับสินค้าจริง</w:t>
       </w:r>
     </w:p>
     <w:p>
@@ -4549,18 +5447,7 @@
           <w:szCs w:val="22"/>
           <w:cs/>
         </w:rPr>
-        <w:t>หมายเหตุ: บัญชีสิทธิ์ “ผู้ใช้งานทั่วไป” ไม่มีเมนู “ประวัติการจ่ายออก” ให้เข้าไปกดเซ็นรับเองในระบบ วิธีเซ็นรับของสำหรับท่านคือผ่าน “ลิงก์เซ็นรับของ” ที่ส่งมาทางอีเมลหรือไลน์เท่านั้น</w:t>
-      </w:r>
-      <w:r>
-        <w:rPr>
-          <w:i/>
-          <w:iCs/>
-          <w:color w:val="666666"/>
-          <w:sz w:val="22"/>
-          <w:szCs w:val="22"/>
-          <w:cs/>
-        </w:rPr>
-        <w:t xml:space="preserve"> ตามขั้นตอนด้านล่าง</w:t>
+        <w:t>หมายเหตุ: บัญชีสิทธิ์ “ผู้ใช้งานทั่วไป” ไม่มีเมนู “ประวัติการจ่ายออก” ให้เข้าไปกดเซ็นรับเองในระบบ วิธีเซ็นรับของสำหรับท่านคือผ่าน “ลิงก์เซ็นรับของ” ที่ส่งมาทางอีเมลหรือไลน์เท่านั้น ตามขั้นตอนด้านล่าง</w:t>
       </w:r>
     </w:p>
     <w:p>
@@ -4608,13 +5495,7 @@
         <w:rPr>
           <w:cs/>
         </w:rPr>
-        <w:t>ตรวจ</w:t>
-      </w:r>
-      <w:r>
-        <w:rPr>
-          <w:cs/>
-        </w:rPr>
-        <w:t>สอบรายการสินค้าที่ได้รับว่าครบถ้วนถูกต้อง</w:t>
+        <w:t>ตรวจสอบรายการสินค้าที่ได้รับว่าครบถ้วนถูกต้อง</w:t>
       </w:r>
     </w:p>
     <w:p>
@@ -4671,24 +5552,12 @@
           <w:szCs w:val="22"/>
           <w:cs/>
         </w:rPr>
-        <w:t>วันนับจากวันที่ส่ง หากลิงก์หมดอายุหรือหาไม่พบ กรุณาติดต่อฝ่ายคลังให</w:t>
-      </w:r>
-      <w:r>
-        <w:rPr>
-          <w:i/>
-          <w:iCs/>
-          <w:color w:val="666666"/>
-          <w:sz w:val="22"/>
-          <w:szCs w:val="22"/>
-          <w:cs/>
-        </w:rPr>
-        <w:t>้ส่งลิงก์ใหม่ให้</w:t>
-      </w:r>
-    </w:p>
-    <w:p>
-      <w:pPr>
-        <w:rPr>
-          <w:rFonts w:hint="cs"/>
+        <w:t>วันนับจากวันที่ส่ง หากลิงก์หมดอายุหรือหาไม่พบ กรุณาติดต่อฝ่ายคลังให้ส่งลิงก์ใหม่ให้</w:t>
+      </w:r>
+    </w:p>
+    <w:p>
+      <w:pPr>
+        <w:rPr>
           <w:cs/>
         </w:rPr>
       </w:pPr>
@@ -4702,12 +5571,13 @@
     <w:p>
       <w:pPr>
         <w:pStyle w:val="Heading1"/>
+        <w:keepNext/>
         <w:pBdr>
           <w:bottom w:val="single" w:sz="6" w:space="4" w:color="1F3864"/>
         </w:pBdr>
         <w:spacing w:before="400" w:after="200"/>
       </w:pPr>
-      <w:bookmarkStart w:id="13" w:name="_Toc240985639"/>
+      <w:bookmarkStart w:id="15" w:name="_Toc242174338"/>
       <w:r>
         <w:rPr>
           <w:b/>
@@ -4726,7 +5596,37 @@
         </w:rPr>
         <w:t>. การแจ้งเตือน / เปลี่ยนรหัสผ่าน / ขนาดตัวอักษร</w:t>
       </w:r>
-      <w:bookmarkEnd w:id="13"/>
+      <w:bookmarkEnd w:id="15"/>
+    </w:p>
+    <w:p>
+      <w:pPr>
+        <w:pStyle w:val="Heading2"/>
+        <w:keepNext/>
+        <w:spacing w:before="320" w:after="160"/>
+      </w:pPr>
+      <w:bookmarkStart w:id="16" w:name="_Toc242174339"/>
+      <w:r>
+        <w:rPr>
+          <w:b/>
+          <w:bCs/>
+          <w:color w:val="2E5FA3"/>
+          <w:sz w:val="28"/>
+          <w:szCs w:val="28"/>
+        </w:rPr>
+        <w:t xml:space="preserve">6.1 </w:t>
+      </w:r>
+      <w:r>
+        <w:rPr>
+          <w:b/>
+          <w:bCs/>
+          <w:color w:val="2E5FA3"/>
+          <w:sz w:val="28"/>
+          <w:szCs w:val="28"/>
+          <w:cs/>
+        </w:rPr>
+        <w:t>การแจ้งเตือน</w:t>
+      </w:r>
+      <w:bookmarkEnd w:id="16"/>
     </w:p>
     <w:p>
       <w:pPr>
@@ -4736,11 +5636,73 @@
         <w:rPr>
           <w:cs/>
         </w:rPr>
-        <w:t>เข้าเมนู “การแจ้งเตือน” เพื่อดูประวัติการแจ้งเตือนทั้งหมดของตนเอง เช่น ผลการอนุมัติใบเบิก</w:t>
-      </w:r>
-    </w:p>
-    <w:p>
-      <w:pPr>
+        <w:t>ระบบแจ้งเตือนทุกครั้งที่ใบเบิกของท่านมีความเคลื่อนไหว เช่น อนุมัติแล้ว/ไม่อนุมัติ</w:t>
+      </w:r>
+      <w:r>
+        <w:t xml:space="preserve">, </w:t>
+      </w:r>
+      <w:r>
+        <w:rPr>
+          <w:cs/>
+        </w:rPr>
+        <w:t>ถูกส่งกลับให้แก้ไข</w:t>
+      </w:r>
+      <w:r>
+        <w:t xml:space="preserve">, </w:t>
+      </w:r>
+      <w:r>
+        <w:rPr>
+          <w:cs/>
+        </w:rPr>
+        <w:t>ฝ่ายคลังจ่ายของแล้วรอท่านเซ็นรับ</w:t>
+      </w:r>
+    </w:p>
+    <w:p>
+      <w:pPr>
+        <w:spacing w:after="120"/>
+      </w:pPr>
+      <w:r>
+        <w:rPr>
+          <w:cs/>
+        </w:rPr>
+        <w:t>ดูการแจ้งเตือนได้ 2 ทาง:</w:t>
+      </w:r>
+    </w:p>
+    <w:p>
+      <w:pPr>
+        <w:pStyle w:val="ListParagraph"/>
+        <w:numPr>
+          <w:ilvl w:val="0"/>
+          <w:numId w:val="2"/>
+        </w:numPr>
+        <w:spacing w:after="80"/>
+      </w:pPr>
+      <w:r>
+        <w:rPr>
+          <w:cs/>
+        </w:rPr>
+        <w:t>ไอคอนกระดิ่งที่แถบด้านบน (มีทุกหน้า) — ตัวเลขสีแดงคือจำนวนที่ยังไม่ได้อ่าน กดแล้วจะเปิดหน้าต่างเล็กแสดงแจ้งเตือนล่าสุด กดที่รายการเพื่อเปิดเอกสารนั้น (นับว่าอ่านแล้ว) มีปุ่ม “อ่านทั้งหมด” และลิงก์ “ดูการแจ้งเตือนทั้งหมด” ท้ายหน้าต่าง</w:t>
+      </w:r>
+    </w:p>
+    <w:p>
+      <w:pPr>
+        <w:pStyle w:val="ListParagraph"/>
+        <w:numPr>
+          <w:ilvl w:val="0"/>
+          <w:numId w:val="2"/>
+        </w:numPr>
+        <w:spacing w:after="80"/>
+      </w:pPr>
+      <w:r>
+        <w:rPr>
+          <w:cs/>
+        </w:rPr>
+        <w:t>เมนู “การแจ้งเตือน” — แสดงประวัติแจ้งเตือนทั้งหมดเรียงตามวัน รายการที่ยังไม่อ่านมีจุดสีเขียวท้ายรายการ</w:t>
+      </w:r>
+    </w:p>
+    <w:p>
+      <w:pPr>
+        <w:keepNext/>
         <w:pBdr>
           <w:top w:val="single" w:sz="4" w:space="4" w:color="BFBFBF"/>
           <w:left w:val="single" w:sz="4" w:space="4" w:color="BFBFBF"/>
@@ -4755,10 +5717,10 @@
           <w:noProof/>
         </w:rPr>
         <w:drawing>
-          <wp:inline distT="0" distB="0" distL="0" distR="0" wp14:anchorId="762C9C8B" wp14:editId="287E69FF">
+          <wp:inline distT="0" distB="0" distL="0" distR="0" wp14:anchorId="652B5E41" wp14:editId="4BCBC4DF">
             <wp:extent cx="5715000" cy="3571875"/>
-            <wp:effectExtent l="0" t="0" r="0" b="0"/>
-            <wp:docPr id="5" name="Picture 5"/>
+            <wp:effectExtent l="0" t="0" r="0" b="9525"/>
+            <wp:docPr id="16" name="Picture 16"/>
             <wp:cNvGraphicFramePr>
               <a:graphicFrameLocks xmlns:a="http://schemas.openxmlformats.org/drawingml/2006/main" noChangeAspect="1"/>
             </wp:cNvGraphicFramePr>
@@ -4766,19 +5728,22 @@
               <a:graphicData uri="http://schemas.openxmlformats.org/drawingml/2006/picture">
                 <pic:pic xmlns:pic="http://schemas.openxmlformats.org/drawingml/2006/picture">
                   <pic:nvPicPr>
-                    <pic:cNvPr id="0" name=""/>
-                    <pic:cNvPicPr>
-                      <a:picLocks noChangeAspect="1" noChangeArrowheads="1"/>
-                    </pic:cNvPicPr>
+                    <pic:cNvPr id="16" name=""/>
+                    <pic:cNvPicPr/>
                   </pic:nvPicPr>
                   <pic:blipFill>
-                    <a:blip r:embed="rId14"/>
-                    <a:srcRect/>
+                    <a:blip r:embed="rId16" cstate="print">
+                      <a:extLst>
+                        <a:ext uri="{28A0092B-C50C-407E-A947-70E740481C1C}">
+                          <a14:useLocalDpi xmlns:a14="http://schemas.microsoft.com/office/drawing/2010/main" val="0"/>
+                        </a:ext>
+                      </a:extLst>
+                    </a:blip>
                     <a:stretch>
                       <a:fillRect/>
                     </a:stretch>
                   </pic:blipFill>
-                  <pic:spPr bwMode="auto">
+                  <pic:spPr>
                     <a:xfrm>
                       <a:off x="0" y="0"/>
                       <a:ext cx="5715000" cy="3571875"/>
@@ -4808,8 +5773,84 @@
           <w:szCs w:val="20"/>
           <w:cs/>
         </w:rPr>
-        <w:t xml:space="preserve">ภาพที่ </w:t>
-      </w:r>
+        <w:t>ภาพที่ 6.1 หน้าต่างแจ้งเตือนเมื่อกดไอคอนกระดิ่ง</w:t>
+      </w:r>
+    </w:p>
+    <w:p>
+      <w:pPr>
+        <w:spacing w:after="120"/>
+      </w:pPr>
+      <w:r>
+        <w:rPr>
+          <w:cs/>
+        </w:rPr>
+        <w:t>เข้าเมนู “การแจ้งเตือน” เพื่อดูประวัติการแจ้งเตือนทั้งหมดของตนเอง เช่น ผลการอนุมัติใบเบิก</w:t>
+      </w:r>
+    </w:p>
+    <w:p>
+      <w:pPr>
+        <w:pBdr>
+          <w:top w:val="single" w:sz="4" w:space="4" w:color="BFBFBF"/>
+          <w:left w:val="single" w:sz="4" w:space="4" w:color="BFBFBF"/>
+          <w:bottom w:val="single" w:sz="4" w:space="4" w:color="BFBFBF"/>
+          <w:right w:val="single" w:sz="4" w:space="4" w:color="BFBFBF"/>
+        </w:pBdr>
+        <w:spacing w:before="120" w:after="60"/>
+        <w:jc w:val="center"/>
+      </w:pPr>
+      <w:r>
+        <w:rPr>
+          <w:noProof/>
+        </w:rPr>
+        <w:lastRenderedPageBreak/>
+        <w:drawing>
+          <wp:inline distT="0" distB="0" distL="0" distR="0" wp14:anchorId="634C7002" wp14:editId="0671E422">
+            <wp:extent cx="5715000" cy="3571875"/>
+            <wp:effectExtent l="0" t="0" r="0" b="9525"/>
+            <wp:docPr id="14" name="Picture 14"/>
+            <wp:cNvGraphicFramePr>
+              <a:graphicFrameLocks xmlns:a="http://schemas.openxmlformats.org/drawingml/2006/main" noChangeAspect="1"/>
+            </wp:cNvGraphicFramePr>
+            <a:graphic xmlns:a="http://schemas.openxmlformats.org/drawingml/2006/main">
+              <a:graphicData uri="http://schemas.openxmlformats.org/drawingml/2006/picture">
+                <pic:pic xmlns:pic="http://schemas.openxmlformats.org/drawingml/2006/picture">
+                  <pic:nvPicPr>
+                    <pic:cNvPr id="14" name=""/>
+                    <pic:cNvPicPr/>
+                  </pic:nvPicPr>
+                  <pic:blipFill>
+                    <a:blip r:embed="rId17" cstate="print">
+                      <a:extLst>
+                        <a:ext uri="{28A0092B-C50C-407E-A947-70E740481C1C}">
+                          <a14:useLocalDpi xmlns:a14="http://schemas.microsoft.com/office/drawing/2010/main" val="0"/>
+                        </a:ext>
+                      </a:extLst>
+                    </a:blip>
+                    <a:stretch>
+                      <a:fillRect/>
+                    </a:stretch>
+                  </pic:blipFill>
+                  <pic:spPr>
+                    <a:xfrm>
+                      <a:off x="0" y="0"/>
+                      <a:ext cx="5715000" cy="3571875"/>
+                    </a:xfrm>
+                    <a:prstGeom prst="rect">
+                      <a:avLst/>
+                    </a:prstGeom>
+                  </pic:spPr>
+                </pic:pic>
+              </a:graphicData>
+            </a:graphic>
+          </wp:inline>
+        </w:drawing>
+      </w:r>
+    </w:p>
+    <w:p>
+      <w:pPr>
+        <w:spacing w:after="200"/>
+        <w:jc w:val="center"/>
+      </w:pPr>
       <w:r>
         <w:rPr>
           <w:i/>
@@ -4817,8 +5858,9 @@
           <w:color w:val="666666"/>
           <w:sz w:val="20"/>
           <w:szCs w:val="20"/>
-        </w:rPr>
-        <w:t>6</w:t>
+          <w:cs/>
+        </w:rPr>
+        <w:t xml:space="preserve">ภาพที่ </w:t>
       </w:r>
       <w:r>
         <w:rPr>
@@ -4827,9 +5869,8 @@
           <w:color w:val="666666"/>
           <w:sz w:val="20"/>
           <w:szCs w:val="20"/>
-          <w:cs/>
-        </w:rPr>
-        <w:t>.</w:t>
+        </w:rPr>
+        <w:t>6.2</w:t>
       </w:r>
       <w:r>
         <w:rPr>
@@ -4839,7 +5880,7 @@
           <w:sz w:val="20"/>
           <w:szCs w:val="20"/>
         </w:rPr>
-        <w:t xml:space="preserve">1 </w:t>
+        <w:t xml:space="preserve"> </w:t>
       </w:r>
       <w:r>
         <w:rPr>
@@ -4887,24 +5928,48 @@
     </w:p>
     <w:p>
       <w:pPr>
+        <w:pStyle w:val="Heading2"/>
+        <w:keepNext/>
+        <w:spacing w:before="320" w:after="160"/>
+      </w:pPr>
+      <w:bookmarkStart w:id="17" w:name="_Toc242174340"/>
+      <w:r>
+        <w:rPr>
+          <w:b/>
+          <w:bCs/>
+          <w:color w:val="2E5FA3"/>
+          <w:sz w:val="28"/>
+          <w:szCs w:val="28"/>
+        </w:rPr>
+        <w:t xml:space="preserve">6.2 </w:t>
+      </w:r>
+      <w:r>
+        <w:rPr>
+          <w:b/>
+          <w:bCs/>
+          <w:color w:val="2E5FA3"/>
+          <w:sz w:val="28"/>
+          <w:szCs w:val="28"/>
+          <w:cs/>
+        </w:rPr>
+        <w:t>เปลี่ยนรหัสผ่าน</w:t>
+      </w:r>
+      <w:bookmarkEnd w:id="17"/>
+    </w:p>
+    <w:p>
+      <w:pPr>
         <w:pStyle w:val="ListParagraph"/>
         <w:numPr>
           <w:ilvl w:val="0"/>
-          <w:numId w:val="2"/>
+          <w:numId w:val="6"/>
         </w:numPr>
-        <w:spacing w:after="80"/>
-      </w:pPr>
-      <w:r>
-        <w:rPr>
-          <w:cs/>
-        </w:rPr>
-        <w:t>เมนู “เปลี่ยนรหัสผ่าน” — ต้องกรอกรหัสผ่านปัจจุบันให้ถูกต้องก่อนเสมอ และรหัสใหม่ต</w:t>
-      </w:r>
-      <w:r>
-        <w:rPr>
-          <w:cs/>
-        </w:rPr>
-        <w:t>้องไม่ซ้ำกับรหัสเดิม</w:t>
+        <w:spacing w:after="100"/>
+      </w:pPr>
+      <w:r>
+        <w:rPr>
+          <w:cs/>
+        </w:rPr>
+        <w:t>เข้าเมนู “เปลี่ยนรหัสผ่าน” แล้วกรอก “รหัสผ่านปัจจุบัน” (บัญชีที่เพิ่งสร้างใหม่ใช้รหัสผ่านตั้งต้นตามที่แสดงบนหน้า)</w:t>
       </w:r>
     </w:p>
     <w:p>
@@ -4912,15 +5977,339 @@
         <w:pStyle w:val="ListParagraph"/>
         <w:numPr>
           <w:ilvl w:val="0"/>
-          <w:numId w:val="2"/>
+          <w:numId w:val="6"/>
         </w:numPr>
-        <w:spacing w:after="80"/>
-      </w:pPr>
-      <w:r>
-        <w:rPr>
-          <w:cs/>
-        </w:rPr>
-        <w:t>เมนู “ขนาดตัวอักษร” — ปรับขนาดตัวอักษรทั้งระบบให้เหมาะกับสายตาของท่านได้ (เป็นค่าเฉพาะเครื่อง/เบราว์เซอร์ที่ใช้อยู่)</w:t>
+        <w:spacing w:after="100"/>
+      </w:pPr>
+      <w:r>
+        <w:rPr>
+          <w:cs/>
+        </w:rPr>
+        <w:t>กรอก “รหัสผ่านใหม่” และ “ยืนยันรหัสผ่านใหม่” ให้ตรงกัน — กดไอคอนรูปตาท้ายช่องเพื่อดูตัวอักษรที่พิมพ์</w:t>
+      </w:r>
+    </w:p>
+    <w:p>
+      <w:pPr>
+        <w:pStyle w:val="ListParagraph"/>
+        <w:numPr>
+          <w:ilvl w:val="0"/>
+          <w:numId w:val="6"/>
+        </w:numPr>
+        <w:spacing w:after="100"/>
+      </w:pPr>
+      <w:r>
+        <w:rPr>
+          <w:cs/>
+        </w:rPr>
+        <w:t>กดปุ่ม “เปลี่ยนรหัสผ่าน” เมื่อสำเร็จจะขึ้นข้อความยืนยัน ครั้งหน้าให้เข้าระบบด้วยรหัสผ่านใหม่</w:t>
+      </w:r>
+    </w:p>
+    <w:p>
+      <w:pPr>
+        <w:pBdr>
+          <w:left w:val="single" w:sz="16" w:space="8" w:color="666666"/>
+        </w:pBdr>
+        <w:spacing w:before="60" w:after="160"/>
+        <w:ind w:left="360"/>
+      </w:pPr>
+      <w:r>
+        <w:rPr>
+          <w:i/>
+          <w:iCs/>
+          <w:color w:val="666666"/>
+          <w:sz w:val="22"/>
+          <w:szCs w:val="22"/>
+          <w:cs/>
+        </w:rPr>
+        <w:t>หมายเหตุ: ถ้ากรอกไม่ครบ ช่องยืนยันไม่ตรงกัน รหัสผ่านปัจจุบันไม่ถูกต้อง หรือรหัสผ่านใหม่ซ้ำกับรหัสเดิม ระบบจะแจ้งข้อความสีแดงใต้ฟอร์มและยังไม่เปลี่ยนรหัสผ่าน</w:t>
+      </w:r>
+    </w:p>
+    <w:p>
+      <w:pPr>
+        <w:keepNext/>
+        <w:pBdr>
+          <w:top w:val="single" w:sz="4" w:space="4" w:color="BFBFBF"/>
+          <w:left w:val="single" w:sz="4" w:space="4" w:color="BFBFBF"/>
+          <w:bottom w:val="single" w:sz="4" w:space="4" w:color="BFBFBF"/>
+          <w:right w:val="single" w:sz="4" w:space="4" w:color="BFBFBF"/>
+        </w:pBdr>
+        <w:spacing w:before="120" w:after="60"/>
+        <w:jc w:val="center"/>
+      </w:pPr>
+      <w:r>
+        <w:rPr>
+          <w:noProof/>
+        </w:rPr>
+        <w:lastRenderedPageBreak/>
+        <w:drawing>
+          <wp:inline distT="0" distB="0" distL="0" distR="0" wp14:anchorId="5A4992F0" wp14:editId="5396EFEE">
+            <wp:extent cx="5715000" cy="3571875"/>
+            <wp:effectExtent l="0" t="0" r="0" b="9525"/>
+            <wp:docPr id="18" name="Picture 18"/>
+            <wp:cNvGraphicFramePr>
+              <a:graphicFrameLocks xmlns:a="http://schemas.openxmlformats.org/drawingml/2006/main" noChangeAspect="1"/>
+            </wp:cNvGraphicFramePr>
+            <a:graphic xmlns:a="http://schemas.openxmlformats.org/drawingml/2006/main">
+              <a:graphicData uri="http://schemas.openxmlformats.org/drawingml/2006/picture">
+                <pic:pic xmlns:pic="http://schemas.openxmlformats.org/drawingml/2006/picture">
+                  <pic:nvPicPr>
+                    <pic:cNvPr id="18" name=""/>
+                    <pic:cNvPicPr/>
+                  </pic:nvPicPr>
+                  <pic:blipFill>
+                    <a:blip r:embed="rId18" cstate="print">
+                      <a:extLst>
+                        <a:ext uri="{28A0092B-C50C-407E-A947-70E740481C1C}">
+                          <a14:useLocalDpi xmlns:a14="http://schemas.microsoft.com/office/drawing/2010/main" val="0"/>
+                        </a:ext>
+                      </a:extLst>
+                    </a:blip>
+                    <a:stretch>
+                      <a:fillRect/>
+                    </a:stretch>
+                  </pic:blipFill>
+                  <pic:spPr>
+                    <a:xfrm>
+                      <a:off x="0" y="0"/>
+                      <a:ext cx="5715000" cy="3571875"/>
+                    </a:xfrm>
+                    <a:prstGeom prst="rect">
+                      <a:avLst/>
+                    </a:prstGeom>
+                  </pic:spPr>
+                </pic:pic>
+              </a:graphicData>
+            </a:graphic>
+          </wp:inline>
+        </w:drawing>
+      </w:r>
+    </w:p>
+    <w:p>
+      <w:pPr>
+        <w:spacing w:after="200"/>
+        <w:jc w:val="center"/>
+      </w:pPr>
+      <w:r>
+        <w:rPr>
+          <w:i/>
+          <w:iCs/>
+          <w:color w:val="666666"/>
+          <w:sz w:val="20"/>
+          <w:szCs w:val="20"/>
+          <w:cs/>
+        </w:rPr>
+        <w:t>ภาพที่ 6.3 หน้าเปลี่ยนรหัสผ่าน</w:t>
+      </w:r>
+    </w:p>
+    <w:p>
+      <w:pPr>
+        <w:pStyle w:val="Heading2"/>
+        <w:keepNext/>
+        <w:spacing w:before="320" w:after="160"/>
+      </w:pPr>
+      <w:bookmarkStart w:id="18" w:name="_Toc242174341"/>
+      <w:r>
+        <w:rPr>
+          <w:b/>
+          <w:bCs/>
+          <w:color w:val="2E5FA3"/>
+          <w:sz w:val="28"/>
+          <w:szCs w:val="28"/>
+        </w:rPr>
+        <w:t xml:space="preserve">6.3 </w:t>
+      </w:r>
+      <w:r>
+        <w:rPr>
+          <w:b/>
+          <w:bCs/>
+          <w:color w:val="2E5FA3"/>
+          <w:sz w:val="28"/>
+          <w:szCs w:val="28"/>
+          <w:cs/>
+        </w:rPr>
+        <w:t>ขนาดตัวอักษร</w:t>
+      </w:r>
+      <w:bookmarkEnd w:id="18"/>
+    </w:p>
+    <w:p>
+      <w:pPr>
+        <w:pStyle w:val="ListParagraph"/>
+        <w:numPr>
+          <w:ilvl w:val="0"/>
+          <w:numId w:val="7"/>
+        </w:numPr>
+        <w:spacing w:after="100"/>
+      </w:pPr>
+      <w:r>
+        <w:rPr>
+          <w:cs/>
+        </w:rPr>
+        <w:t>เข้าเมนู “ขนาดตัวอักษร” แล้วเลือกระดับสำเร็จรูป 5 แบบ: เล็กพิเศษ (85%)</w:t>
+      </w:r>
+      <w:r>
+        <w:t xml:space="preserve">, </w:t>
+      </w:r>
+      <w:r>
+        <w:rPr>
+          <w:cs/>
+        </w:rPr>
+        <w:t>เล็ก (92%)</w:t>
+      </w:r>
+      <w:r>
+        <w:t xml:space="preserve">, </w:t>
+      </w:r>
+      <w:r>
+        <w:rPr>
+          <w:cs/>
+        </w:rPr>
+        <w:t>ปกติ (100%)</w:t>
+      </w:r>
+      <w:r>
+        <w:t xml:space="preserve">, </w:t>
+      </w:r>
+      <w:r>
+        <w:rPr>
+          <w:cs/>
+        </w:rPr>
+        <w:t>ใหญ่ (110%)</w:t>
+      </w:r>
+      <w:r>
+        <w:t xml:space="preserve">, </w:t>
+      </w:r>
+      <w:r>
+        <w:rPr>
+          <w:cs/>
+        </w:rPr>
+        <w:t>ใหญ่พิเศษ (120%)</w:t>
+      </w:r>
+    </w:p>
+    <w:p>
+      <w:pPr>
+        <w:pStyle w:val="ListParagraph"/>
+        <w:numPr>
+          <w:ilvl w:val="0"/>
+          <w:numId w:val="7"/>
+        </w:numPr>
+        <w:spacing w:after="100"/>
+      </w:pPr>
+      <w:r>
+        <w:rPr>
+          <w:cs/>
+        </w:rPr>
+        <w:t>ถ้ายังไม่พอดี ปรับละเอียดด้วยแถบเลื่อน หรือปุ่ม − / + ได้ทีละ 1% ตั้งแต่ 75% ถึง 150%</w:t>
+      </w:r>
+    </w:p>
+    <w:p>
+      <w:pPr>
+        <w:pStyle w:val="ListParagraph"/>
+        <w:numPr>
+          <w:ilvl w:val="0"/>
+          <w:numId w:val="7"/>
+        </w:numPr>
+        <w:spacing w:after="100"/>
+      </w:pPr>
+      <w:r>
+        <w:rPr>
+          <w:cs/>
+        </w:rPr>
+        <w:t>ดูผลในกรอบ “ตัวอย่าง” แล้วกด “บันทึกการตั้งค่า” — ถ้าออกจากหน้าโดยไม่บันทึก ขนาดจะกลับเป็นค่าเดิม ส่วนปุ่ม “คืนค่าเริ่มต้น (100%)” ใช้กลับไปขนาดปกติ</w:t>
+      </w:r>
+    </w:p>
+    <w:p>
+      <w:pPr>
+        <w:pBdr>
+          <w:left w:val="single" w:sz="16" w:space="8" w:color="666666"/>
+        </w:pBdr>
+        <w:spacing w:before="60" w:after="160"/>
+        <w:ind w:left="360"/>
+      </w:pPr>
+      <w:r>
+        <w:rPr>
+          <w:i/>
+          <w:iCs/>
+          <w:color w:val="666666"/>
+          <w:sz w:val="22"/>
+          <w:szCs w:val="22"/>
+          <w:cs/>
+        </w:rPr>
+        <w:t>หมายเหตุ: ค่านี้เก็บไว้ที่เบราว์เซอร์ของเครื่องที่ใช้อยู่ ไม่ผูกกับบัญชี (เปลี่ยนเครื่องต้องตั้งใหม่) และไม่กระทบขนาดตัวอักษรของเอกสารที่สั่งพิมพ์</w:t>
+      </w:r>
+    </w:p>
+    <w:p>
+      <w:pPr>
+        <w:keepNext/>
+        <w:pBdr>
+          <w:top w:val="single" w:sz="4" w:space="4" w:color="BFBFBF"/>
+          <w:left w:val="single" w:sz="4" w:space="4" w:color="BFBFBF"/>
+          <w:bottom w:val="single" w:sz="4" w:space="4" w:color="BFBFBF"/>
+          <w:right w:val="single" w:sz="4" w:space="4" w:color="BFBFBF"/>
+        </w:pBdr>
+        <w:spacing w:before="120" w:after="60"/>
+        <w:jc w:val="center"/>
+      </w:pPr>
+      <w:r>
+        <w:rPr>
+          <w:noProof/>
+        </w:rPr>
+        <w:lastRenderedPageBreak/>
+        <w:drawing>
+          <wp:inline distT="0" distB="0" distL="0" distR="0" wp14:anchorId="607F6922" wp14:editId="12F117DE">
+            <wp:extent cx="5715000" cy="4206875"/>
+            <wp:effectExtent l="0" t="0" r="0" b="3175"/>
+            <wp:docPr id="20" name="Picture 20"/>
+            <wp:cNvGraphicFramePr>
+              <a:graphicFrameLocks xmlns:a="http://schemas.openxmlformats.org/drawingml/2006/main" noChangeAspect="1"/>
+            </wp:cNvGraphicFramePr>
+            <a:graphic xmlns:a="http://schemas.openxmlformats.org/drawingml/2006/main">
+              <a:graphicData uri="http://schemas.openxmlformats.org/drawingml/2006/picture">
+                <pic:pic xmlns:pic="http://schemas.openxmlformats.org/drawingml/2006/picture">
+                  <pic:nvPicPr>
+                    <pic:cNvPr id="20" name=""/>
+                    <pic:cNvPicPr/>
+                  </pic:nvPicPr>
+                  <pic:blipFill>
+                    <a:blip r:embed="rId19" cstate="print">
+                      <a:extLst>
+                        <a:ext uri="{28A0092B-C50C-407E-A947-70E740481C1C}">
+                          <a14:useLocalDpi xmlns:a14="http://schemas.microsoft.com/office/drawing/2010/main" val="0"/>
+                        </a:ext>
+                      </a:extLst>
+                    </a:blip>
+                    <a:stretch>
+                      <a:fillRect/>
+                    </a:stretch>
+                  </pic:blipFill>
+                  <pic:spPr>
+                    <a:xfrm>
+                      <a:off x="0" y="0"/>
+                      <a:ext cx="5715000" cy="4206875"/>
+                    </a:xfrm>
+                    <a:prstGeom prst="rect">
+                      <a:avLst/>
+                    </a:prstGeom>
+                  </pic:spPr>
+                </pic:pic>
+              </a:graphicData>
+            </a:graphic>
+          </wp:inline>
+        </w:drawing>
+      </w:r>
+    </w:p>
+    <w:p>
+      <w:pPr>
+        <w:spacing w:after="200"/>
+        <w:jc w:val="center"/>
+      </w:pPr>
+      <w:r>
+        <w:rPr>
+          <w:i/>
+          <w:iCs/>
+          <w:color w:val="666666"/>
+          <w:sz w:val="20"/>
+          <w:szCs w:val="20"/>
+          <w:cs/>
+        </w:rPr>
+        <w:t>ภาพที่ 6.4 หน้าขนาดตัวอักษร</w:t>
       </w:r>
     </w:p>
     <w:p>
@@ -4934,12 +6323,13 @@
     <w:p>
       <w:pPr>
         <w:pStyle w:val="Heading1"/>
+        <w:keepNext/>
         <w:pBdr>
           <w:bottom w:val="single" w:sz="6" w:space="4" w:color="1F3864"/>
         </w:pBdr>
         <w:spacing w:before="400" w:after="200"/>
       </w:pPr>
-      <w:bookmarkStart w:id="14" w:name="_Toc240985640"/>
+      <w:bookmarkStart w:id="19" w:name="_Toc242174342"/>
       <w:r>
         <w:rPr>
           <w:b/>
@@ -4975,14 +6365,15 @@
         </w:rPr>
         <w:t>)</w:t>
       </w:r>
-      <w:bookmarkEnd w:id="14"/>
+      <w:bookmarkEnd w:id="19"/>
     </w:p>
     <w:p>
       <w:pPr>
         <w:pStyle w:val="Heading3"/>
+        <w:keepNext/>
         <w:spacing w:before="240" w:after="120"/>
       </w:pPr>
-      <w:bookmarkStart w:id="15" w:name="_Toc240985641"/>
+      <w:bookmarkStart w:id="20" w:name="_Toc242174343"/>
       <w:r>
         <w:rPr>
           <w:b/>
@@ -5002,7 +6393,7 @@
         </w:rPr>
         <w:t>?</w:t>
       </w:r>
-      <w:bookmarkEnd w:id="15"/>
+      <w:bookmarkEnd w:id="20"/>
     </w:p>
     <w:p>
       <w:pPr>
@@ -5012,13 +6403,7 @@
         <w:rPr>
           <w:cs/>
         </w:rPr>
-        <w:t>ตอบ: เมนูเหล่านี้</w:t>
-      </w:r>
-      <w:r>
-        <w:rPr>
-          <w:cs/>
-        </w:rPr>
-        <w:t>ถูกจำกัดสิทธิ์ไว้เฉพาะฝ่ายคลัง/ผู้อนุมัติ/ผู้ดูแลระบบเท่านั้น บัญชีผู้ใช้งานทั่วไปใช้งานได้เฉพาะเมนู “เบิกสินค้า”</w:t>
+        <w:t>ตอบ: เมนูเหล่านี้ถูกจำกัดสิทธิ์ไว้เฉพาะฝ่ายคลัง/ผู้อนุมัติ/ผู้ดูแลระบบเท่านั้น บัญชีผู้ใช้งานทั่วไปใช้งานได้เฉพาะเมนู “เบิกสินค้า”</w:t>
       </w:r>
       <w:r>
         <w:t xml:space="preserve">, </w:t>
@@ -5042,9 +6427,10 @@
     <w:p>
       <w:pPr>
         <w:pStyle w:val="Heading3"/>
+        <w:keepNext/>
         <w:spacing w:before="240" w:after="120"/>
       </w:pPr>
-      <w:bookmarkStart w:id="16" w:name="_Toc240985642"/>
+      <w:bookmarkStart w:id="21" w:name="_Toc242174344"/>
       <w:r>
         <w:rPr>
           <w:b/>
@@ -5064,7 +6450,7 @@
         </w:rPr>
         <w:t>?</w:t>
       </w:r>
-      <w:bookmarkEnd w:id="16"/>
+      <w:bookmarkEnd w:id="21"/>
     </w:p>
     <w:p>
       <w:pPr>
@@ -5074,13 +6460,7 @@
         <w:rPr>
           <w:cs/>
         </w:rPr>
-        <w:t>ตอบ: ตรวจสอบสถานะที่เมนู “รายการใบเ</w:t>
-      </w:r>
-      <w:r>
-        <w:rPr>
-          <w:cs/>
-        </w:rPr>
-        <w:t xml:space="preserve">บิก” — ถ้ายัง “รออนุมัติ” ต้องรอผู้อนุมัติของหน่วยงานพิจารณาก่อน ถ้า “อนุมัติแล้ว” หมายถึงรอฝ่ายคลังจ่ายของ ยังไม่ถึงเวลาที่จะได้รับ ถ้า “จ่ายแล้ว” แปลว่าของพร้อมแล้ว ให้รอลิงก์เซ็นรับของทางอีเมล/ไลน์ตามหัวข้อ </w:t>
+        <w:t xml:space="preserve">ตอบ: ตรวจสอบสถานะที่เมนู “รายการใบเบิก” — ถ้ายัง “รออนุมัติ” ต้องรอผู้อนุมัติของหน่วยงานพิจารณาก่อน ถ้า “อนุมัติแล้ว” หมายถึงรอฝ่ายคลังจ่ายของ ยังไม่ถึงเวลาที่จะได้รับ ถ้า “จ่ายแล้ว” แปลว่าของพร้อมแล้ว ให้รอลิงก์เซ็นรับของทางอีเมล/ไลน์ตามหัวข้อ </w:t>
       </w:r>
       <w:r>
         <w:t>5</w:t>
@@ -5089,9 +6469,10 @@
     <w:p>
       <w:pPr>
         <w:pStyle w:val="Heading3"/>
+        <w:keepNext/>
         <w:spacing w:before="240" w:after="120"/>
       </w:pPr>
-      <w:bookmarkStart w:id="17" w:name="_Toc240985643"/>
+      <w:bookmarkStart w:id="22" w:name="_Toc242174345"/>
       <w:r>
         <w:rPr>
           <w:b/>
@@ -5111,7 +6492,7 @@
         </w:rPr>
         <w:t>?</w:t>
       </w:r>
-      <w:bookmarkEnd w:id="17"/>
+      <w:bookmarkEnd w:id="22"/>
     </w:p>
     <w:p>
       <w:pPr>
@@ -5127,9 +6508,10 @@
     <w:p>
       <w:pPr>
         <w:pStyle w:val="Heading3"/>
+        <w:keepNext/>
         <w:spacing w:before="240" w:after="120"/>
       </w:pPr>
-      <w:bookmarkStart w:id="18" w:name="_Toc240985644"/>
+      <w:bookmarkStart w:id="23" w:name="_Toc242174346"/>
       <w:r>
         <w:rPr>
           <w:b/>
@@ -5149,7 +6531,7 @@
         </w:rPr>
         <w:t>?</w:t>
       </w:r>
-      <w:bookmarkEnd w:id="18"/>
+      <w:bookmarkEnd w:id="23"/>
     </w:p>
     <w:p>
       <w:pPr>
@@ -5159,21 +6541,16 @@
         <w:rPr>
           <w:cs/>
         </w:rPr>
-        <w:t>ตอบ: แก้ไขไ</w:t>
-      </w:r>
-      <w:r>
-        <w:rPr>
-          <w:cs/>
-        </w:rPr>
-        <w:t>ด้เฉพาะตอนที่ใบยังอยู่ในสถานะ “รออนุมัติ” เท่านั้น กดปุ่ม “แก้ไขใบเบิก” ที่หน้ารายการใบเบิก ถ้าใบถูกอนุมัติไปแล้ว ให้ติดต่อผู้อนุมัติของหน่วยงานให้กด “ส่งกลับแก้ไข” ให้ก่อน จึงจะแก้ไขได้อีกครั้ง</w:t>
+        <w:t>ตอบ: แก้ไขได้เฉพาะตอนที่ใบยังอยู่ในสถานะ “รออนุมัติ” เท่านั้น กดปุ่ม “แก้ไขใบเบิก” ที่หน้ารายการใบเบิก ถ้าใบถูกอนุมัติไปแล้ว ให้ติดต่อผู้อนุมัติของหน่วยงานให้กด “ส่งกลับแก้ไข” ให้ก่อน จึงจะแก้ไขได้อีกครั้ง</w:t>
       </w:r>
     </w:p>
     <w:p>
       <w:pPr>
         <w:pStyle w:val="Heading3"/>
+        <w:keepNext/>
         <w:spacing w:before="240" w:after="120"/>
       </w:pPr>
-      <w:bookmarkStart w:id="19" w:name="_Toc240985645"/>
+      <w:bookmarkStart w:id="24" w:name="_Toc242174347"/>
       <w:r>
         <w:rPr>
           <w:b/>
@@ -5193,7 +6570,7 @@
         </w:rPr>
         <w:t>?</w:t>
       </w:r>
-      <w:bookmarkEnd w:id="19"/>
+      <w:bookmarkEnd w:id="24"/>
     </w:p>
     <w:p>
       <w:pPr>
@@ -5203,21 +6580,16 @@
         <w:rPr>
           <w:cs/>
         </w:rPr>
-        <w:t>ตอบ: อ่าน</w:t>
-      </w:r>
-      <w:r>
-        <w:rPr>
-          <w:cs/>
-        </w:rPr>
-        <w:t>เหตุผลที่ผู้อนุมัติระบุไว้ในกล่องรายละเอียด แล้วสร้างใบเบิกใหม่ให้ถูกต้องตามที่แจ้ง ใบเดิมที่ถูกปฏิเสธแล้วนำกลับมาแก้ไขไม่ได้</w:t>
+        <w:t>ตอบ: อ่านเหตุผลที่ผู้อนุมัติระบุไว้ในกล่องรายละเอียด แล้วสร้างใบเบิกใหม่ให้ถูกต้องตามที่แจ้ง ใบเดิมที่ถูกปฏิเสธแล้วนำกลับมาแก้ไขไม่ได้</w:t>
       </w:r>
     </w:p>
     <w:p>
       <w:pPr>
         <w:pStyle w:val="Heading3"/>
+        <w:keepNext/>
         <w:spacing w:before="240" w:after="120"/>
       </w:pPr>
-      <w:bookmarkStart w:id="20" w:name="_Toc240985646"/>
+      <w:bookmarkStart w:id="25" w:name="_Toc242174348"/>
       <w:r>
         <w:rPr>
           <w:b/>
@@ -5237,7 +6609,7 @@
         </w:rPr>
         <w:t>?</w:t>
       </w:r>
-      <w:bookmarkEnd w:id="20"/>
+      <w:bookmarkEnd w:id="25"/>
     </w:p>
     <w:p>
       <w:pPr>
@@ -5247,21 +6619,16 @@
         <w:rPr>
           <w:cs/>
         </w:rPr>
-        <w:t>ตอบ: ติดต่อฝ่ายคลังหรือผู้ดูแลระบบให้ส่งลิงก์เซ็นรับข</w:t>
-      </w:r>
-      <w:r>
-        <w:rPr>
-          <w:cs/>
-        </w:rPr>
-        <w:t>องให้ใหม่ได้</w:t>
+        <w:t>ตอบ: ติดต่อฝ่ายคลังหรือผู้ดูแลระบบให้ส่งลิงก์เซ็นรับของให้ใหม่ได้</w:t>
       </w:r>
     </w:p>
     <w:p>
       <w:pPr>
         <w:pStyle w:val="Heading3"/>
+        <w:keepNext/>
         <w:spacing w:before="240" w:after="120"/>
       </w:pPr>
-      <w:bookmarkStart w:id="21" w:name="_Toc240985647"/>
+      <w:bookmarkStart w:id="26" w:name="_Toc242174349"/>
       <w:r>
         <w:rPr>
           <w:b/>
@@ -5281,7 +6648,7 @@
         </w:rPr>
         <w:t>?</w:t>
       </w:r>
-      <w:bookmarkEnd w:id="21"/>
+      <w:bookmarkEnd w:id="26"/>
     </w:p>
     <w:p>
       <w:pPr>
@@ -5297,9 +6664,10 @@
     <w:p>
       <w:pPr>
         <w:pStyle w:val="Heading3"/>
+        <w:keepNext/>
         <w:spacing w:before="240" w:after="120"/>
       </w:pPr>
-      <w:bookmarkStart w:id="22" w:name="_Toc240985648"/>
+      <w:bookmarkStart w:id="27" w:name="_Toc242174350"/>
       <w:r>
         <w:rPr>
           <w:b/>
@@ -5319,7 +6687,7 @@
         </w:rPr>
         <w:t>?</w:t>
       </w:r>
-      <w:bookmarkEnd w:id="22"/>
+      <w:bookmarkEnd w:id="27"/>
     </w:p>
     <w:p>
       <w:pPr>
@@ -5332,9 +6700,57 @@
         <w:t>ตอบ: สินค้าบางรายการถูกจำกัดสิทธิ์ไว้เฉพาะบางหน่วยงานเท่านั้น หากหน่วยงานของท่านไม่อยู่ในรายชื่อที่ได้รับอนุญาต จะไม่ปรากฏให้เลือกในหน้าทำรายการเบิก กรุณาติดต่อผู้ดูแลระบบเพื่อตรวจสอบ</w:t>
       </w:r>
     </w:p>
+    <w:p>
+      <w:pPr>
+        <w:pStyle w:val="Heading3"/>
+        <w:keepNext/>
+        <w:spacing w:before="240" w:after="120"/>
+      </w:pPr>
+      <w:bookmarkStart w:id="28" w:name="_Toc242174351"/>
+      <w:r>
+        <w:rPr>
+          <w:b/>
+          <w:bCs/>
+          <w:sz w:val="26"/>
+          <w:szCs w:val="26"/>
+          <w:cs/>
+        </w:rPr>
+        <w:t>ถาม: ทำใบเบิกพนักงานใหม่ไปแล้ว ทำไมหาในหน้า “รายการใบเบิก” ไม่เจอ</w:t>
+      </w:r>
+      <w:r>
+        <w:rPr>
+          <w:b/>
+          <w:bCs/>
+          <w:sz w:val="26"/>
+          <w:szCs w:val="26"/>
+        </w:rPr>
+        <w:t>?</w:t>
+      </w:r>
+      <w:bookmarkEnd w:id="28"/>
+    </w:p>
+    <w:p>
+      <w:pPr>
+        <w:spacing w:after="120"/>
+      </w:pPr>
+      <w:r>
+        <w:rPr>
+          <w:cs/>
+        </w:rPr>
+        <w:t xml:space="preserve">ตอบ: ใบประเภทนี้แยกไปอยู่ที่เมนู “ใบเบิกพนักงานใหม่” (เลขที่ขึ้นต้นด้วย </w:t>
+      </w:r>
+      <w:r>
+        <w:t>NRQ</w:t>
+      </w:r>
+      <w:r>
+        <w:rPr>
+          <w:cs/>
+        </w:rPr>
+        <w:t>-) ดูหัวข้อ 4.4</w:t>
+      </w:r>
+    </w:p>
     <w:sectPr>
-      <w:headerReference w:type="default" r:id="rId15"/>
-      <w:footerReference w:type="default" r:id="rId16"/>
+      <w:headerReference w:type="default" r:id="rId20"/>
+      <w:footerReference w:type="default" r:id="rId21"/>
       <w:pgSz w:w="11906" w:h="16838"/>
       <w:pgMar w:top="1134" w:right="1417" w:bottom="1134" w:left="1417" w:header="708" w:footer="708" w:gutter="0"/>
       <w:cols w:space="720"/>
@@ -5409,7 +6825,7 @@
         <w:sz w:val="18"/>
         <w:szCs w:val="18"/>
       </w:rPr>
-      <w:t>3</w:t>
+      <w:t>17</w:t>
     </w:r>
     <w:r>
       <w:rPr>
@@ -5426,16 +6842,7 @@
         <w:szCs w:val="18"/>
         <w:cs/>
       </w:rPr>
-      <w:t xml:space="preserve"> </w:t>
-    </w:r>
-    <w:r>
-      <w:rPr>
-        <w:color w:val="666666"/>
-        <w:sz w:val="18"/>
-        <w:szCs w:val="18"/>
-        <w:cs/>
-      </w:rPr>
-      <w:t xml:space="preserve">/ </w:t>
+      <w:t xml:space="preserve"> / </w:t>
     </w:r>
     <w:r>
       <w:rPr>
@@ -5468,7 +6875,7 @@
         <w:sz w:val="18"/>
         <w:szCs w:val="18"/>
       </w:rPr>
-      <w:t>11</w:t>
+      <w:t>17</w:t>
     </w:r>
     <w:r>
       <w:rPr>
@@ -5517,16 +6924,7 @@
         <w:szCs w:val="18"/>
         <w:cs/>
       </w:rPr>
-      <w:t>คู</w:t>
-    </w:r>
-    <w:r>
-      <w:rPr>
-        <w:color w:val="666666"/>
-        <w:sz w:val="18"/>
-        <w:szCs w:val="18"/>
-        <w:cs/>
-      </w:rPr>
-      <w:t xml:space="preserve">่มือ </w:t>
+      <w:t xml:space="preserve">คู่มือ </w:t>
     </w:r>
     <w:r>
       <w:rPr>
@@ -5552,6 +6950,60 @@
 <file path=word/numbering.xml><?xml version="1.0" encoding="utf-8"?>
 <w:numbering xmlns:wpc="http://schemas.microsoft.com/office/word/2010/wordprocessingCanvas" xmlns:cx="http://schemas.microsoft.com/office/drawing/2014/chartex" xmlns:mc="http://schemas.openxmlformats.org/markup-compatibility/2006" xmlns:o="urn:schemas-microsoft-com:office:office" xmlns:r="http://schemas.openxmlformats.org/officeDocument/2006/relationships" xmlns:m="http://schemas.openxmlformats.org/officeDocument/2006/math" xmlns:v="urn:schemas-microsoft-com:vml" xmlns:wp14="http://schemas.microsoft.com/office/word/2010/wordprocessingDrawing" xmlns:wp="http://schemas.openxmlformats.org/drawingml/2006/wordprocessingDrawing" xmlns:w10="urn:schemas-microsoft-com:office:word" xmlns:w="http://schemas.openxmlformats.org/wordprocessingml/2006/main" xmlns:w14="http://schemas.microsoft.com/office/word/2010/wordml" xmlns:w15="http://schemas.microsoft.com/office/word/2012/wordml" xmlns:w16se="http://schemas.microsoft.com/office/word/2015/wordml/symex" xmlns:wpg="http://schemas.microsoft.com/office/word/2010/wordprocessingGroup" xmlns:wpi="http://schemas.microsoft.com/office/word/2010/wordprocessingInk" xmlns:wne="http://schemas.microsoft.com/office/word/2006/wordml" xmlns:wps="http://schemas.microsoft.com/office/word/2010/wordprocessingShape" mc:Ignorable="w14 w15 w16se wp14">
   <w:abstractNum w:abstractNumId="0" w15:restartNumberingAfterBreak="0">
+    <w:nsid w:val="00BD6F17"/>
+    <w:multiLevelType w:val="multilevel"/>
+    <w:tmpl w:val="960A9940"/>
+    <w:lvl w:ilvl="0">
+      <w:start w:val="1"/>
+      <w:numFmt w:val="decimal"/>
+      <w:lvlText w:val="%1."/>
+      <w:lvlJc w:val="left"/>
+      <w:pPr>
+        <w:ind w:left="560" w:hanging="340"/>
+      </w:pPr>
+    </w:lvl>
+    <w:lvl w:ilvl="1">
+      <w:numFmt w:val="decimal"/>
+      <w:lvlText w:val=""/>
+      <w:lvlJc w:val="left"/>
+    </w:lvl>
+    <w:lvl w:ilvl="2">
+      <w:numFmt w:val="decimal"/>
+      <w:lvlText w:val=""/>
+      <w:lvlJc w:val="left"/>
+    </w:lvl>
+    <w:lvl w:ilvl="3">
+      <w:numFmt w:val="decimal"/>
+      <w:lvlText w:val=""/>
+      <w:lvlJc w:val="left"/>
+    </w:lvl>
+    <w:lvl w:ilvl="4">
+      <w:numFmt w:val="decimal"/>
+      <w:lvlText w:val=""/>
+      <w:lvlJc w:val="left"/>
+    </w:lvl>
+    <w:lvl w:ilvl="5">
+      <w:numFmt w:val="decimal"/>
+      <w:lvlText w:val=""/>
+      <w:lvlJc w:val="left"/>
+    </w:lvl>
+    <w:lvl w:ilvl="6">
+      <w:numFmt w:val="decimal"/>
+      <w:lvlText w:val=""/>
+      <w:lvlJc w:val="left"/>
+    </w:lvl>
+    <w:lvl w:ilvl="7">
+      <w:numFmt w:val="decimal"/>
+      <w:lvlText w:val=""/>
+      <w:lvlJc w:val="left"/>
+    </w:lvl>
+    <w:lvl w:ilvl="8">
+      <w:numFmt w:val="decimal"/>
+      <w:lvlText w:val=""/>
+      <w:lvlJc w:val="left"/>
+    </w:lvl>
+  </w:abstractNum>
+  <w:abstractNum w:abstractNumId="1" w15:restartNumberingAfterBreak="0">
     <w:nsid w:val="036A3364"/>
     <w:multiLevelType w:val="hybridMultilevel"/>
     <w:tmpl w:val="960A9940"/>
@@ -5605,7 +7057,115 @@
       <w:lvlJc w:val="left"/>
     </w:lvl>
   </w:abstractNum>
-  <w:abstractNum w:abstractNumId="1" w15:restartNumberingAfterBreak="0">
+  <w:abstractNum w:abstractNumId="2" w15:restartNumberingAfterBreak="0">
+    <w:nsid w:val="177D43FF"/>
+    <w:multiLevelType w:val="multilevel"/>
+    <w:tmpl w:val="960A9940"/>
+    <w:lvl w:ilvl="0">
+      <w:start w:val="1"/>
+      <w:numFmt w:val="decimal"/>
+      <w:lvlText w:val="%1."/>
+      <w:lvlJc w:val="left"/>
+      <w:pPr>
+        <w:ind w:left="560" w:hanging="340"/>
+      </w:pPr>
+    </w:lvl>
+    <w:lvl w:ilvl="1">
+      <w:numFmt w:val="decimal"/>
+      <w:lvlText w:val=""/>
+      <w:lvlJc w:val="left"/>
+    </w:lvl>
+    <w:lvl w:ilvl="2">
+      <w:numFmt w:val="decimal"/>
+      <w:lvlText w:val=""/>
+      <w:lvlJc w:val="left"/>
+    </w:lvl>
+    <w:lvl w:ilvl="3">
+      <w:numFmt w:val="decimal"/>
+      <w:lvlText w:val=""/>
+      <w:lvlJc w:val="left"/>
+    </w:lvl>
+    <w:lvl w:ilvl="4">
+      <w:numFmt w:val="decimal"/>
+      <w:lvlText w:val=""/>
+      <w:lvlJc w:val="left"/>
+    </w:lvl>
+    <w:lvl w:ilvl="5">
+      <w:numFmt w:val="decimal"/>
+      <w:lvlText w:val=""/>
+      <w:lvlJc w:val="left"/>
+    </w:lvl>
+    <w:lvl w:ilvl="6">
+      <w:numFmt w:val="decimal"/>
+      <w:lvlText w:val=""/>
+      <w:lvlJc w:val="left"/>
+    </w:lvl>
+    <w:lvl w:ilvl="7">
+      <w:numFmt w:val="decimal"/>
+      <w:lvlText w:val=""/>
+      <w:lvlJc w:val="left"/>
+    </w:lvl>
+    <w:lvl w:ilvl="8">
+      <w:numFmt w:val="decimal"/>
+      <w:lvlText w:val=""/>
+      <w:lvlJc w:val="left"/>
+    </w:lvl>
+  </w:abstractNum>
+  <w:abstractNum w:abstractNumId="3" w15:restartNumberingAfterBreak="0">
+    <w:nsid w:val="1FDA30B2"/>
+    <w:multiLevelType w:val="multilevel"/>
+    <w:tmpl w:val="960A9940"/>
+    <w:lvl w:ilvl="0">
+      <w:start w:val="1"/>
+      <w:numFmt w:val="decimal"/>
+      <w:lvlText w:val="%1."/>
+      <w:lvlJc w:val="left"/>
+      <w:pPr>
+        <w:ind w:left="560" w:hanging="340"/>
+      </w:pPr>
+    </w:lvl>
+    <w:lvl w:ilvl="1">
+      <w:numFmt w:val="decimal"/>
+      <w:lvlText w:val=""/>
+      <w:lvlJc w:val="left"/>
+    </w:lvl>
+    <w:lvl w:ilvl="2">
+      <w:numFmt w:val="decimal"/>
+      <w:lvlText w:val=""/>
+      <w:lvlJc w:val="left"/>
+    </w:lvl>
+    <w:lvl w:ilvl="3">
+      <w:numFmt w:val="decimal"/>
+      <w:lvlText w:val=""/>
+      <w:lvlJc w:val="left"/>
+    </w:lvl>
+    <w:lvl w:ilvl="4">
+      <w:numFmt w:val="decimal"/>
+      <w:lvlText w:val=""/>
+      <w:lvlJc w:val="left"/>
+    </w:lvl>
+    <w:lvl w:ilvl="5">
+      <w:numFmt w:val="decimal"/>
+      <w:lvlText w:val=""/>
+      <w:lvlJc w:val="left"/>
+    </w:lvl>
+    <w:lvl w:ilvl="6">
+      <w:numFmt w:val="decimal"/>
+      <w:lvlText w:val=""/>
+      <w:lvlJc w:val="left"/>
+    </w:lvl>
+    <w:lvl w:ilvl="7">
+      <w:numFmt w:val="decimal"/>
+      <w:lvlText w:val=""/>
+      <w:lvlJc w:val="left"/>
+    </w:lvl>
+    <w:lvl w:ilvl="8">
+      <w:numFmt w:val="decimal"/>
+      <w:lvlText w:val=""/>
+      <w:lvlJc w:val="left"/>
+    </w:lvl>
+  </w:abstractNum>
+  <w:abstractNum w:abstractNumId="4" w15:restartNumberingAfterBreak="0">
     <w:nsid w:val="316418D6"/>
     <w:multiLevelType w:val="hybridMultilevel"/>
     <w:tmpl w:val="0394AE0C"/>
@@ -5691,7 +7251,7 @@
       </w:pPr>
     </w:lvl>
   </w:abstractNum>
-  <w:abstractNum w:abstractNumId="2" w15:restartNumberingAfterBreak="0">
+  <w:abstractNum w:abstractNumId="5" w15:restartNumberingAfterBreak="0">
     <w:nsid w:val="72A919BB"/>
     <w:multiLevelType w:val="hybridMultilevel"/>
     <w:tmpl w:val="A1802C5C"/>
@@ -5750,22 +7310,34 @@
     </w:lvl>
   </w:abstractNum>
   <w:num w:numId="1">
+    <w:abstractNumId w:val="4"/>
+    <w:lvlOverride w:ilvl="0">
+      <w:startOverride w:val="1"/>
+    </w:lvlOverride>
+  </w:num>
+  <w:num w:numId="2">
+    <w:abstractNumId w:val="5"/>
+    <w:lvlOverride w:ilvl="0">
+      <w:startOverride w:val="1"/>
+    </w:lvlOverride>
+  </w:num>
+  <w:num w:numId="3">
     <w:abstractNumId w:val="1"/>
     <w:lvlOverride w:ilvl="0">
       <w:startOverride w:val="1"/>
     </w:lvlOverride>
   </w:num>
-  <w:num w:numId="2">
+  <w:num w:numId="4">
+    <w:abstractNumId w:val="1"/>
+  </w:num>
+  <w:num w:numId="5">
+    <w:abstractNumId w:val="3"/>
+  </w:num>
+  <w:num w:numId="6">
+    <w:abstractNumId w:val="0"/>
+  </w:num>
+  <w:num w:numId="7">
     <w:abstractNumId w:val="2"/>
-    <w:lvlOverride w:ilvl="0">
-      <w:startOverride w:val="1"/>
-    </w:lvlOverride>
-  </w:num>
-  <w:num w:numId="3">
-    <w:abstractNumId w:val="0"/>
-    <w:lvlOverride w:ilvl="0">
-      <w:startOverride w:val="1"/>
-    </w:lvlOverride>
   </w:num>
 </w:numbering>
 </file>
@@ -6663,7 +8235,7 @@
 </file>
 
 <file path=customXml/itemProps1.xml><?xml version="1.0" encoding="utf-8"?>
-<ds:datastoreItem xmlns:ds="http://schemas.openxmlformats.org/officeDocument/2006/customXml" ds:itemID="{FB87A637-65DF-478B-A67A-6064C35FE1A1}">
+<ds:datastoreItem xmlns:ds="http://schemas.openxmlformats.org/officeDocument/2006/customXml" ds:itemID="{966F807A-8907-4278-8CCD-F0DDA233D13A}">
   <ds:schemaRefs>
     <ds:schemaRef ds:uri="http://schemas.openxmlformats.org/officeDocument/2006/bibliography"/>
   </ds:schemaRefs>
